--- a/internal_doc/03.开发设计/OM/OM架构设计.docx
+++ b/internal_doc/03.开发设计/OM/OM架构设计.docx
@@ -68,30 +68,8 @@
               <w:rPr>
                 <w:rFonts w:hint="eastAsia"/>
               </w:rPr>
-              <w:t xml:space="preserve">1.0.0 Init </w:t>
-            </w:r>
-            <w:proofErr w:type="spellStart"/>
-            <w:r>
-              <w:rPr>
-                <w:rFonts w:hint="eastAsia"/>
-              </w:rPr>
-              <w:t>Xu</w:t>
-            </w:r>
-            <w:proofErr w:type="spellEnd"/>
-            <w:r>
-              <w:rPr>
-                <w:rFonts w:hint="eastAsia"/>
-              </w:rPr>
-              <w:t xml:space="preserve"> </w:t>
-            </w:r>
-            <w:proofErr w:type="spellStart"/>
-            <w:r>
-              <w:rPr>
-                <w:rFonts w:hint="eastAsia"/>
-              </w:rPr>
-              <w:t>Jianhui</w:t>
-            </w:r>
-            <w:proofErr w:type="spellEnd"/>
+              <w:t>1.0.0 Init Xu Jianhui</w:t>
+            </w:r>
           </w:p>
         </w:tc>
       </w:tr>
@@ -347,11 +325,9 @@
               <w:pStyle w:val="ListParagraph"/>
               <w:ind w:firstLineChars="0" w:firstLine="0"/>
             </w:pPr>
-            <w:proofErr w:type="spellStart"/>
             <w:r>
               <w:t>ClusterName</w:t>
             </w:r>
-            <w:proofErr w:type="spellEnd"/>
           </w:p>
         </w:tc>
         <w:tc>
@@ -397,11 +373,9 @@
               <w:pStyle w:val="ListParagraph"/>
               <w:ind w:firstLineChars="0" w:firstLine="0"/>
             </w:pPr>
-            <w:proofErr w:type="spellStart"/>
             <w:r>
               <w:t>ClusterName</w:t>
             </w:r>
-            <w:proofErr w:type="spellEnd"/>
             <w:r>
               <w:rPr>
                 <w:rFonts w:hint="eastAsia"/>
@@ -433,14 +407,12 @@
               <w:pStyle w:val="ListParagraph"/>
               <w:ind w:firstLineChars="0" w:firstLine="0"/>
             </w:pPr>
-            <w:proofErr w:type="spellStart"/>
             <w:r>
               <w:rPr>
                 <w:rFonts w:hint="eastAsia"/>
               </w:rPr>
               <w:t>Desc</w:t>
             </w:r>
-            <w:proofErr w:type="spellEnd"/>
           </w:p>
         </w:tc>
         <w:tc>
@@ -493,11 +465,9 @@
               <w:pStyle w:val="ListParagraph"/>
               <w:ind w:firstLineChars="0" w:firstLine="0"/>
             </w:pPr>
-            <w:proofErr w:type="spellStart"/>
             <w:r>
               <w:t>SdbUser</w:t>
             </w:r>
-            <w:proofErr w:type="spellEnd"/>
           </w:p>
         </w:tc>
         <w:tc>
@@ -550,11 +520,9 @@
               <w:pStyle w:val="ListParagraph"/>
               <w:ind w:firstLineChars="0" w:firstLine="0"/>
             </w:pPr>
-            <w:proofErr w:type="spellStart"/>
             <w:r>
               <w:t>SdbPasswd</w:t>
             </w:r>
-            <w:proofErr w:type="spellEnd"/>
           </w:p>
         </w:tc>
         <w:tc>
@@ -607,11 +575,9 @@
               <w:pStyle w:val="ListParagraph"/>
               <w:ind w:firstLineChars="0" w:firstLine="0"/>
             </w:pPr>
-            <w:proofErr w:type="spellStart"/>
             <w:r>
               <w:t>SdbUserGroup</w:t>
             </w:r>
-            <w:proofErr w:type="spellEnd"/>
           </w:p>
         </w:tc>
         <w:tc>
@@ -664,11 +630,9 @@
               <w:pStyle w:val="ListParagraph"/>
               <w:ind w:firstLineChars="0" w:firstLine="0"/>
             </w:pPr>
-            <w:proofErr w:type="spellStart"/>
             <w:r>
               <w:t>InstallPath</w:t>
             </w:r>
-            <w:proofErr w:type="spellEnd"/>
           </w:p>
         </w:tc>
         <w:tc>
@@ -725,7 +689,6 @@
                 <w:color w:val="FF0000"/>
               </w:rPr>
             </w:pPr>
-            <w:proofErr w:type="spellStart"/>
             <w:r>
               <w:rPr>
                 <w:rFonts w:hint="eastAsia"/>
@@ -742,7 +705,6 @@
               </w:rPr>
               <w:t>Time</w:t>
             </w:r>
-            <w:proofErr w:type="spellEnd"/>
           </w:p>
         </w:tc>
         <w:tc>
@@ -913,7 +875,6 @@
               <w:pStyle w:val="ListParagraph"/>
               <w:ind w:firstLineChars="0" w:firstLine="0"/>
             </w:pPr>
-            <w:proofErr w:type="spellStart"/>
             <w:r>
               <w:rPr>
                 <w:rFonts w:hint="eastAsia"/>
@@ -926,7 +887,6 @@
               </w:rPr>
               <w:t>Name</w:t>
             </w:r>
-            <w:proofErr w:type="spellEnd"/>
           </w:p>
         </w:tc>
         <w:tc>
@@ -1003,14 +963,12 @@
               <w:pStyle w:val="ListParagraph"/>
               <w:ind w:firstLineChars="0" w:firstLine="0"/>
             </w:pPr>
-            <w:proofErr w:type="spellStart"/>
             <w:r>
               <w:rPr>
                 <w:rFonts w:hint="eastAsia"/>
               </w:rPr>
               <w:t>ClusterName</w:t>
             </w:r>
-            <w:proofErr w:type="spellEnd"/>
           </w:p>
         </w:tc>
         <w:tc>
@@ -1050,14 +1008,12 @@
               <w:pStyle w:val="ListParagraph"/>
               <w:ind w:firstLineChars="0" w:firstLine="0"/>
             </w:pPr>
-            <w:proofErr w:type="spellStart"/>
             <w:r>
               <w:rPr>
                 <w:rFonts w:hint="eastAsia"/>
               </w:rPr>
               <w:t>ClusterName</w:t>
             </w:r>
-            <w:proofErr w:type="spellEnd"/>
             <w:r>
               <w:t>:”</w:t>
             </w:r>
@@ -1375,11 +1331,9 @@
               <w:pStyle w:val="ListParagraph"/>
               <w:ind w:firstLineChars="0" w:firstLine="0"/>
             </w:pPr>
-            <w:proofErr w:type="spellStart"/>
             <w:r>
               <w:t>InstallPath</w:t>
             </w:r>
-            <w:proofErr w:type="spellEnd"/>
           </w:p>
         </w:tc>
         <w:tc>
@@ -1432,14 +1386,12 @@
               <w:pStyle w:val="ListParagraph"/>
               <w:ind w:firstLineChars="0" w:firstLine="0"/>
             </w:pPr>
-            <w:proofErr w:type="spellStart"/>
             <w:r>
               <w:rPr>
                 <w:rFonts w:hint="eastAsia"/>
               </w:rPr>
               <w:t>AgentPort</w:t>
             </w:r>
-            <w:proofErr w:type="spellEnd"/>
           </w:p>
         </w:tc>
         <w:tc>
@@ -1492,14 +1444,12 @@
               <w:pStyle w:val="ListParagraph"/>
               <w:ind w:firstLineChars="0" w:firstLine="0"/>
             </w:pPr>
-            <w:proofErr w:type="spellStart"/>
             <w:r>
               <w:rPr>
                 <w:rFonts w:hint="eastAsia"/>
               </w:rPr>
               <w:t>SshPort</w:t>
             </w:r>
-            <w:proofErr w:type="spellEnd"/>
           </w:p>
         </w:tc>
         <w:tc>
@@ -2396,14 +2346,12 @@
               <w:r>
                 <w:t>“</w:t>
               </w:r>
-              <w:proofErr w:type="spellStart"/>
               <w:r>
                 <w:rPr>
                   <w:rFonts w:hint="eastAsia"/>
                 </w:rPr>
                 <w:t>RedHatEnterpriseServer</w:t>
               </w:r>
-              <w:proofErr w:type="spellEnd"/>
               <w:r>
                 <w:t>”</w:t>
               </w:r>
@@ -2787,6 +2735,118 @@
         </w:tc>
       </w:tr>
       <w:tr>
+        <w:trPr>
+          <w:ins w:id="47" w:author="tanzhaobo" w:date="2015-03-13T16:41:00Z"/>
+        </w:trPr>
+        <w:tc>
+          <w:tcPr>
+            <w:tcW w:w="1920" w:type="dxa"/>
+          </w:tcPr>
+          <w:p>
+            <w:pPr>
+              <w:pStyle w:val="ListParagraph"/>
+              <w:ind w:firstLineChars="0" w:firstLine="0"/>
+              <w:rPr>
+                <w:ins w:id="48" w:author="tanzhaobo" w:date="2015-03-13T16:41:00Z"/>
+                <w:rFonts w:hint="eastAsia"/>
+              </w:rPr>
+            </w:pPr>
+            <w:ins w:id="49" w:author="tanzhaobo" w:date="2015-03-13T16:45:00Z">
+              <w:r>
+                <w:t>SdbUser</w:t>
+              </w:r>
+            </w:ins>
+          </w:p>
+        </w:tc>
+        <w:tc>
+          <w:tcPr>
+            <w:tcW w:w="1920" w:type="dxa"/>
+          </w:tcPr>
+          <w:p>
+            <w:pPr>
+              <w:pStyle w:val="ListParagraph"/>
+              <w:ind w:firstLineChars="0" w:firstLine="0"/>
+              <w:rPr>
+                <w:ins w:id="50" w:author="tanzhaobo" w:date="2015-03-13T16:41:00Z"/>
+                <w:rFonts w:hint="eastAsia"/>
+              </w:rPr>
+            </w:pPr>
+            <w:ins w:id="51" w:author="tanzhaobo" w:date="2015-03-13T16:41:00Z">
+              <w:r>
+                <w:rPr>
+                  <w:rFonts w:hint="eastAsia"/>
+                </w:rPr>
+                <w:t>String</w:t>
+              </w:r>
+            </w:ins>
+          </w:p>
+        </w:tc>
+        <w:tc>
+          <w:tcPr>
+            <w:tcW w:w="1921" w:type="dxa"/>
+          </w:tcPr>
+          <w:p>
+            <w:pPr>
+              <w:pStyle w:val="ListParagraph"/>
+              <w:ind w:firstLineChars="0" w:firstLine="0"/>
+              <w:rPr>
+                <w:ins w:id="52" w:author="tanzhaobo" w:date="2015-03-13T16:41:00Z"/>
+              </w:rPr>
+            </w:pPr>
+            <w:ins w:id="53" w:author="tanzhaobo" w:date="2015-03-13T16:45:00Z">
+              <w:r>
+                <w:rPr>
+                  <w:rFonts w:hint="eastAsia"/>
+                </w:rPr>
+                <w:t>SequoiaD</w:t>
+              </w:r>
+            </w:ins>
+            <w:ins w:id="54" w:author="tanzhaobo" w:date="2015-03-13T16:46:00Z">
+              <w:r>
+                <w:rPr>
+                  <w:rFonts w:hint="eastAsia"/>
+                </w:rPr>
+                <w:t>B</w:t>
+              </w:r>
+              <w:r>
+                <w:rPr>
+                  <w:rFonts w:hint="eastAsia"/>
+                </w:rPr>
+                <w:t>进程用户名</w:t>
+              </w:r>
+            </w:ins>
+          </w:p>
+        </w:tc>
+        <w:tc>
+          <w:tcPr>
+            <w:tcW w:w="1921" w:type="dxa"/>
+          </w:tcPr>
+          <w:p>
+            <w:pPr>
+              <w:pStyle w:val="ListParagraph"/>
+              <w:ind w:firstLineChars="0" w:firstLine="0"/>
+              <w:rPr>
+                <w:ins w:id="55" w:author="tanzhaobo" w:date="2015-03-13T16:41:00Z"/>
+              </w:rPr>
+            </w:pPr>
+            <w:ins w:id="56" w:author="tanzhaobo" w:date="2015-03-13T16:41:00Z">
+              <w:r>
+                <w:t>“</w:t>
+              </w:r>
+              <w:r>
+                <w:rPr>
+                  <w:rFonts w:hint="eastAsia"/>
+                </w:rPr>
+                <w:t>sdbadmin</w:t>
+              </w:r>
+              <w:r>
+                <w:t>”</w:t>
+              </w:r>
+            </w:ins>
+          </w:p>
+        </w:tc>
+      </w:tr>
+      <w:tr>
         <w:tc>
           <w:tcPr>
             <w:tcW w:w="1920" w:type="dxa"/>
@@ -2841,7 +2901,7 @@
               <w:pStyle w:val="ListParagraph"/>
               <w:ind w:firstLineChars="0" w:firstLine="0"/>
             </w:pPr>
-            <w:ins w:id="47" w:author="tanzhaobo" w:date="2015-01-21T10:23:00Z">
+            <w:ins w:id="57" w:author="tanzhaobo" w:date="2015-01-21T10:23:00Z">
               <w:r>
                 <w:t>“</w:t>
               </w:r>
@@ -2885,7 +2945,7 @@
               <w:pStyle w:val="ListParagraph"/>
               <w:ind w:firstLineChars="0" w:firstLine="0"/>
             </w:pPr>
-            <w:ins w:id="48" w:author="linyoubin" w:date="2015-01-21T10:40:00Z">
+            <w:ins w:id="58" w:author="linyoubin" w:date="2015-01-21T10:40:00Z">
               <w:r>
                 <w:rPr>
                   <w:rFonts w:hint="eastAsia"/>
@@ -2893,7 +2953,7 @@
                 <w:t>String</w:t>
               </w:r>
             </w:ins>
-            <w:del w:id="49" w:author="linyoubin" w:date="2015-01-21T10:40:00Z">
+            <w:del w:id="59" w:author="linyoubin" w:date="2015-01-21T10:40:00Z">
               <w:r>
                 <w:rPr>
                   <w:rFonts w:hint="eastAsia"/>
@@ -2929,12 +2989,12 @@
               <w:pStyle w:val="ListParagraph"/>
               <w:ind w:firstLineChars="0" w:firstLine="0"/>
             </w:pPr>
-            <w:ins w:id="50" w:author="linyoubin" w:date="2015-01-21T10:40:00Z">
+            <w:ins w:id="60" w:author="linyoubin" w:date="2015-01-21T10:40:00Z">
               <w:r>
                 <w:t>“</w:t>
               </w:r>
             </w:ins>
-            <w:ins w:id="51" w:author="tanzhaobo" w:date="2015-01-21T10:24:00Z">
+            <w:ins w:id="61" w:author="tanzhaobo" w:date="2015-01-21T10:24:00Z">
               <w:r>
                 <w:rPr>
                   <w:rFonts w:hint="eastAsia"/>
@@ -2942,7 +3002,7 @@
                 <w:t>11790</w:t>
               </w:r>
             </w:ins>
-            <w:ins w:id="52" w:author="linyoubin" w:date="2015-01-21T10:40:00Z">
+            <w:ins w:id="62" w:author="linyoubin" w:date="2015-01-21T10:40:00Z">
               <w:r>
                 <w:t>“</w:t>
               </w:r>
@@ -2960,7 +3020,7 @@
               <w:pStyle w:val="ListParagraph"/>
               <w:ind w:firstLineChars="0" w:firstLine="0"/>
             </w:pPr>
-            <w:del w:id="53" w:author="tanzhaobo" w:date="2015-01-21T10:22:00Z">
+            <w:del w:id="63" w:author="tanzhaobo" w:date="2015-01-21T10:22:00Z">
               <w:r>
                 <w:rPr>
                   <w:rFonts w:hint="eastAsia"/>
@@ -2979,7 +3039,7 @@
               <w:pStyle w:val="ListParagraph"/>
               <w:ind w:firstLineChars="0" w:firstLine="0"/>
             </w:pPr>
-            <w:del w:id="54" w:author="tanzhaobo" w:date="2015-01-21T10:22:00Z">
+            <w:del w:id="64" w:author="tanzhaobo" w:date="2015-01-21T10:22:00Z">
               <w:r>
                 <w:rPr>
                   <w:rFonts w:hint="eastAsia"/>
@@ -3014,7 +3074,7 @@
       </w:tr>
       <w:tr>
         <w:trPr>
-          <w:ins w:id="55" w:author="tanzhaobo" w:date="2015-01-21T10:23:00Z"/>
+          <w:ins w:id="65" w:author="tanzhaobo" w:date="2015-01-21T10:23:00Z"/>
         </w:trPr>
         <w:tc>
           <w:tcPr>
@@ -3025,10 +3085,10 @@
               <w:pStyle w:val="ListParagraph"/>
               <w:ind w:firstLineChars="0" w:firstLine="0"/>
               <w:rPr>
-                <w:ins w:id="56" w:author="tanzhaobo" w:date="2015-01-21T10:23:00Z"/>
-              </w:rPr>
-            </w:pPr>
-            <w:ins w:id="57" w:author="tanzhaobo" w:date="2015-01-21T10:23:00Z">
+                <w:ins w:id="66" w:author="tanzhaobo" w:date="2015-01-21T10:23:00Z"/>
+              </w:rPr>
+            </w:pPr>
+            <w:ins w:id="67" w:author="tanzhaobo" w:date="2015-01-21T10:23:00Z">
               <w:r>
                 <w:rPr>
                   <w:rFonts w:hint="eastAsia"/>
@@ -3047,10 +3107,10 @@
               <w:pStyle w:val="ListParagraph"/>
               <w:ind w:firstLineChars="0" w:firstLine="0"/>
               <w:rPr>
-                <w:ins w:id="58" w:author="tanzhaobo" w:date="2015-01-21T10:23:00Z"/>
-              </w:rPr>
-            </w:pPr>
-            <w:ins w:id="59" w:author="tanzhaobo" w:date="2015-01-21T10:23:00Z">
+                <w:ins w:id="68" w:author="tanzhaobo" w:date="2015-01-21T10:23:00Z"/>
+              </w:rPr>
+            </w:pPr>
+            <w:ins w:id="69" w:author="tanzhaobo" w:date="2015-01-21T10:23:00Z">
               <w:r>
                 <w:rPr>
                   <w:rFonts w:hint="eastAsia"/>
@@ -3069,24 +3129,24 @@
               <w:pStyle w:val="ListParagraph"/>
               <w:ind w:firstLineChars="0" w:firstLine="0"/>
               <w:rPr>
-                <w:ins w:id="60" w:author="tanzhaobo" w:date="2015-01-21T10:23:00Z"/>
-              </w:rPr>
-            </w:pPr>
-          </w:p>
-        </w:tc>
-        <w:tc>
-          <w:tcPr>
-            <w:tcW w:w="1921" w:type="dxa"/>
-          </w:tcPr>
-          <w:p>
-            <w:pPr>
-              <w:pStyle w:val="ListParagraph"/>
-              <w:ind w:firstLineChars="0" w:firstLine="0"/>
-              <w:rPr>
-                <w:ins w:id="61" w:author="tanzhaobo" w:date="2015-01-21T10:23:00Z"/>
-              </w:rPr>
-            </w:pPr>
-            <w:ins w:id="62" w:author="tanzhaobo" w:date="2015-01-21T10:23:00Z">
+                <w:ins w:id="70" w:author="tanzhaobo" w:date="2015-01-21T10:23:00Z"/>
+              </w:rPr>
+            </w:pPr>
+          </w:p>
+        </w:tc>
+        <w:tc>
+          <w:tcPr>
+            <w:tcW w:w="1921" w:type="dxa"/>
+          </w:tcPr>
+          <w:p>
+            <w:pPr>
+              <w:pStyle w:val="ListParagraph"/>
+              <w:ind w:firstLineChars="0" w:firstLine="0"/>
+              <w:rPr>
+                <w:ins w:id="71" w:author="tanzhaobo" w:date="2015-01-21T10:23:00Z"/>
+              </w:rPr>
+            </w:pPr>
+            <w:ins w:id="72" w:author="tanzhaobo" w:date="2015-01-21T10:23:00Z">
               <w:r>
                 <w:rPr>
                   <w:rFonts w:hint="eastAsia"/>
@@ -3486,7 +3546,6 @@
               <w:rPr>
                 <w:rFonts w:hint="eastAsia"/>
               </w:rPr>
-              <w:lastRenderedPageBreak/>
               <w:t>字段名称</w:t>
             </w:r>
           </w:p>
@@ -3610,14 +3669,12 @@
             <w:r>
               <w:t>“</w:t>
             </w:r>
-            <w:proofErr w:type="spellStart"/>
             <w:r>
               <w:rPr>
                 <w:rFonts w:hint="eastAsia"/>
               </w:rPr>
               <w:t>sda</w:t>
             </w:r>
-            <w:proofErr w:type="spellEnd"/>
             <w:r>
               <w:t>”</w:t>
             </w:r>
@@ -3856,7 +3913,7 @@
               <w:pStyle w:val="ListParagraph"/>
               <w:ind w:firstLineChars="0" w:firstLine="0"/>
             </w:pPr>
-            <w:del w:id="63" w:author="tanzhaobo" w:date="2015-01-21T10:26:00Z">
+            <w:del w:id="73" w:author="tanzhaobo" w:date="2015-01-21T10:26:00Z">
               <w:r>
                 <w:rPr>
                   <w:rFonts w:hint="eastAsia"/>
@@ -3875,7 +3932,7 @@
               <w:pStyle w:val="ListParagraph"/>
               <w:ind w:firstLineChars="0" w:firstLine="0"/>
             </w:pPr>
-            <w:del w:id="64" w:author="tanzhaobo" w:date="2015-01-21T10:26:00Z">
+            <w:del w:id="74" w:author="tanzhaobo" w:date="2015-01-21T10:26:00Z">
               <w:r>
                 <w:rPr>
                   <w:rFonts w:hint="eastAsia"/>
@@ -3910,7 +3967,7 @@
       </w:tr>
       <w:tr>
         <w:trPr>
-          <w:ins w:id="65" w:author="tanzhaobo" w:date="2015-01-21T10:26:00Z"/>
+          <w:ins w:id="75" w:author="tanzhaobo" w:date="2015-01-21T10:26:00Z"/>
         </w:trPr>
         <w:tc>
           <w:tcPr>
@@ -3921,18 +3978,16 @@
               <w:pStyle w:val="ListParagraph"/>
               <w:ind w:firstLineChars="0" w:firstLine="0"/>
               <w:rPr>
-                <w:ins w:id="66" w:author="tanzhaobo" w:date="2015-01-21T10:26:00Z"/>
-              </w:rPr>
-            </w:pPr>
-            <w:proofErr w:type="spellStart"/>
-            <w:ins w:id="67" w:author="tanzhaobo" w:date="2015-01-21T10:26:00Z">
+                <w:ins w:id="76" w:author="tanzhaobo" w:date="2015-01-21T10:26:00Z"/>
+              </w:rPr>
+            </w:pPr>
+            <w:ins w:id="77" w:author="tanzhaobo" w:date="2015-01-21T10:26:00Z">
               <w:r>
                 <w:rPr>
                   <w:rFonts w:hint="eastAsia"/>
                 </w:rPr>
                 <w:t>IsLocal</w:t>
               </w:r>
-              <w:proofErr w:type="spellEnd"/>
             </w:ins>
           </w:p>
         </w:tc>
@@ -3945,18 +4000,16 @@
               <w:pStyle w:val="ListParagraph"/>
               <w:ind w:firstLineChars="0" w:firstLine="0"/>
               <w:rPr>
-                <w:ins w:id="68" w:author="tanzhaobo" w:date="2015-01-21T10:26:00Z"/>
-              </w:rPr>
-            </w:pPr>
-            <w:proofErr w:type="spellStart"/>
-            <w:ins w:id="69" w:author="tanzhaobo" w:date="2015-01-21T10:26:00Z">
+                <w:ins w:id="78" w:author="tanzhaobo" w:date="2015-01-21T10:26:00Z"/>
+              </w:rPr>
+            </w:pPr>
+            <w:ins w:id="79" w:author="tanzhaobo" w:date="2015-01-21T10:26:00Z">
               <w:r>
                 <w:rPr>
                   <w:rFonts w:hint="eastAsia"/>
                 </w:rPr>
                 <w:t>bool</w:t>
               </w:r>
-              <w:proofErr w:type="spellEnd"/>
             </w:ins>
           </w:p>
         </w:tc>
@@ -3969,25 +4022,24 @@
               <w:pStyle w:val="ListParagraph"/>
               <w:ind w:firstLineChars="0" w:firstLine="0"/>
               <w:rPr>
-                <w:ins w:id="70" w:author="tanzhaobo" w:date="2015-01-21T10:26:00Z"/>
-              </w:rPr>
-            </w:pPr>
-          </w:p>
-        </w:tc>
-        <w:tc>
-          <w:tcPr>
-            <w:tcW w:w="1921" w:type="dxa"/>
-          </w:tcPr>
-          <w:p>
-            <w:pPr>
-              <w:pStyle w:val="ListParagraph"/>
-              <w:ind w:firstLineChars="0" w:firstLine="0"/>
-              <w:rPr>
-                <w:ins w:id="71" w:author="tanzhaobo" w:date="2015-01-21T10:26:00Z"/>
-              </w:rPr>
-            </w:pPr>
-            <w:proofErr w:type="spellStart"/>
-            <w:ins w:id="72" w:author="tanzhaobo" w:date="2015-01-21T10:27:00Z">
+                <w:ins w:id="80" w:author="tanzhaobo" w:date="2015-01-21T10:26:00Z"/>
+              </w:rPr>
+            </w:pPr>
+          </w:p>
+        </w:tc>
+        <w:tc>
+          <w:tcPr>
+            <w:tcW w:w="1921" w:type="dxa"/>
+          </w:tcPr>
+          <w:p>
+            <w:pPr>
+              <w:pStyle w:val="ListParagraph"/>
+              <w:ind w:firstLineChars="0" w:firstLine="0"/>
+              <w:rPr>
+                <w:ins w:id="81" w:author="tanzhaobo" w:date="2015-01-21T10:26:00Z"/>
+              </w:rPr>
+            </w:pPr>
+            <w:ins w:id="82" w:author="tanzhaobo" w:date="2015-01-21T10:27:00Z">
               <w:r>
                 <w:rPr>
                   <w:rFonts w:hint="eastAsia"/>
@@ -3995,14 +4047,13 @@
                 <w:t>IsLocal:</w:t>
               </w:r>
             </w:ins>
-            <w:ins w:id="73" w:author="tanzhaobo" w:date="2015-01-21T10:26:00Z">
+            <w:ins w:id="83" w:author="tanzhaobo" w:date="2015-01-21T10:26:00Z">
               <w:r>
                 <w:rPr>
                   <w:rFonts w:hint="eastAsia"/>
                 </w:rPr>
                 <w:t>true</w:t>
               </w:r>
-              <w:proofErr w:type="spellEnd"/>
             </w:ins>
           </w:p>
         </w:tc>
@@ -4974,7 +5025,7 @@
               <w:pStyle w:val="ListParagraph"/>
               <w:ind w:firstLineChars="0" w:firstLine="0"/>
             </w:pPr>
-            <w:del w:id="74" w:author="tanzhaobo" w:date="2015-01-21T10:27:00Z">
+            <w:del w:id="84" w:author="tanzhaobo" w:date="2015-01-21T10:27:00Z">
               <w:r>
                 <w:rPr>
                   <w:rFonts w:hint="eastAsia"/>
@@ -4993,7 +5044,7 @@
               <w:pStyle w:val="ListParagraph"/>
               <w:ind w:firstLineChars="0" w:firstLine="0"/>
             </w:pPr>
-            <w:del w:id="75" w:author="tanzhaobo" w:date="2015-01-21T10:27:00Z">
+            <w:del w:id="85" w:author="tanzhaobo" w:date="2015-01-21T10:27:00Z">
               <w:r>
                 <w:rPr>
                   <w:rFonts w:hint="eastAsia"/>
@@ -5028,7 +5079,7 @@
       </w:tr>
       <w:tr>
         <w:trPr>
-          <w:ins w:id="76" w:author="tanzhaobo" w:date="2015-01-21T10:27:00Z"/>
+          <w:ins w:id="86" w:author="tanzhaobo" w:date="2015-01-21T10:27:00Z"/>
         </w:trPr>
         <w:tc>
           <w:tcPr>
@@ -5039,18 +5090,16 @@
               <w:pStyle w:val="ListParagraph"/>
               <w:ind w:firstLineChars="0" w:firstLine="0"/>
               <w:rPr>
-                <w:ins w:id="77" w:author="tanzhaobo" w:date="2015-01-21T10:27:00Z"/>
-              </w:rPr>
-            </w:pPr>
-            <w:proofErr w:type="spellStart"/>
-            <w:ins w:id="78" w:author="tanzhaobo" w:date="2015-01-21T10:27:00Z">
+                <w:ins w:id="87" w:author="tanzhaobo" w:date="2015-01-21T10:27:00Z"/>
+              </w:rPr>
+            </w:pPr>
+            <w:ins w:id="88" w:author="tanzhaobo" w:date="2015-01-21T10:27:00Z">
               <w:r>
                 <w:rPr>
                   <w:rFonts w:hint="eastAsia"/>
                 </w:rPr>
                 <w:t>CanUse</w:t>
               </w:r>
-              <w:proofErr w:type="spellEnd"/>
             </w:ins>
           </w:p>
         </w:tc>
@@ -5063,11 +5112,10 @@
               <w:pStyle w:val="ListParagraph"/>
               <w:ind w:firstLineChars="0" w:firstLine="0"/>
               <w:rPr>
-                <w:ins w:id="79" w:author="tanzhaobo" w:date="2015-01-21T10:27:00Z"/>
-              </w:rPr>
-            </w:pPr>
-            <w:proofErr w:type="spellStart"/>
-            <w:ins w:id="80" w:author="tanzhaobo" w:date="2015-01-21T10:28:00Z">
+                <w:ins w:id="89" w:author="tanzhaobo" w:date="2015-01-21T10:27:00Z"/>
+              </w:rPr>
+            </w:pPr>
+            <w:ins w:id="90" w:author="tanzhaobo" w:date="2015-01-21T10:28:00Z">
               <w:r>
                 <w:rPr>
                   <w:rFonts w:hint="eastAsia"/>
@@ -5075,37 +5123,35 @@
                 <w:t>bool</w:t>
               </w:r>
             </w:ins>
-            <w:proofErr w:type="spellEnd"/>
-          </w:p>
-        </w:tc>
-        <w:tc>
-          <w:tcPr>
-            <w:tcW w:w="1921" w:type="dxa"/>
-          </w:tcPr>
-          <w:p>
-            <w:pPr>
-              <w:pStyle w:val="ListParagraph"/>
-              <w:ind w:firstLineChars="0" w:firstLine="0"/>
-              <w:rPr>
-                <w:ins w:id="81" w:author="tanzhaobo" w:date="2015-01-21T10:27:00Z"/>
-              </w:rPr>
-            </w:pPr>
-          </w:p>
-        </w:tc>
-        <w:tc>
-          <w:tcPr>
-            <w:tcW w:w="1921" w:type="dxa"/>
-          </w:tcPr>
-          <w:p>
-            <w:pPr>
-              <w:pStyle w:val="ListParagraph"/>
-              <w:ind w:firstLineChars="0" w:firstLine="0"/>
-              <w:rPr>
-                <w:ins w:id="82" w:author="tanzhaobo" w:date="2015-01-21T10:27:00Z"/>
-              </w:rPr>
-            </w:pPr>
-            <w:proofErr w:type="spellStart"/>
-            <w:ins w:id="83" w:author="tanzhaobo" w:date="2015-01-21T10:28:00Z">
+          </w:p>
+        </w:tc>
+        <w:tc>
+          <w:tcPr>
+            <w:tcW w:w="1921" w:type="dxa"/>
+          </w:tcPr>
+          <w:p>
+            <w:pPr>
+              <w:pStyle w:val="ListParagraph"/>
+              <w:ind w:firstLineChars="0" w:firstLine="0"/>
+              <w:rPr>
+                <w:ins w:id="91" w:author="tanzhaobo" w:date="2015-01-21T10:27:00Z"/>
+              </w:rPr>
+            </w:pPr>
+          </w:p>
+        </w:tc>
+        <w:tc>
+          <w:tcPr>
+            <w:tcW w:w="1921" w:type="dxa"/>
+          </w:tcPr>
+          <w:p>
+            <w:pPr>
+              <w:pStyle w:val="ListParagraph"/>
+              <w:ind w:firstLineChars="0" w:firstLine="0"/>
+              <w:rPr>
+                <w:ins w:id="92" w:author="tanzhaobo" w:date="2015-01-21T10:27:00Z"/>
+              </w:rPr>
+            </w:pPr>
+            <w:ins w:id="93" w:author="tanzhaobo" w:date="2015-01-21T10:28:00Z">
               <w:r>
                 <w:rPr>
                   <w:rFonts w:hint="eastAsia"/>
@@ -5113,7 +5159,6 @@
                 <w:t>CanUse:false</w:t>
               </w:r>
             </w:ins>
-            <w:proofErr w:type="spellEnd"/>
           </w:p>
         </w:tc>
       </w:tr>
@@ -5304,7 +5349,7 @@
               <w:pStyle w:val="ListParagraph"/>
               <w:ind w:firstLineChars="0" w:firstLine="0"/>
             </w:pPr>
-            <w:del w:id="84" w:author="tanzhaobo" w:date="2015-01-21T10:28:00Z">
+            <w:del w:id="94" w:author="tanzhaobo" w:date="2015-01-21T10:28:00Z">
               <w:r>
                 <w:rPr>
                   <w:rFonts w:hint="eastAsia"/>
@@ -5323,7 +5368,7 @@
               <w:pStyle w:val="ListParagraph"/>
               <w:ind w:firstLineChars="0" w:firstLine="0"/>
             </w:pPr>
-            <w:del w:id="85" w:author="tanzhaobo" w:date="2015-01-21T10:28:00Z">
+            <w:del w:id="95" w:author="tanzhaobo" w:date="2015-01-21T10:28:00Z">
               <w:r>
                 <w:rPr>
                   <w:rFonts w:hint="eastAsia"/>
@@ -5358,7 +5403,7 @@
       </w:tr>
       <w:tr>
         <w:trPr>
-          <w:ins w:id="86" w:author="tanzhaobo" w:date="2015-01-21T10:28:00Z"/>
+          <w:ins w:id="96" w:author="tanzhaobo" w:date="2015-01-21T10:28:00Z"/>
         </w:trPr>
         <w:tc>
           <w:tcPr>
@@ -5369,18 +5414,16 @@
               <w:pStyle w:val="ListParagraph"/>
               <w:ind w:firstLineChars="0" w:firstLine="0"/>
               <w:rPr>
-                <w:ins w:id="87" w:author="tanzhaobo" w:date="2015-01-21T10:28:00Z"/>
-              </w:rPr>
-            </w:pPr>
-            <w:proofErr w:type="spellStart"/>
-            <w:ins w:id="88" w:author="tanzhaobo" w:date="2015-01-21T10:28:00Z">
+                <w:ins w:id="97" w:author="tanzhaobo" w:date="2015-01-21T10:28:00Z"/>
+              </w:rPr>
+            </w:pPr>
+            <w:ins w:id="98" w:author="tanzhaobo" w:date="2015-01-21T10:28:00Z">
               <w:r>
                 <w:rPr>
                   <w:rFonts w:hint="eastAsia"/>
                 </w:rPr>
                 <w:t>IsRunning</w:t>
               </w:r>
-              <w:proofErr w:type="spellEnd"/>
             </w:ins>
           </w:p>
         </w:tc>
@@ -5393,18 +5436,16 @@
               <w:pStyle w:val="ListParagraph"/>
               <w:ind w:firstLineChars="0" w:firstLine="0"/>
               <w:rPr>
-                <w:ins w:id="89" w:author="tanzhaobo" w:date="2015-01-21T10:28:00Z"/>
-              </w:rPr>
-            </w:pPr>
-            <w:proofErr w:type="spellStart"/>
-            <w:ins w:id="90" w:author="tanzhaobo" w:date="2015-01-21T10:28:00Z">
+                <w:ins w:id="99" w:author="tanzhaobo" w:date="2015-01-21T10:28:00Z"/>
+              </w:rPr>
+            </w:pPr>
+            <w:ins w:id="100" w:author="tanzhaobo" w:date="2015-01-21T10:28:00Z">
               <w:r>
                 <w:rPr>
                   <w:rFonts w:hint="eastAsia"/>
                 </w:rPr>
                 <w:t>bool</w:t>
               </w:r>
-              <w:proofErr w:type="spellEnd"/>
             </w:ins>
           </w:p>
         </w:tc>
@@ -5417,25 +5458,24 @@
               <w:pStyle w:val="ListParagraph"/>
               <w:ind w:firstLineChars="0" w:firstLine="0"/>
               <w:rPr>
-                <w:ins w:id="91" w:author="tanzhaobo" w:date="2015-01-21T10:28:00Z"/>
-              </w:rPr>
-            </w:pPr>
-          </w:p>
-        </w:tc>
-        <w:tc>
-          <w:tcPr>
-            <w:tcW w:w="1921" w:type="dxa"/>
-          </w:tcPr>
-          <w:p>
-            <w:pPr>
-              <w:pStyle w:val="ListParagraph"/>
-              <w:ind w:firstLineChars="0" w:firstLine="0"/>
-              <w:rPr>
-                <w:ins w:id="92" w:author="tanzhaobo" w:date="2015-01-21T10:28:00Z"/>
-              </w:rPr>
-            </w:pPr>
-            <w:proofErr w:type="spellStart"/>
-            <w:ins w:id="93" w:author="tanzhaobo" w:date="2015-01-21T10:29:00Z">
+                <w:ins w:id="101" w:author="tanzhaobo" w:date="2015-01-21T10:28:00Z"/>
+              </w:rPr>
+            </w:pPr>
+          </w:p>
+        </w:tc>
+        <w:tc>
+          <w:tcPr>
+            <w:tcW w:w="1921" w:type="dxa"/>
+          </w:tcPr>
+          <w:p>
+            <w:pPr>
+              <w:pStyle w:val="ListParagraph"/>
+              <w:ind w:firstLineChars="0" w:firstLine="0"/>
+              <w:rPr>
+                <w:ins w:id="102" w:author="tanzhaobo" w:date="2015-01-21T10:28:00Z"/>
+              </w:rPr>
+            </w:pPr>
+            <w:ins w:id="103" w:author="tanzhaobo" w:date="2015-01-21T10:29:00Z">
               <w:r>
                 <w:rPr>
                   <w:rFonts w:hint="eastAsia"/>
@@ -5443,7 +5483,6 @@
                 <w:t>IsRunning:false</w:t>
               </w:r>
             </w:ins>
-            <w:proofErr w:type="spellEnd"/>
           </w:p>
         </w:tc>
       </w:tr>
@@ -5688,19 +5727,11 @@
             <w:r>
               <w:t>”</w:t>
             </w:r>
-            <w:proofErr w:type="spellStart"/>
-            <w:r>
-              <w:rPr>
-                <w:rFonts w:hint="eastAsia"/>
-              </w:rPr>
-              <w:t>ip</w:t>
-            </w:r>
-            <w:proofErr w:type="spellEnd"/>
-            <w:r>
-              <w:rPr>
-                <w:rFonts w:hint="eastAsia"/>
-              </w:rPr>
-              <w:t>-tables</w:t>
+            <w:r>
+              <w:rPr>
+                <w:rFonts w:hint="eastAsia"/>
+              </w:rPr>
+              <w:t>ip-tables</w:t>
             </w:r>
             <w:r>
               <w:t>”</w:t>
@@ -5718,7 +5749,7 @@
               <w:pStyle w:val="ListParagraph"/>
               <w:ind w:firstLineChars="0" w:firstLine="0"/>
             </w:pPr>
-            <w:del w:id="94" w:author="tanzhaobo" w:date="2015-01-21T10:29:00Z">
+            <w:del w:id="104" w:author="tanzhaobo" w:date="2015-01-21T10:29:00Z">
               <w:r>
                 <w:rPr>
                   <w:rFonts w:hint="eastAsia"/>
@@ -5737,7 +5768,7 @@
               <w:pStyle w:val="ListParagraph"/>
               <w:ind w:firstLineChars="0" w:firstLine="0"/>
             </w:pPr>
-            <w:del w:id="95" w:author="tanzhaobo" w:date="2015-01-21T10:29:00Z">
+            <w:del w:id="105" w:author="tanzhaobo" w:date="2015-01-21T10:29:00Z">
               <w:r>
                 <w:rPr>
                   <w:rFonts w:hint="eastAsia"/>
@@ -5772,7 +5803,7 @@
       </w:tr>
       <w:tr>
         <w:trPr>
-          <w:ins w:id="96" w:author="tanzhaobo" w:date="2015-01-21T10:29:00Z"/>
+          <w:ins w:id="106" w:author="tanzhaobo" w:date="2015-01-21T10:29:00Z"/>
         </w:trPr>
         <w:tc>
           <w:tcPr>
@@ -5783,18 +5814,16 @@
               <w:pStyle w:val="ListParagraph"/>
               <w:ind w:firstLineChars="0" w:firstLine="0"/>
               <w:rPr>
-                <w:ins w:id="97" w:author="tanzhaobo" w:date="2015-01-21T10:29:00Z"/>
-              </w:rPr>
-            </w:pPr>
-            <w:proofErr w:type="spellStart"/>
-            <w:ins w:id="98" w:author="tanzhaobo" w:date="2015-01-21T10:29:00Z">
+                <w:ins w:id="107" w:author="tanzhaobo" w:date="2015-01-21T10:29:00Z"/>
+              </w:rPr>
+            </w:pPr>
+            <w:ins w:id="108" w:author="tanzhaobo" w:date="2015-01-21T10:29:00Z">
               <w:r>
                 <w:rPr>
                   <w:rFonts w:hint="eastAsia"/>
                 </w:rPr>
                 <w:t>IsRunning</w:t>
               </w:r>
-              <w:proofErr w:type="spellEnd"/>
             </w:ins>
           </w:p>
         </w:tc>
@@ -5807,18 +5836,16 @@
               <w:pStyle w:val="ListParagraph"/>
               <w:ind w:firstLineChars="0" w:firstLine="0"/>
               <w:rPr>
-                <w:ins w:id="99" w:author="tanzhaobo" w:date="2015-01-21T10:29:00Z"/>
-              </w:rPr>
-            </w:pPr>
-            <w:proofErr w:type="spellStart"/>
-            <w:ins w:id="100" w:author="tanzhaobo" w:date="2015-01-21T10:29:00Z">
+                <w:ins w:id="109" w:author="tanzhaobo" w:date="2015-01-21T10:29:00Z"/>
+              </w:rPr>
+            </w:pPr>
+            <w:ins w:id="110" w:author="tanzhaobo" w:date="2015-01-21T10:29:00Z">
               <w:r>
                 <w:rPr>
                   <w:rFonts w:hint="eastAsia"/>
                 </w:rPr>
                 <w:t>bool</w:t>
               </w:r>
-              <w:proofErr w:type="spellEnd"/>
             </w:ins>
           </w:p>
         </w:tc>
@@ -5831,32 +5858,30 @@
               <w:pStyle w:val="ListParagraph"/>
               <w:ind w:firstLineChars="0" w:firstLine="0"/>
               <w:rPr>
-                <w:ins w:id="101" w:author="tanzhaobo" w:date="2015-01-21T10:29:00Z"/>
-              </w:rPr>
-            </w:pPr>
-          </w:p>
-        </w:tc>
-        <w:tc>
-          <w:tcPr>
-            <w:tcW w:w="1921" w:type="dxa"/>
-          </w:tcPr>
-          <w:p>
-            <w:pPr>
-              <w:pStyle w:val="ListParagraph"/>
-              <w:ind w:firstLineChars="0" w:firstLine="0"/>
-              <w:rPr>
-                <w:ins w:id="102" w:author="tanzhaobo" w:date="2015-01-21T10:29:00Z"/>
-              </w:rPr>
-            </w:pPr>
-            <w:proofErr w:type="spellStart"/>
-            <w:ins w:id="103" w:author="tanzhaobo" w:date="2015-01-21T10:29:00Z">
+                <w:ins w:id="111" w:author="tanzhaobo" w:date="2015-01-21T10:29:00Z"/>
+              </w:rPr>
+            </w:pPr>
+          </w:p>
+        </w:tc>
+        <w:tc>
+          <w:tcPr>
+            <w:tcW w:w="1921" w:type="dxa"/>
+          </w:tcPr>
+          <w:p>
+            <w:pPr>
+              <w:pStyle w:val="ListParagraph"/>
+              <w:ind w:firstLineChars="0" w:firstLine="0"/>
+              <w:rPr>
+                <w:ins w:id="112" w:author="tanzhaobo" w:date="2015-01-21T10:29:00Z"/>
+              </w:rPr>
+            </w:pPr>
+            <w:ins w:id="113" w:author="tanzhaobo" w:date="2015-01-21T10:29:00Z">
               <w:r>
                 <w:rPr>
                   <w:rFonts w:hint="eastAsia"/>
                 </w:rPr>
                 <w:t>IsRunning:false</w:t>
               </w:r>
-              <w:proofErr w:type="spellEnd"/>
             </w:ins>
           </w:p>
         </w:tc>
@@ -5875,6 +5900,7 @@
               <w:rPr>
                 <w:rFonts w:hint="eastAsia"/>
               </w:rPr>
+              <w:lastRenderedPageBreak/>
               <w:t>Context</w:t>
             </w:r>
           </w:p>
@@ -5939,7 +5965,6 @@
         <w:rPr>
           <w:rFonts w:hint="eastAsia"/>
         </w:rPr>
-        <w:lastRenderedPageBreak/>
         <w:t>business</w:t>
       </w:r>
       <w:r>
@@ -6205,14 +6230,12 @@
               <w:pStyle w:val="ListParagraph"/>
               <w:ind w:firstLineChars="0" w:firstLine="0"/>
             </w:pPr>
-            <w:proofErr w:type="spellStart"/>
             <w:r>
               <w:rPr>
                 <w:rFonts w:hint="eastAsia"/>
               </w:rPr>
               <w:t>DeployMod</w:t>
             </w:r>
-            <w:proofErr w:type="spellEnd"/>
           </w:p>
         </w:tc>
         <w:tc>
@@ -6274,14 +6297,12 @@
               <w:pStyle w:val="ListParagraph"/>
               <w:ind w:firstLineChars="0" w:firstLine="0"/>
             </w:pPr>
-            <w:proofErr w:type="spellStart"/>
             <w:r>
               <w:rPr>
                 <w:rFonts w:hint="eastAsia"/>
               </w:rPr>
               <w:t>ClusterName</w:t>
             </w:r>
-            <w:proofErr w:type="spellEnd"/>
           </w:p>
         </w:tc>
         <w:tc>
@@ -6321,19 +6342,11 @@
               <w:pStyle w:val="ListParagraph"/>
               <w:ind w:firstLineChars="0" w:firstLine="0"/>
             </w:pPr>
-            <w:proofErr w:type="spellStart"/>
-            <w:r>
-              <w:rPr>
-                <w:rFonts w:hint="eastAsia"/>
-              </w:rPr>
-              <w:t>ClusterName</w:t>
-            </w:r>
-            <w:proofErr w:type="spellEnd"/>
-            <w:r>
-              <w:rPr>
-                <w:rFonts w:hint="eastAsia"/>
-              </w:rPr>
-              <w:t>:</w:t>
+            <w:r>
+              <w:rPr>
+                <w:rFonts w:hint="eastAsia"/>
+              </w:rPr>
+              <w:t>ClusterName:</w:t>
             </w:r>
             <w:r>
               <w:t>”</w:t>
@@ -6418,7 +6431,7 @@
               <w:pStyle w:val="ListParagraph"/>
               <w:ind w:firstLineChars="0" w:firstLine="0"/>
             </w:pPr>
-            <w:commentRangeStart w:id="104"/>
+            <w:commentRangeStart w:id="114"/>
             <w:r>
               <w:rPr>
                 <w:rFonts w:hint="eastAsia"/>
@@ -6636,14 +6649,12 @@
               <w:pStyle w:val="ListParagraph"/>
               <w:ind w:firstLineChars="0" w:firstLine="0"/>
             </w:pPr>
-            <w:proofErr w:type="spellStart"/>
             <w:r>
               <w:rPr>
                 <w:rFonts w:hint="eastAsia"/>
               </w:rPr>
               <w:t>HostName</w:t>
             </w:r>
-            <w:proofErr w:type="spellEnd"/>
           </w:p>
         </w:tc>
         <w:tc>
@@ -6745,7 +6756,7 @@
         </w:tc>
       </w:tr>
     </w:tbl>
-    <w:commentRangeEnd w:id="104"/>
+    <w:commentRangeEnd w:id="114"/>
     <w:p>
       <w:pPr>
         <w:pStyle w:val="ListParagraph"/>
@@ -6755,7 +6766,7 @@
         <w:rPr>
           <w:rStyle w:val="CommentReference"/>
         </w:rPr>
-        <w:commentReference w:id="104"/>
+        <w:commentReference w:id="114"/>
       </w:r>
     </w:p>
     <w:p>
@@ -6884,14 +6895,12 @@
               <w:pStyle w:val="ListParagraph"/>
               <w:ind w:firstLineChars="0" w:firstLine="0"/>
             </w:pPr>
-            <w:proofErr w:type="spellStart"/>
             <w:r>
               <w:rPr>
                 <w:rFonts w:hint="eastAsia"/>
               </w:rPr>
               <w:t>HostName</w:t>
             </w:r>
-            <w:proofErr w:type="spellEnd"/>
           </w:p>
         </w:tc>
         <w:tc>
@@ -6944,14 +6953,12 @@
               <w:pStyle w:val="ListParagraph"/>
               <w:ind w:firstLineChars="0" w:firstLine="0"/>
             </w:pPr>
-            <w:proofErr w:type="spellStart"/>
             <w:r>
               <w:rPr>
                 <w:rFonts w:hint="eastAsia"/>
               </w:rPr>
               <w:t>BusinessName</w:t>
             </w:r>
-            <w:proofErr w:type="spellEnd"/>
           </w:p>
         </w:tc>
         <w:tc>
@@ -7004,14 +7011,12 @@
               <w:pStyle w:val="ListParagraph"/>
               <w:ind w:firstLineChars="0" w:firstLine="0"/>
             </w:pPr>
-            <w:proofErr w:type="spellStart"/>
             <w:r>
               <w:rPr>
                 <w:rFonts w:hint="eastAsia"/>
               </w:rPr>
               <w:t>Config</w:t>
             </w:r>
-            <w:proofErr w:type="spellEnd"/>
           </w:p>
         </w:tc>
         <w:tc>
@@ -7060,15 +7065,12 @@
             <w:r>
               <w:t>“</w:t>
             </w:r>
-            <w:proofErr w:type="spellStart"/>
             <w:r>
               <w:rPr>
                 <w:rFonts w:hint="eastAsia"/>
               </w:rPr>
               <w:t>Config</w:t>
             </w:r>
-            <w:proofErr w:type="spellEnd"/>
-            <w:proofErr w:type="gramStart"/>
             <w:r>
               <w:t>”</w:t>
             </w:r>
@@ -7078,7 +7080,6 @@
               </w:rPr>
               <w:t>:</w:t>
             </w:r>
-            <w:proofErr w:type="gramEnd"/>
             <w:r>
               <w:rPr>
                 <w:rFonts w:hint="eastAsia"/>
@@ -7094,14 +7095,12 @@
             <w:r>
               <w:t>“</w:t>
             </w:r>
-            <w:proofErr w:type="spellStart"/>
             <w:r>
               <w:rPr>
                 <w:rFonts w:hint="eastAsia"/>
               </w:rPr>
               <w:t>dbpath</w:t>
             </w:r>
-            <w:proofErr w:type="spellEnd"/>
             <w:r>
               <w:t>”</w:t>
             </w:r>
@@ -7123,14 +7122,12 @@
             <w:r>
               <w:t>“</w:t>
             </w:r>
-            <w:proofErr w:type="spellStart"/>
             <w:r>
               <w:rPr>
                 <w:rFonts w:hint="eastAsia"/>
               </w:rPr>
               <w:t>svcname</w:t>
             </w:r>
-            <w:proofErr w:type="spellEnd"/>
             <w:r>
               <w:t>”</w:t>
             </w:r>
@@ -7203,14 +7200,12 @@
         <w:pStyle w:val="ListParagraph"/>
         <w:ind w:left="840" w:firstLineChars="0" w:firstLine="0"/>
       </w:pPr>
-      <w:proofErr w:type="spellStart"/>
       <w:r>
         <w:rPr>
           <w:rFonts w:hint="eastAsia"/>
         </w:rPr>
         <w:t>Config</w:t>
       </w:r>
-      <w:proofErr w:type="spellEnd"/>
       <w:r>
         <w:rPr>
           <w:rFonts w:hint="eastAsia"/>
@@ -7316,14 +7311,12 @@
               <w:pStyle w:val="ListParagraph"/>
               <w:ind w:firstLineChars="0" w:firstLine="0"/>
             </w:pPr>
-            <w:proofErr w:type="spellStart"/>
             <w:r>
               <w:rPr>
                 <w:rFonts w:hint="eastAsia"/>
               </w:rPr>
               <w:t>Config</w:t>
             </w:r>
-            <w:proofErr w:type="spellEnd"/>
           </w:p>
         </w:tc>
         <w:tc>
@@ -7372,14 +7365,12 @@
             <w:r>
               <w:t>“</w:t>
             </w:r>
-            <w:proofErr w:type="spellStart"/>
             <w:r>
               <w:rPr>
                 <w:rFonts w:hint="eastAsia"/>
               </w:rPr>
               <w:t>dbpath</w:t>
             </w:r>
-            <w:proofErr w:type="spellEnd"/>
             <w:r>
               <w:t>”</w:t>
             </w:r>
@@ -7392,7 +7383,6 @@
             <w:r>
               <w:t>””</w:t>
             </w:r>
-            <w:proofErr w:type="gramStart"/>
             <w:r>
               <w:rPr>
                 <w:rFonts w:hint="eastAsia"/>
@@ -7402,15 +7392,12 @@
             <w:r>
               <w:t>“</w:t>
             </w:r>
-            <w:proofErr w:type="spellStart"/>
-            <w:proofErr w:type="gramEnd"/>
             <w:r>
               <w:rPr>
                 <w:rFonts w:hint="eastAsia"/>
               </w:rPr>
               <w:t>svcname</w:t>
             </w:r>
-            <w:proofErr w:type="spellEnd"/>
             <w:r>
               <w:t>”</w:t>
             </w:r>
@@ -7570,14 +7557,12 @@
               <w:pStyle w:val="ListParagraph"/>
               <w:ind w:firstLineChars="0" w:firstLine="0"/>
             </w:pPr>
-            <w:proofErr w:type="spellStart"/>
             <w:r>
               <w:rPr>
                 <w:rFonts w:hint="eastAsia"/>
               </w:rPr>
               <w:t>TaskID</w:t>
             </w:r>
-            <w:proofErr w:type="spellEnd"/>
           </w:p>
         </w:tc>
         <w:tc>
@@ -7694,14 +7679,12 @@
               <w:pStyle w:val="ListParagraph"/>
               <w:ind w:firstLineChars="0" w:firstLine="0"/>
             </w:pPr>
-            <w:proofErr w:type="spellStart"/>
             <w:r>
               <w:rPr>
                 <w:rFonts w:hint="eastAsia"/>
               </w:rPr>
               <w:t>TypeDesc</w:t>
             </w:r>
-            <w:proofErr w:type="spellEnd"/>
           </w:p>
         </w:tc>
         <w:tc>
@@ -7769,14 +7752,12 @@
               <w:pStyle w:val="ListParagraph"/>
               <w:ind w:firstLineChars="0" w:firstLine="0"/>
             </w:pPr>
-            <w:proofErr w:type="spellStart"/>
             <w:r>
               <w:rPr>
                 <w:rFonts w:hint="eastAsia"/>
               </w:rPr>
               <w:t>TaskName</w:t>
             </w:r>
-            <w:proofErr w:type="spellEnd"/>
           </w:p>
         </w:tc>
         <w:tc>
@@ -7835,14 +7816,12 @@
               <w:pStyle w:val="ListParagraph"/>
               <w:ind w:firstLineChars="0" w:firstLine="0"/>
             </w:pPr>
-            <w:proofErr w:type="spellStart"/>
             <w:r>
               <w:rPr>
                 <w:rFonts w:hint="eastAsia"/>
               </w:rPr>
               <w:t>CreateTime</w:t>
             </w:r>
-            <w:proofErr w:type="spellEnd"/>
           </w:p>
         </w:tc>
         <w:tc>
@@ -7901,14 +7880,12 @@
               <w:pStyle w:val="ListParagraph"/>
               <w:ind w:firstLineChars="0" w:firstLine="0"/>
             </w:pPr>
-            <w:proofErr w:type="spellStart"/>
             <w:r>
               <w:rPr>
                 <w:rFonts w:hint="eastAsia"/>
               </w:rPr>
               <w:t>EndTime</w:t>
             </w:r>
-            <w:proofErr w:type="spellEnd"/>
           </w:p>
         </w:tc>
         <w:tc>
@@ -8031,14 +8008,12 @@
               <w:pStyle w:val="ListParagraph"/>
               <w:ind w:firstLineChars="0" w:firstLine="0"/>
             </w:pPr>
-            <w:proofErr w:type="spellStart"/>
             <w:r>
               <w:rPr>
                 <w:rFonts w:hint="eastAsia"/>
               </w:rPr>
               <w:t>StatusDesc</w:t>
             </w:r>
-            <w:proofErr w:type="spellEnd"/>
           </w:p>
         </w:tc>
         <w:tc>
@@ -8100,7 +8075,14 @@
               <w:rPr>
                 <w:rFonts w:hint="eastAsia"/>
               </w:rPr>
-              <w:t>CANCEL, FINISH</w:t>
+              <w:t>CANCE</w:t>
+            </w:r>
+            <w:r>
+              <w:rPr>
+                <w:rFonts w:hint="eastAsia"/>
+              </w:rPr>
+              <w:lastRenderedPageBreak/>
+              <w:t>L, FINISH</w:t>
             </w:r>
           </w:p>
         </w:tc>
@@ -8161,15 +8143,12 @@
               <w:pStyle w:val="ListParagraph"/>
               <w:ind w:firstLineChars="0" w:firstLine="0"/>
             </w:pPr>
-            <w:proofErr w:type="spellStart"/>
-            <w:r>
-              <w:rPr>
-                <w:rFonts w:hint="eastAsia"/>
-              </w:rPr>
-              <w:lastRenderedPageBreak/>
+            <w:r>
+              <w:rPr>
+                <w:rFonts w:hint="eastAsia"/>
+              </w:rPr>
               <w:t>AgentHost</w:t>
             </w:r>
-            <w:proofErr w:type="spellEnd"/>
           </w:p>
         </w:tc>
         <w:tc>
@@ -8222,14 +8201,12 @@
               <w:pStyle w:val="ListParagraph"/>
               <w:ind w:firstLineChars="0" w:firstLine="0"/>
             </w:pPr>
-            <w:proofErr w:type="spellStart"/>
             <w:r>
               <w:rPr>
                 <w:rFonts w:hint="eastAsia"/>
               </w:rPr>
               <w:t>AgentService</w:t>
             </w:r>
-            <w:proofErr w:type="spellEnd"/>
           </w:p>
         </w:tc>
         <w:tc>
@@ -8422,34 +8399,10 @@
               <w:ind w:firstLineChars="0" w:firstLine="0"/>
             </w:pPr>
             <w:r>
-              <w:t>"</w:t>
-            </w:r>
-            <w:proofErr w:type="spellStart"/>
-            <w:r>
-              <w:t>BusinessType</w:t>
-            </w:r>
-            <w:proofErr w:type="spellEnd"/>
-            <w:r>
-              <w:t>":"sequoiadb", "</w:t>
-            </w:r>
-            <w:proofErr w:type="spellStart"/>
-            <w:r>
-              <w:t>Busi</w:t>
-            </w:r>
-            <w:r>
-              <w:t>nessName</w:t>
-            </w:r>
-            <w:proofErr w:type="spellEnd"/>
-            <w:r>
-              <w:t>":"b1", "</w:t>
-            </w:r>
-            <w:proofErr w:type="spellStart"/>
-            <w:r>
-              <w:t>deployMod</w:t>
-            </w:r>
-            <w:proofErr w:type="spellEnd"/>
-            <w:r>
-              <w:t>":"</w:t>
+              <w:t>"BusinessType":"sequoiadb", "Busi</w:t>
+            </w:r>
+            <w:r>
+              <w:t>nessName":"b1", "deployMod":"</w:t>
             </w:r>
             <w:r>
               <w:rPr>
@@ -8463,28 +8416,12 @@
           </w:p>
           <w:p>
             <w:r>
-              <w:t>"</w:t>
-            </w:r>
-            <w:proofErr w:type="spellStart"/>
-            <w:r>
-              <w:t>ClusterName</w:t>
-            </w:r>
-            <w:proofErr w:type="spellEnd"/>
-            <w:r>
-              <w:t xml:space="preserve">":"c1", </w:t>
-            </w:r>
-          </w:p>
-          <w:p>
-            <w:r>
-              <w:t>"</w:t>
-            </w:r>
-            <w:proofErr w:type="spellStart"/>
-            <w:r>
-              <w:t>Config</w:t>
-            </w:r>
-            <w:proofErr w:type="spellEnd"/>
-            <w:r>
-              <w:t>":</w:t>
+              <w:t xml:space="preserve">"ClusterName":"c1", </w:t>
+            </w:r>
+          </w:p>
+          <w:p>
+            <w:r>
+              <w:t>"Config":</w:t>
             </w:r>
           </w:p>
           <w:p>
@@ -8500,26 +8437,10 @@
               <w:ind w:leftChars="100" w:left="315" w:hangingChars="50" w:hanging="105"/>
             </w:pPr>
             <w:r>
-              <w:t>{"</w:t>
-            </w:r>
-            <w:proofErr w:type="spellStart"/>
-            <w:r>
-              <w:t>HostName</w:t>
-            </w:r>
-            <w:proofErr w:type="spellEnd"/>
-            <w:r>
-              <w:t>":</w:t>
-            </w:r>
-            <w:r>
-              <w:t>"host1", "</w:t>
-            </w:r>
-            <w:proofErr w:type="spellStart"/>
-            <w:r>
-              <w:t>datagroupname</w:t>
-            </w:r>
-            <w:proofErr w:type="spellEnd"/>
-            <w:r>
-              <w:t xml:space="preserve">": "", </w:t>
+              <w:t>{"HostName":</w:t>
+            </w:r>
+            <w:r>
+              <w:t xml:space="preserve">"host1", "datagroupname": "", </w:t>
             </w:r>
           </w:p>
           <w:p>
@@ -8528,25 +8449,7 @@
               <w:ind w:firstLineChars="150" w:firstLine="315"/>
             </w:pPr>
             <w:r>
-              <w:t>"</w:t>
-            </w:r>
-            <w:proofErr w:type="spellStart"/>
-            <w:proofErr w:type="gramStart"/>
-            <w:r>
-              <w:t>dbpath</w:t>
-            </w:r>
-            <w:proofErr w:type="spellEnd"/>
-            <w:proofErr w:type="gramEnd"/>
-            <w:r>
-              <w:t>": "/home/db2/standalone/11830", "</w:t>
-            </w:r>
-            <w:proofErr w:type="spellStart"/>
-            <w:r>
-              <w:t>svcname</w:t>
-            </w:r>
-            <w:proofErr w:type="spellEnd"/>
-            <w:r>
-              <w:t>": "11830", ...</w:t>
+              <w:t>"dbpath": "/home/db2/standalone/11830", "svcname": "11830", ...</w:t>
             </w:r>
           </w:p>
           <w:p>
@@ -8642,14 +8545,12 @@
               <w:pStyle w:val="ListParagraph"/>
               <w:ind w:firstLineChars="0" w:firstLine="0"/>
             </w:pPr>
-            <w:proofErr w:type="spellStart"/>
             <w:r>
               <w:rPr>
                 <w:rFonts w:hint="eastAsia"/>
               </w:rPr>
               <w:t>errno</w:t>
             </w:r>
-            <w:proofErr w:type="spellEnd"/>
           </w:p>
         </w:tc>
         <w:tc>
@@ -8760,14 +8661,12 @@
               <w:pStyle w:val="ListParagraph"/>
               <w:ind w:firstLineChars="0" w:firstLine="0"/>
             </w:pPr>
-            <w:proofErr w:type="spellStart"/>
             <w:r>
               <w:rPr>
                 <w:rFonts w:hint="eastAsia"/>
               </w:rPr>
               <w:t>ResultInfo</w:t>
             </w:r>
-            <w:proofErr w:type="spellEnd"/>
           </w:p>
         </w:tc>
         <w:tc>
@@ -8904,21 +8803,7 @@
               <w:rPr>
                 <w:rFonts w:hint="eastAsia"/>
               </w:rPr>
-              <w:t xml:space="preserve">   </w:t>
-            </w:r>
-            <w:proofErr w:type="spellStart"/>
-            <w:r>
-              <w:rPr>
-                <w:rFonts w:hint="eastAsia"/>
-              </w:rPr>
-              <w:t>HostName</w:t>
-            </w:r>
-            <w:proofErr w:type="spellEnd"/>
-            <w:r>
-              <w:rPr>
-                <w:rFonts w:hint="eastAsia"/>
-              </w:rPr>
-              <w:t>:</w:t>
+              <w:t xml:space="preserve">   HostName:</w:t>
             </w:r>
           </w:p>
           <w:p>
@@ -8942,47 +8827,19 @@
               <w:rPr>
                 <w:rFonts w:hint="eastAsia"/>
               </w:rPr>
-              <w:t xml:space="preserve">   </w:t>
-            </w:r>
-            <w:proofErr w:type="spellStart"/>
-            <w:r>
-              <w:rPr>
-                <w:rFonts w:hint="eastAsia"/>
-              </w:rPr>
-              <w:t>StatusDesc</w:t>
-            </w:r>
-            <w:proofErr w:type="spellEnd"/>
-            <w:r>
-              <w:rPr>
-                <w:rFonts w:hint="eastAsia"/>
-              </w:rPr>
-              <w:t>:</w:t>
-            </w:r>
-          </w:p>
-          <w:p>
-            <w:pPr>
-              <w:pStyle w:val="ListParagraph"/>
-              <w:ind w:firstLineChars="0" w:firstLine="0"/>
-            </w:pPr>
-            <w:r>
-              <w:rPr>
-                <w:rFonts w:hint="eastAsia"/>
-              </w:rPr>
-              <w:t xml:space="preserve">   </w:t>
-            </w:r>
-            <w:proofErr w:type="spellStart"/>
-            <w:r>
-              <w:rPr>
-                <w:rFonts w:hint="eastAsia"/>
-              </w:rPr>
-              <w:t>errno</w:t>
-            </w:r>
-            <w:proofErr w:type="spellEnd"/>
-            <w:r>
-              <w:rPr>
-                <w:rFonts w:hint="eastAsia"/>
-              </w:rPr>
-              <w:t>:</w:t>
+              <w:t xml:space="preserve">   StatusDesc:</w:t>
+            </w:r>
+          </w:p>
+          <w:p>
+            <w:pPr>
+              <w:pStyle w:val="ListParagraph"/>
+              <w:ind w:firstLineChars="0" w:firstLine="0"/>
+            </w:pPr>
+            <w:r>
+              <w:rPr>
+                <w:rFonts w:hint="eastAsia"/>
+              </w:rPr>
+              <w:t xml:space="preserve">   errno:</w:t>
             </w:r>
           </w:p>
           <w:p>
@@ -9095,7 +8952,7 @@
 
 <file path=word/comments.xml><?xml version="1.0" encoding="utf-8"?>
 <w:comments xmlns:ve="http://schemas.openxmlformats.org/markup-compatibility/2006" xmlns:o="urn:schemas-microsoft-com:office:office" xmlns:r="http://schemas.openxmlformats.org/officeDocument/2006/relationships" xmlns:m="http://schemas.openxmlformats.org/officeDocument/2006/math" xmlns:v="urn:schemas-microsoft-com:vml" xmlns:wp="http://schemas.openxmlformats.org/drawingml/2006/wordprocessingDrawing" xmlns:w10="urn:schemas-microsoft-com:office:word" xmlns:w="http://schemas.openxmlformats.org/wordprocessingml/2006/main" xmlns:wne="http://schemas.microsoft.com/office/word/2006/wordml">
-  <w:comment w:id="104" w:author="linyoubin" w:date="2014-08-11T16:04:00Z" w:initials="l">
+  <w:comment w:id="114" w:author="linyoubin" w:date="2014-08-11T16:04:00Z" w:initials="l">
     <w:p>
       <w:pPr>
         <w:pStyle w:val="CommentText"/>
@@ -9938,7 +9795,7 @@
         <a:sysClr val="windowText" lastClr="000000"/>
       </a:dk1>
       <a:lt1>
-        <a:sysClr val="window" lastClr="C7EDCC"/>
+        <a:sysClr val="window" lastClr="FFFFFF"/>
       </a:lt1>
       <a:dk2>
         <a:srgbClr val="1F497D"/>

--- a/internal_doc/03.开发设计/OM/OM架构设计.docx
+++ b/internal_doc/03.开发设计/OM/OM架构设计.docx
@@ -68,8 +68,30 @@
               <w:rPr>
                 <w:rFonts w:hint="eastAsia"/>
               </w:rPr>
-              <w:t>1.0.0 Init Xu Jianhui</w:t>
-            </w:r>
+              <w:t xml:space="preserve">1.0.0 Init </w:t>
+            </w:r>
+            <w:proofErr w:type="spellStart"/>
+            <w:r>
+              <w:rPr>
+                <w:rFonts w:hint="eastAsia"/>
+              </w:rPr>
+              <w:t>Xu</w:t>
+            </w:r>
+            <w:proofErr w:type="spellEnd"/>
+            <w:r>
+              <w:rPr>
+                <w:rFonts w:hint="eastAsia"/>
+              </w:rPr>
+              <w:t xml:space="preserve"> </w:t>
+            </w:r>
+            <w:proofErr w:type="spellStart"/>
+            <w:r>
+              <w:rPr>
+                <w:rFonts w:hint="eastAsia"/>
+              </w:rPr>
+              <w:t>Jianhui</w:t>
+            </w:r>
+            <w:proofErr w:type="spellEnd"/>
           </w:p>
         </w:tc>
       </w:tr>
@@ -325,9 +347,11 @@
               <w:pStyle w:val="ListParagraph"/>
               <w:ind w:firstLineChars="0" w:firstLine="0"/>
             </w:pPr>
+            <w:proofErr w:type="spellStart"/>
             <w:r>
               <w:t>ClusterName</w:t>
             </w:r>
+            <w:proofErr w:type="spellEnd"/>
           </w:p>
         </w:tc>
         <w:tc>
@@ -373,9 +397,11 @@
               <w:pStyle w:val="ListParagraph"/>
               <w:ind w:firstLineChars="0" w:firstLine="0"/>
             </w:pPr>
+            <w:proofErr w:type="spellStart"/>
             <w:r>
               <w:t>ClusterName</w:t>
             </w:r>
+            <w:proofErr w:type="spellEnd"/>
             <w:r>
               <w:rPr>
                 <w:rFonts w:hint="eastAsia"/>
@@ -407,12 +433,14 @@
               <w:pStyle w:val="ListParagraph"/>
               <w:ind w:firstLineChars="0" w:firstLine="0"/>
             </w:pPr>
+            <w:proofErr w:type="spellStart"/>
             <w:r>
               <w:rPr>
                 <w:rFonts w:hint="eastAsia"/>
               </w:rPr>
               <w:t>Desc</w:t>
             </w:r>
+            <w:proofErr w:type="spellEnd"/>
           </w:p>
         </w:tc>
         <w:tc>
@@ -465,9 +493,11 @@
               <w:pStyle w:val="ListParagraph"/>
               <w:ind w:firstLineChars="0" w:firstLine="0"/>
             </w:pPr>
+            <w:proofErr w:type="spellStart"/>
             <w:r>
               <w:t>SdbUser</w:t>
             </w:r>
+            <w:proofErr w:type="spellEnd"/>
           </w:p>
         </w:tc>
         <w:tc>
@@ -520,9 +550,11 @@
               <w:pStyle w:val="ListParagraph"/>
               <w:ind w:firstLineChars="0" w:firstLine="0"/>
             </w:pPr>
+            <w:proofErr w:type="spellStart"/>
             <w:r>
               <w:t>SdbPasswd</w:t>
             </w:r>
+            <w:proofErr w:type="spellEnd"/>
           </w:p>
         </w:tc>
         <w:tc>
@@ -575,9 +607,11 @@
               <w:pStyle w:val="ListParagraph"/>
               <w:ind w:firstLineChars="0" w:firstLine="0"/>
             </w:pPr>
+            <w:proofErr w:type="spellStart"/>
             <w:r>
               <w:t>SdbUserGroup</w:t>
             </w:r>
+            <w:proofErr w:type="spellEnd"/>
           </w:p>
         </w:tc>
         <w:tc>
@@ -630,9 +664,11 @@
               <w:pStyle w:val="ListParagraph"/>
               <w:ind w:firstLineChars="0" w:firstLine="0"/>
             </w:pPr>
+            <w:proofErr w:type="spellStart"/>
             <w:r>
               <w:t>InstallPath</w:t>
             </w:r>
+            <w:proofErr w:type="spellEnd"/>
           </w:p>
         </w:tc>
         <w:tc>
@@ -689,6 +725,7 @@
                 <w:color w:val="FF0000"/>
               </w:rPr>
             </w:pPr>
+            <w:proofErr w:type="spellStart"/>
             <w:r>
               <w:rPr>
                 <w:rFonts w:hint="eastAsia"/>
@@ -705,6 +742,7 @@
               </w:rPr>
               <w:t>Time</w:t>
             </w:r>
+            <w:proofErr w:type="spellEnd"/>
           </w:p>
         </w:tc>
         <w:tc>
@@ -875,6 +913,7 @@
               <w:pStyle w:val="ListParagraph"/>
               <w:ind w:firstLineChars="0" w:firstLine="0"/>
             </w:pPr>
+            <w:proofErr w:type="spellStart"/>
             <w:r>
               <w:rPr>
                 <w:rFonts w:hint="eastAsia"/>
@@ -887,6 +926,7 @@
               </w:rPr>
               <w:t>Name</w:t>
             </w:r>
+            <w:proofErr w:type="spellEnd"/>
           </w:p>
         </w:tc>
         <w:tc>
@@ -963,12 +1003,14 @@
               <w:pStyle w:val="ListParagraph"/>
               <w:ind w:firstLineChars="0" w:firstLine="0"/>
             </w:pPr>
+            <w:proofErr w:type="spellStart"/>
             <w:r>
               <w:rPr>
                 <w:rFonts w:hint="eastAsia"/>
               </w:rPr>
               <w:t>ClusterName</w:t>
             </w:r>
+            <w:proofErr w:type="spellEnd"/>
           </w:p>
         </w:tc>
         <w:tc>
@@ -1008,12 +1050,14 @@
               <w:pStyle w:val="ListParagraph"/>
               <w:ind w:firstLineChars="0" w:firstLine="0"/>
             </w:pPr>
+            <w:proofErr w:type="spellStart"/>
             <w:r>
               <w:rPr>
                 <w:rFonts w:hint="eastAsia"/>
               </w:rPr>
               <w:t>ClusterName</w:t>
             </w:r>
+            <w:proofErr w:type="spellEnd"/>
             <w:r>
               <w:t>:”</w:t>
             </w:r>
@@ -1331,9 +1375,11 @@
               <w:pStyle w:val="ListParagraph"/>
               <w:ind w:firstLineChars="0" w:firstLine="0"/>
             </w:pPr>
+            <w:proofErr w:type="spellStart"/>
             <w:r>
               <w:t>InstallPath</w:t>
             </w:r>
+            <w:proofErr w:type="spellEnd"/>
           </w:p>
         </w:tc>
         <w:tc>
@@ -1386,12 +1432,14 @@
               <w:pStyle w:val="ListParagraph"/>
               <w:ind w:firstLineChars="0" w:firstLine="0"/>
             </w:pPr>
+            <w:proofErr w:type="spellStart"/>
             <w:r>
               <w:rPr>
                 <w:rFonts w:hint="eastAsia"/>
               </w:rPr>
               <w:t>AgentPort</w:t>
             </w:r>
+            <w:proofErr w:type="spellEnd"/>
           </w:p>
         </w:tc>
         <w:tc>
@@ -1444,12 +1492,14 @@
               <w:pStyle w:val="ListParagraph"/>
               <w:ind w:firstLineChars="0" w:firstLine="0"/>
             </w:pPr>
+            <w:proofErr w:type="spellStart"/>
             <w:r>
               <w:rPr>
                 <w:rFonts w:hint="eastAsia"/>
               </w:rPr>
               <w:t>SshPort</w:t>
             </w:r>
+            <w:proofErr w:type="spellEnd"/>
           </w:p>
         </w:tc>
         <w:tc>
@@ -2346,12 +2396,14 @@
               <w:r>
                 <w:t>“</w:t>
               </w:r>
+              <w:proofErr w:type="spellStart"/>
               <w:r>
                 <w:rPr>
                   <w:rFonts w:hint="eastAsia"/>
                 </w:rPr>
                 <w:t>RedHatEnterpriseServer</w:t>
               </w:r>
+              <w:proofErr w:type="spellEnd"/>
               <w:r>
                 <w:t>”</w:t>
               </w:r>
@@ -2452,7 +2504,7 @@
       </w:tr>
       <w:tr>
         <w:trPr>
-          <w:ins w:id="35" w:author="tanzhaobo" w:date="2015-01-21T10:19:00Z"/>
+          <w:ins w:id="35" w:author="tanzhaobo" w:date="2015-03-18T14:07:00Z"/>
         </w:trPr>
         <w:tc>
           <w:tcPr>
@@ -2463,10 +2515,91 @@
               <w:pStyle w:val="ListParagraph"/>
               <w:ind w:firstLineChars="0" w:firstLine="0"/>
               <w:rPr>
-                <w:ins w:id="36" w:author="tanzhaobo" w:date="2015-01-21T10:19:00Z"/>
-              </w:rPr>
-            </w:pPr>
-            <w:ins w:id="37" w:author="tanzhaobo" w:date="2015-01-21T10:21:00Z">
+                <w:ins w:id="36" w:author="tanzhaobo" w:date="2015-03-18T14:07:00Z"/>
+                <w:rFonts w:hint="eastAsia"/>
+              </w:rPr>
+            </w:pPr>
+            <w:ins w:id="37" w:author="tanzhaobo" w:date="2015-03-18T14:07:00Z">
+              <w:r>
+                <w:t>Description</w:t>
+              </w:r>
+            </w:ins>
+          </w:p>
+        </w:tc>
+        <w:tc>
+          <w:tcPr>
+            <w:tcW w:w="1920" w:type="dxa"/>
+          </w:tcPr>
+          <w:p>
+            <w:pPr>
+              <w:pStyle w:val="ListParagraph"/>
+              <w:ind w:firstLineChars="0" w:firstLine="0"/>
+              <w:rPr>
+                <w:ins w:id="38" w:author="tanzhaobo" w:date="2015-03-18T14:07:00Z"/>
+                <w:rFonts w:hint="eastAsia"/>
+              </w:rPr>
+            </w:pPr>
+            <w:ins w:id="39" w:author="tanzhaobo" w:date="2015-03-18T14:08:00Z">
+              <w:r>
+                <w:rPr>
+                  <w:rFonts w:hint="eastAsia"/>
+                </w:rPr>
+                <w:t>String</w:t>
+              </w:r>
+            </w:ins>
+          </w:p>
+        </w:tc>
+        <w:tc>
+          <w:tcPr>
+            <w:tcW w:w="1921" w:type="dxa"/>
+          </w:tcPr>
+          <w:p>
+            <w:pPr>
+              <w:pStyle w:val="ListParagraph"/>
+              <w:ind w:firstLineChars="0" w:firstLine="0"/>
+              <w:rPr>
+                <w:ins w:id="40" w:author="tanzhaobo" w:date="2015-03-18T14:07:00Z"/>
+              </w:rPr>
+            </w:pPr>
+          </w:p>
+        </w:tc>
+        <w:tc>
+          <w:tcPr>
+            <w:tcW w:w="1921" w:type="dxa"/>
+          </w:tcPr>
+          <w:p>
+            <w:pPr>
+              <w:pStyle w:val="ListParagraph"/>
+              <w:ind w:firstLineChars="0" w:firstLine="0"/>
+              <w:rPr>
+                <w:ins w:id="41" w:author="tanzhaobo" w:date="2015-03-18T14:07:00Z"/>
+              </w:rPr>
+            </w:pPr>
+            <w:ins w:id="42" w:author="tanzhaobo" w:date="2015-03-18T14:08:00Z">
+              <w:r>
+                <w:t>"SUSE Linux Enterprise Server 11 (x86_64)"</w:t>
+              </w:r>
+            </w:ins>
+          </w:p>
+        </w:tc>
+      </w:tr>
+      <w:tr>
+        <w:trPr>
+          <w:ins w:id="43" w:author="tanzhaobo" w:date="2015-01-21T10:19:00Z"/>
+        </w:trPr>
+        <w:tc>
+          <w:tcPr>
+            <w:tcW w:w="1920" w:type="dxa"/>
+          </w:tcPr>
+          <w:p>
+            <w:pPr>
+              <w:pStyle w:val="ListParagraph"/>
+              <w:ind w:firstLineChars="0" w:firstLine="0"/>
+              <w:rPr>
+                <w:ins w:id="44" w:author="tanzhaobo" w:date="2015-01-21T10:19:00Z"/>
+              </w:rPr>
+            </w:pPr>
+            <w:ins w:id="45" w:author="tanzhaobo" w:date="2015-01-21T10:21:00Z">
               <w:r>
                 <w:rPr>
                   <w:rFonts w:hint="eastAsia"/>
@@ -2485,10 +2618,10 @@
               <w:pStyle w:val="ListParagraph"/>
               <w:ind w:firstLineChars="0" w:firstLine="0"/>
               <w:rPr>
-                <w:ins w:id="38" w:author="tanzhaobo" w:date="2015-01-21T10:19:00Z"/>
-              </w:rPr>
-            </w:pPr>
-            <w:ins w:id="39" w:author="tanzhaobo" w:date="2015-01-21T10:19:00Z">
+                <w:ins w:id="46" w:author="tanzhaobo" w:date="2015-01-21T10:19:00Z"/>
+              </w:rPr>
+            </w:pPr>
+            <w:ins w:id="47" w:author="tanzhaobo" w:date="2015-01-21T10:19:00Z">
               <w:r>
                 <w:rPr>
                   <w:rFonts w:hint="eastAsia"/>
@@ -2507,24 +2640,24 @@
               <w:pStyle w:val="ListParagraph"/>
               <w:ind w:firstLineChars="0" w:firstLine="0"/>
               <w:rPr>
-                <w:ins w:id="40" w:author="tanzhaobo" w:date="2015-01-21T10:19:00Z"/>
-              </w:rPr>
-            </w:pPr>
-          </w:p>
-        </w:tc>
-        <w:tc>
-          <w:tcPr>
-            <w:tcW w:w="1921" w:type="dxa"/>
-          </w:tcPr>
-          <w:p>
-            <w:pPr>
-              <w:pStyle w:val="ListParagraph"/>
-              <w:ind w:firstLineChars="0" w:firstLine="0"/>
-              <w:rPr>
-                <w:ins w:id="41" w:author="tanzhaobo" w:date="2015-01-21T10:19:00Z"/>
-              </w:rPr>
-            </w:pPr>
-            <w:ins w:id="42" w:author="tanzhaobo" w:date="2015-01-21T10:21:00Z">
+                <w:ins w:id="48" w:author="tanzhaobo" w:date="2015-01-21T10:19:00Z"/>
+              </w:rPr>
+            </w:pPr>
+          </w:p>
+        </w:tc>
+        <w:tc>
+          <w:tcPr>
+            <w:tcW w:w="1921" w:type="dxa"/>
+          </w:tcPr>
+          <w:p>
+            <w:pPr>
+              <w:pStyle w:val="ListParagraph"/>
+              <w:ind w:firstLineChars="0" w:firstLine="0"/>
+              <w:rPr>
+                <w:ins w:id="49" w:author="tanzhaobo" w:date="2015-01-21T10:19:00Z"/>
+              </w:rPr>
+            </w:pPr>
+            <w:ins w:id="50" w:author="tanzhaobo" w:date="2015-01-21T10:21:00Z">
               <w:r>
                 <w:rPr>
                   <w:rFonts w:hint="eastAsia"/>
@@ -2538,7 +2671,7 @@
     </w:tbl>
     <w:p>
       <w:pPr>
-        <w:pPrChange w:id="43" w:author="tanzhaobo" w:date="2015-01-21T10:20:00Z">
+        <w:pPrChange w:id="51" w:author="tanzhaobo" w:date="2015-01-21T10:20:00Z">
           <w:pPr>
             <w:pStyle w:val="ListParagraph"/>
             <w:ind w:leftChars="399" w:left="848" w:hangingChars="5" w:hanging="10"/>
@@ -2551,7 +2684,7 @@
         <w:pStyle w:val="ListParagraph"/>
         <w:ind w:leftChars="399" w:left="848" w:hangingChars="5" w:hanging="10"/>
       </w:pPr>
-      <w:ins w:id="44" w:author="tanzhaobo" w:date="2015-01-21T10:22:00Z">
+      <w:ins w:id="52" w:author="tanzhaobo" w:date="2015-01-21T10:22:00Z">
         <w:r>
           <w:rPr>
             <w:rFonts w:hint="eastAsia"/>
@@ -2559,7 +2692,7 @@
           <w:t>OMA</w:t>
         </w:r>
       </w:ins>
-      <w:del w:id="45" w:author="tanzhaobo" w:date="2015-01-21T10:22:00Z">
+      <w:del w:id="53" w:author="tanzhaobo" w:date="2015-01-21T10:22:00Z">
         <w:r>
           <w:rPr>
             <w:rFonts w:hint="eastAsia"/>
@@ -2717,7 +2850,7 @@
               <w:pStyle w:val="ListParagraph"/>
               <w:ind w:firstLineChars="0" w:firstLine="0"/>
             </w:pPr>
-            <w:ins w:id="46" w:author="tanzhaobo" w:date="2015-01-21T10:23:00Z">
+            <w:ins w:id="54" w:author="tanzhaobo" w:date="2015-01-21T10:23:00Z">
               <w:r>
                 <w:t>“</w:t>
               </w:r>
@@ -2736,7 +2869,7 @@
       </w:tr>
       <w:tr>
         <w:trPr>
-          <w:ins w:id="47" w:author="tanzhaobo" w:date="2015-03-13T16:41:00Z"/>
+          <w:ins w:id="55" w:author="tanzhaobo" w:date="2015-03-13T16:41:00Z"/>
         </w:trPr>
         <w:tc>
           <w:tcPr>
@@ -2747,31 +2880,31 @@
               <w:pStyle w:val="ListParagraph"/>
               <w:ind w:firstLineChars="0" w:firstLine="0"/>
               <w:rPr>
-                <w:ins w:id="48" w:author="tanzhaobo" w:date="2015-03-13T16:41:00Z"/>
-                <w:rFonts w:hint="eastAsia"/>
-              </w:rPr>
-            </w:pPr>
-            <w:ins w:id="49" w:author="tanzhaobo" w:date="2015-03-13T16:45:00Z">
+                <w:ins w:id="56" w:author="tanzhaobo" w:date="2015-03-13T16:41:00Z"/>
+              </w:rPr>
+            </w:pPr>
+            <w:proofErr w:type="spellStart"/>
+            <w:ins w:id="57" w:author="tanzhaobo" w:date="2015-03-13T16:45:00Z">
               <w:r>
                 <w:t>SdbUser</w:t>
               </w:r>
             </w:ins>
-          </w:p>
-        </w:tc>
-        <w:tc>
-          <w:tcPr>
-            <w:tcW w:w="1920" w:type="dxa"/>
-          </w:tcPr>
-          <w:p>
-            <w:pPr>
-              <w:pStyle w:val="ListParagraph"/>
-              <w:ind w:firstLineChars="0" w:firstLine="0"/>
-              <w:rPr>
-                <w:ins w:id="50" w:author="tanzhaobo" w:date="2015-03-13T16:41:00Z"/>
-                <w:rFonts w:hint="eastAsia"/>
-              </w:rPr>
-            </w:pPr>
-            <w:ins w:id="51" w:author="tanzhaobo" w:date="2015-03-13T16:41:00Z">
+            <w:proofErr w:type="spellEnd"/>
+          </w:p>
+        </w:tc>
+        <w:tc>
+          <w:tcPr>
+            <w:tcW w:w="1920" w:type="dxa"/>
+          </w:tcPr>
+          <w:p>
+            <w:pPr>
+              <w:pStyle w:val="ListParagraph"/>
+              <w:ind w:firstLineChars="0" w:firstLine="0"/>
+              <w:rPr>
+                <w:ins w:id="58" w:author="tanzhaobo" w:date="2015-03-13T16:41:00Z"/>
+              </w:rPr>
+            </w:pPr>
+            <w:ins w:id="59" w:author="tanzhaobo" w:date="2015-03-13T16:41:00Z">
               <w:r>
                 <w:rPr>
                   <w:rFonts w:hint="eastAsia"/>
@@ -2790,10 +2923,11 @@
               <w:pStyle w:val="ListParagraph"/>
               <w:ind w:firstLineChars="0" w:firstLine="0"/>
               <w:rPr>
-                <w:ins w:id="52" w:author="tanzhaobo" w:date="2015-03-13T16:41:00Z"/>
-              </w:rPr>
-            </w:pPr>
-            <w:ins w:id="53" w:author="tanzhaobo" w:date="2015-03-13T16:45:00Z">
+                <w:ins w:id="60" w:author="tanzhaobo" w:date="2015-03-13T16:41:00Z"/>
+              </w:rPr>
+            </w:pPr>
+            <w:proofErr w:type="spellStart"/>
+            <w:ins w:id="61" w:author="tanzhaobo" w:date="2015-03-13T16:45:00Z">
               <w:r>
                 <w:rPr>
                   <w:rFonts w:hint="eastAsia"/>
@@ -2801,13 +2935,14 @@
                 <w:t>SequoiaD</w:t>
               </w:r>
             </w:ins>
-            <w:ins w:id="54" w:author="tanzhaobo" w:date="2015-03-13T16:46:00Z">
+            <w:ins w:id="62" w:author="tanzhaobo" w:date="2015-03-13T16:46:00Z">
               <w:r>
                 <w:rPr>
                   <w:rFonts w:hint="eastAsia"/>
                 </w:rPr>
                 <w:t>B</w:t>
               </w:r>
+              <w:proofErr w:type="spellEnd"/>
               <w:r>
                 <w:rPr>
                   <w:rFonts w:hint="eastAsia"/>
@@ -2826,10 +2961,84 @@
               <w:pStyle w:val="ListParagraph"/>
               <w:ind w:firstLineChars="0" w:firstLine="0"/>
               <w:rPr>
-                <w:ins w:id="55" w:author="tanzhaobo" w:date="2015-03-13T16:41:00Z"/>
-              </w:rPr>
-            </w:pPr>
-            <w:ins w:id="56" w:author="tanzhaobo" w:date="2015-03-13T16:41:00Z">
+                <w:ins w:id="63" w:author="tanzhaobo" w:date="2015-03-13T16:41:00Z"/>
+              </w:rPr>
+            </w:pPr>
+            <w:ins w:id="64" w:author="tanzhaobo" w:date="2015-03-13T16:41:00Z">
+              <w:r>
+                <w:t>“</w:t>
+              </w:r>
+              <w:proofErr w:type="spellStart"/>
+              <w:r>
+                <w:rPr>
+                  <w:rFonts w:hint="eastAsia"/>
+                </w:rPr>
+                <w:t>sdbadmin</w:t>
+              </w:r>
+              <w:proofErr w:type="spellEnd"/>
+              <w:r>
+                <w:t>”</w:t>
+              </w:r>
+            </w:ins>
+          </w:p>
+        </w:tc>
+      </w:tr>
+      <w:tr>
+        <w:tc>
+          <w:tcPr>
+            <w:tcW w:w="1920" w:type="dxa"/>
+          </w:tcPr>
+          <w:p>
+            <w:pPr>
+              <w:pStyle w:val="ListParagraph"/>
+              <w:ind w:firstLineChars="0" w:firstLine="0"/>
+            </w:pPr>
+            <w:r>
+              <w:rPr>
+                <w:rFonts w:hint="eastAsia"/>
+              </w:rPr>
+              <w:t>Path</w:t>
+            </w:r>
+          </w:p>
+        </w:tc>
+        <w:tc>
+          <w:tcPr>
+            <w:tcW w:w="1920" w:type="dxa"/>
+          </w:tcPr>
+          <w:p>
+            <w:pPr>
+              <w:pStyle w:val="ListParagraph"/>
+              <w:ind w:firstLineChars="0" w:firstLine="0"/>
+            </w:pPr>
+            <w:r>
+              <w:rPr>
+                <w:rFonts w:hint="eastAsia"/>
+              </w:rPr>
+              <w:t>String</w:t>
+            </w:r>
+          </w:p>
+        </w:tc>
+        <w:tc>
+          <w:tcPr>
+            <w:tcW w:w="1921" w:type="dxa"/>
+          </w:tcPr>
+          <w:p>
+            <w:pPr>
+              <w:pStyle w:val="ListParagraph"/>
+              <w:ind w:firstLineChars="0" w:firstLine="0"/>
+            </w:pPr>
+          </w:p>
+        </w:tc>
+        <w:tc>
+          <w:tcPr>
+            <w:tcW w:w="1921" w:type="dxa"/>
+          </w:tcPr>
+          <w:p>
+            <w:pPr>
+              <w:pStyle w:val="ListParagraph"/>
+              <w:ind w:firstLineChars="0" w:firstLine="0"/>
+            </w:pPr>
+            <w:ins w:id="65" w:author="tanzhaobo" w:date="2015-01-21T10:23:00Z">
               <w:r>
                 <w:t>“</w:t>
               </w:r>
@@ -2837,7 +3046,21 @@
                 <w:rPr>
                   <w:rFonts w:hint="eastAsia"/>
                 </w:rPr>
-                <w:t>sdbadmin</w:t>
+                <w:t>/opt/</w:t>
+              </w:r>
+              <w:proofErr w:type="spellStart"/>
+              <w:r>
+                <w:rPr>
+                  <w:rFonts w:hint="eastAsia"/>
+                </w:rPr>
+                <w:t>sequoiadb</w:t>
+              </w:r>
+              <w:proofErr w:type="spellEnd"/>
+              <w:r>
+                <w:rPr>
+                  <w:rFonts w:hint="eastAsia"/>
+                </w:rPr>
+                <w:t>/bin</w:t>
               </w:r>
               <w:r>
                 <w:t>”</w:t>
@@ -2860,78 +3083,6 @@
               <w:rPr>
                 <w:rFonts w:hint="eastAsia"/>
               </w:rPr>
-              <w:t>Path</w:t>
-            </w:r>
-          </w:p>
-        </w:tc>
-        <w:tc>
-          <w:tcPr>
-            <w:tcW w:w="1920" w:type="dxa"/>
-          </w:tcPr>
-          <w:p>
-            <w:pPr>
-              <w:pStyle w:val="ListParagraph"/>
-              <w:ind w:firstLineChars="0" w:firstLine="0"/>
-            </w:pPr>
-            <w:r>
-              <w:rPr>
-                <w:rFonts w:hint="eastAsia"/>
-              </w:rPr>
-              <w:t>String</w:t>
-            </w:r>
-          </w:p>
-        </w:tc>
-        <w:tc>
-          <w:tcPr>
-            <w:tcW w:w="1921" w:type="dxa"/>
-          </w:tcPr>
-          <w:p>
-            <w:pPr>
-              <w:pStyle w:val="ListParagraph"/>
-              <w:ind w:firstLineChars="0" w:firstLine="0"/>
-            </w:pPr>
-          </w:p>
-        </w:tc>
-        <w:tc>
-          <w:tcPr>
-            <w:tcW w:w="1921" w:type="dxa"/>
-          </w:tcPr>
-          <w:p>
-            <w:pPr>
-              <w:pStyle w:val="ListParagraph"/>
-              <w:ind w:firstLineChars="0" w:firstLine="0"/>
-            </w:pPr>
-            <w:ins w:id="57" w:author="tanzhaobo" w:date="2015-01-21T10:23:00Z">
-              <w:r>
-                <w:t>“</w:t>
-              </w:r>
-              <w:r>
-                <w:rPr>
-                  <w:rFonts w:hint="eastAsia"/>
-                </w:rPr>
-                <w:t>/opt/sequoiadb/bin</w:t>
-              </w:r>
-              <w:r>
-                <w:t>”</w:t>
-              </w:r>
-            </w:ins>
-          </w:p>
-        </w:tc>
-      </w:tr>
-      <w:tr>
-        <w:tc>
-          <w:tcPr>
-            <w:tcW w:w="1920" w:type="dxa"/>
-          </w:tcPr>
-          <w:p>
-            <w:pPr>
-              <w:pStyle w:val="ListParagraph"/>
-              <w:ind w:firstLineChars="0" w:firstLine="0"/>
-            </w:pPr>
-            <w:r>
-              <w:rPr>
-                <w:rFonts w:hint="eastAsia"/>
-              </w:rPr>
               <w:t>Port</w:t>
             </w:r>
           </w:p>
@@ -2945,7 +3096,7 @@
               <w:pStyle w:val="ListParagraph"/>
               <w:ind w:firstLineChars="0" w:firstLine="0"/>
             </w:pPr>
-            <w:ins w:id="58" w:author="linyoubin" w:date="2015-01-21T10:40:00Z">
+            <w:ins w:id="66" w:author="linyoubin" w:date="2015-01-21T10:40:00Z">
               <w:r>
                 <w:rPr>
                   <w:rFonts w:hint="eastAsia"/>
@@ -2953,7 +3104,7 @@
                 <w:t>String</w:t>
               </w:r>
             </w:ins>
-            <w:del w:id="59" w:author="linyoubin" w:date="2015-01-21T10:40:00Z">
+            <w:del w:id="67" w:author="linyoubin" w:date="2015-01-21T10:40:00Z">
               <w:r>
                 <w:rPr>
                   <w:rFonts w:hint="eastAsia"/>
@@ -2989,12 +3140,12 @@
               <w:pStyle w:val="ListParagraph"/>
               <w:ind w:firstLineChars="0" w:firstLine="0"/>
             </w:pPr>
-            <w:ins w:id="60" w:author="linyoubin" w:date="2015-01-21T10:40:00Z">
+            <w:ins w:id="68" w:author="linyoubin" w:date="2015-01-21T10:40:00Z">
               <w:r>
                 <w:t>“</w:t>
               </w:r>
             </w:ins>
-            <w:ins w:id="61" w:author="tanzhaobo" w:date="2015-01-21T10:24:00Z">
+            <w:ins w:id="69" w:author="tanzhaobo" w:date="2015-01-21T10:24:00Z">
               <w:r>
                 <w:rPr>
                   <w:rFonts w:hint="eastAsia"/>
@@ -3002,7 +3153,7 @@
                 <w:t>11790</w:t>
               </w:r>
             </w:ins>
-            <w:ins w:id="62" w:author="linyoubin" w:date="2015-01-21T10:40:00Z">
+            <w:ins w:id="70" w:author="linyoubin" w:date="2015-01-21T10:40:00Z">
               <w:r>
                 <w:t>“</w:t>
               </w:r>
@@ -3020,7 +3171,7 @@
               <w:pStyle w:val="ListParagraph"/>
               <w:ind w:firstLineChars="0" w:firstLine="0"/>
             </w:pPr>
-            <w:del w:id="63" w:author="tanzhaobo" w:date="2015-01-21T10:22:00Z">
+            <w:del w:id="71" w:author="tanzhaobo" w:date="2015-01-21T10:22:00Z">
               <w:r>
                 <w:rPr>
                   <w:rFonts w:hint="eastAsia"/>
@@ -3039,7 +3190,7 @@
               <w:pStyle w:val="ListParagraph"/>
               <w:ind w:firstLineChars="0" w:firstLine="0"/>
             </w:pPr>
-            <w:del w:id="64" w:author="tanzhaobo" w:date="2015-01-21T10:22:00Z">
+            <w:del w:id="72" w:author="tanzhaobo" w:date="2015-01-21T10:22:00Z">
               <w:r>
                 <w:rPr>
                   <w:rFonts w:hint="eastAsia"/>
@@ -3074,7 +3225,7 @@
       </w:tr>
       <w:tr>
         <w:trPr>
-          <w:ins w:id="65" w:author="tanzhaobo" w:date="2015-01-21T10:23:00Z"/>
+          <w:ins w:id="73" w:author="tanzhaobo" w:date="2015-01-21T10:23:00Z"/>
         </w:trPr>
         <w:tc>
           <w:tcPr>
@@ -3085,10 +3236,10 @@
               <w:pStyle w:val="ListParagraph"/>
               <w:ind w:firstLineChars="0" w:firstLine="0"/>
               <w:rPr>
-                <w:ins w:id="66" w:author="tanzhaobo" w:date="2015-01-21T10:23:00Z"/>
-              </w:rPr>
-            </w:pPr>
-            <w:ins w:id="67" w:author="tanzhaobo" w:date="2015-01-21T10:23:00Z">
+                <w:ins w:id="74" w:author="tanzhaobo" w:date="2015-01-21T10:23:00Z"/>
+              </w:rPr>
+            </w:pPr>
+            <w:ins w:id="75" w:author="tanzhaobo" w:date="2015-01-21T10:23:00Z">
               <w:r>
                 <w:rPr>
                   <w:rFonts w:hint="eastAsia"/>
@@ -3107,10 +3258,10 @@
               <w:pStyle w:val="ListParagraph"/>
               <w:ind w:firstLineChars="0" w:firstLine="0"/>
               <w:rPr>
-                <w:ins w:id="68" w:author="tanzhaobo" w:date="2015-01-21T10:23:00Z"/>
-              </w:rPr>
-            </w:pPr>
-            <w:ins w:id="69" w:author="tanzhaobo" w:date="2015-01-21T10:23:00Z">
+                <w:ins w:id="76" w:author="tanzhaobo" w:date="2015-01-21T10:23:00Z"/>
+              </w:rPr>
+            </w:pPr>
+            <w:ins w:id="77" w:author="tanzhaobo" w:date="2015-01-21T10:23:00Z">
               <w:r>
                 <w:rPr>
                   <w:rFonts w:hint="eastAsia"/>
@@ -3129,24 +3280,24 @@
               <w:pStyle w:val="ListParagraph"/>
               <w:ind w:firstLineChars="0" w:firstLine="0"/>
               <w:rPr>
-                <w:ins w:id="70" w:author="tanzhaobo" w:date="2015-01-21T10:23:00Z"/>
-              </w:rPr>
-            </w:pPr>
-          </w:p>
-        </w:tc>
-        <w:tc>
-          <w:tcPr>
-            <w:tcW w:w="1921" w:type="dxa"/>
-          </w:tcPr>
-          <w:p>
-            <w:pPr>
-              <w:pStyle w:val="ListParagraph"/>
-              <w:ind w:firstLineChars="0" w:firstLine="0"/>
-              <w:rPr>
-                <w:ins w:id="71" w:author="tanzhaobo" w:date="2015-01-21T10:23:00Z"/>
-              </w:rPr>
-            </w:pPr>
-            <w:ins w:id="72" w:author="tanzhaobo" w:date="2015-01-21T10:23:00Z">
+                <w:ins w:id="78" w:author="tanzhaobo" w:date="2015-01-21T10:23:00Z"/>
+              </w:rPr>
+            </w:pPr>
+          </w:p>
+        </w:tc>
+        <w:tc>
+          <w:tcPr>
+            <w:tcW w:w="1921" w:type="dxa"/>
+          </w:tcPr>
+          <w:p>
+            <w:pPr>
+              <w:pStyle w:val="ListParagraph"/>
+              <w:ind w:firstLineChars="0" w:firstLine="0"/>
+              <w:rPr>
+                <w:ins w:id="79" w:author="tanzhaobo" w:date="2015-01-21T10:23:00Z"/>
+              </w:rPr>
+            </w:pPr>
+            <w:ins w:id="80" w:author="tanzhaobo" w:date="2015-01-21T10:23:00Z">
               <w:r>
                 <w:rPr>
                   <w:rFonts w:hint="eastAsia"/>
@@ -3284,6 +3435,7 @@
               <w:rPr>
                 <w:rFonts w:hint="eastAsia"/>
               </w:rPr>
+              <w:lastRenderedPageBreak/>
               <w:t>Size</w:t>
             </w:r>
           </w:p>
@@ -3669,12 +3821,14 @@
             <w:r>
               <w:t>“</w:t>
             </w:r>
+            <w:proofErr w:type="spellStart"/>
             <w:r>
               <w:rPr>
                 <w:rFonts w:hint="eastAsia"/>
               </w:rPr>
               <w:t>sda</w:t>
             </w:r>
+            <w:proofErr w:type="spellEnd"/>
             <w:r>
               <w:t>”</w:t>
             </w:r>
@@ -3913,7 +4067,7 @@
               <w:pStyle w:val="ListParagraph"/>
               <w:ind w:firstLineChars="0" w:firstLine="0"/>
             </w:pPr>
-            <w:del w:id="73" w:author="tanzhaobo" w:date="2015-01-21T10:26:00Z">
+            <w:del w:id="81" w:author="tanzhaobo" w:date="2015-01-21T10:26:00Z">
               <w:r>
                 <w:rPr>
                   <w:rFonts w:hint="eastAsia"/>
@@ -3932,7 +4086,7 @@
               <w:pStyle w:val="ListParagraph"/>
               <w:ind w:firstLineChars="0" w:firstLine="0"/>
             </w:pPr>
-            <w:del w:id="74" w:author="tanzhaobo" w:date="2015-01-21T10:26:00Z">
+            <w:del w:id="82" w:author="tanzhaobo" w:date="2015-01-21T10:26:00Z">
               <w:r>
                 <w:rPr>
                   <w:rFonts w:hint="eastAsia"/>
@@ -3967,7 +4121,7 @@
       </w:tr>
       <w:tr>
         <w:trPr>
-          <w:ins w:id="75" w:author="tanzhaobo" w:date="2015-01-21T10:26:00Z"/>
+          <w:ins w:id="83" w:author="tanzhaobo" w:date="2015-01-21T10:26:00Z"/>
         </w:trPr>
         <w:tc>
           <w:tcPr>
@@ -3978,16 +4132,18 @@
               <w:pStyle w:val="ListParagraph"/>
               <w:ind w:firstLineChars="0" w:firstLine="0"/>
               <w:rPr>
-                <w:ins w:id="76" w:author="tanzhaobo" w:date="2015-01-21T10:26:00Z"/>
-              </w:rPr>
-            </w:pPr>
-            <w:ins w:id="77" w:author="tanzhaobo" w:date="2015-01-21T10:26:00Z">
+                <w:ins w:id="84" w:author="tanzhaobo" w:date="2015-01-21T10:26:00Z"/>
+              </w:rPr>
+            </w:pPr>
+            <w:proofErr w:type="spellStart"/>
+            <w:ins w:id="85" w:author="tanzhaobo" w:date="2015-01-21T10:26:00Z">
               <w:r>
                 <w:rPr>
                   <w:rFonts w:hint="eastAsia"/>
                 </w:rPr>
                 <w:t>IsLocal</w:t>
               </w:r>
+              <w:proofErr w:type="spellEnd"/>
             </w:ins>
           </w:p>
         </w:tc>
@@ -4000,16 +4156,18 @@
               <w:pStyle w:val="ListParagraph"/>
               <w:ind w:firstLineChars="0" w:firstLine="0"/>
               <w:rPr>
-                <w:ins w:id="78" w:author="tanzhaobo" w:date="2015-01-21T10:26:00Z"/>
-              </w:rPr>
-            </w:pPr>
-            <w:ins w:id="79" w:author="tanzhaobo" w:date="2015-01-21T10:26:00Z">
+                <w:ins w:id="86" w:author="tanzhaobo" w:date="2015-01-21T10:26:00Z"/>
+              </w:rPr>
+            </w:pPr>
+            <w:proofErr w:type="spellStart"/>
+            <w:ins w:id="87" w:author="tanzhaobo" w:date="2015-01-21T10:26:00Z">
               <w:r>
                 <w:rPr>
                   <w:rFonts w:hint="eastAsia"/>
                 </w:rPr>
                 <w:t>bool</w:t>
               </w:r>
+              <w:proofErr w:type="spellEnd"/>
             </w:ins>
           </w:p>
         </w:tc>
@@ -4022,24 +4180,25 @@
               <w:pStyle w:val="ListParagraph"/>
               <w:ind w:firstLineChars="0" w:firstLine="0"/>
               <w:rPr>
-                <w:ins w:id="80" w:author="tanzhaobo" w:date="2015-01-21T10:26:00Z"/>
-              </w:rPr>
-            </w:pPr>
-          </w:p>
-        </w:tc>
-        <w:tc>
-          <w:tcPr>
-            <w:tcW w:w="1921" w:type="dxa"/>
-          </w:tcPr>
-          <w:p>
-            <w:pPr>
-              <w:pStyle w:val="ListParagraph"/>
-              <w:ind w:firstLineChars="0" w:firstLine="0"/>
-              <w:rPr>
-                <w:ins w:id="81" w:author="tanzhaobo" w:date="2015-01-21T10:26:00Z"/>
-              </w:rPr>
-            </w:pPr>
-            <w:ins w:id="82" w:author="tanzhaobo" w:date="2015-01-21T10:27:00Z">
+                <w:ins w:id="88" w:author="tanzhaobo" w:date="2015-01-21T10:26:00Z"/>
+              </w:rPr>
+            </w:pPr>
+          </w:p>
+        </w:tc>
+        <w:tc>
+          <w:tcPr>
+            <w:tcW w:w="1921" w:type="dxa"/>
+          </w:tcPr>
+          <w:p>
+            <w:pPr>
+              <w:pStyle w:val="ListParagraph"/>
+              <w:ind w:firstLineChars="0" w:firstLine="0"/>
+              <w:rPr>
+                <w:ins w:id="89" w:author="tanzhaobo" w:date="2015-01-21T10:26:00Z"/>
+              </w:rPr>
+            </w:pPr>
+            <w:proofErr w:type="spellStart"/>
+            <w:ins w:id="90" w:author="tanzhaobo" w:date="2015-01-21T10:27:00Z">
               <w:r>
                 <w:rPr>
                   <w:rFonts w:hint="eastAsia"/>
@@ -4047,13 +4206,14 @@
                 <w:t>IsLocal:</w:t>
               </w:r>
             </w:ins>
-            <w:ins w:id="83" w:author="tanzhaobo" w:date="2015-01-21T10:26:00Z">
+            <w:ins w:id="91" w:author="tanzhaobo" w:date="2015-01-21T10:26:00Z">
               <w:r>
                 <w:rPr>
                   <w:rFonts w:hint="eastAsia"/>
                 </w:rPr>
                 <w:t>true</w:t>
               </w:r>
+              <w:proofErr w:type="spellEnd"/>
             </w:ins>
           </w:p>
         </w:tc>
@@ -5025,7 +5185,7 @@
               <w:pStyle w:val="ListParagraph"/>
               <w:ind w:firstLineChars="0" w:firstLine="0"/>
             </w:pPr>
-            <w:del w:id="84" w:author="tanzhaobo" w:date="2015-01-21T10:27:00Z">
+            <w:del w:id="92" w:author="tanzhaobo" w:date="2015-01-21T10:27:00Z">
               <w:r>
                 <w:rPr>
                   <w:rFonts w:hint="eastAsia"/>
@@ -5044,7 +5204,7 @@
               <w:pStyle w:val="ListParagraph"/>
               <w:ind w:firstLineChars="0" w:firstLine="0"/>
             </w:pPr>
-            <w:del w:id="85" w:author="tanzhaobo" w:date="2015-01-21T10:27:00Z">
+            <w:del w:id="93" w:author="tanzhaobo" w:date="2015-01-21T10:27:00Z">
               <w:r>
                 <w:rPr>
                   <w:rFonts w:hint="eastAsia"/>
@@ -5079,7 +5239,7 @@
       </w:tr>
       <w:tr>
         <w:trPr>
-          <w:ins w:id="86" w:author="tanzhaobo" w:date="2015-01-21T10:27:00Z"/>
+          <w:ins w:id="94" w:author="tanzhaobo" w:date="2015-01-21T10:27:00Z"/>
         </w:trPr>
         <w:tc>
           <w:tcPr>
@@ -5090,16 +5250,18 @@
               <w:pStyle w:val="ListParagraph"/>
               <w:ind w:firstLineChars="0" w:firstLine="0"/>
               <w:rPr>
-                <w:ins w:id="87" w:author="tanzhaobo" w:date="2015-01-21T10:27:00Z"/>
-              </w:rPr>
-            </w:pPr>
-            <w:ins w:id="88" w:author="tanzhaobo" w:date="2015-01-21T10:27:00Z">
+                <w:ins w:id="95" w:author="tanzhaobo" w:date="2015-01-21T10:27:00Z"/>
+              </w:rPr>
+            </w:pPr>
+            <w:proofErr w:type="spellStart"/>
+            <w:ins w:id="96" w:author="tanzhaobo" w:date="2015-01-21T10:27:00Z">
               <w:r>
                 <w:rPr>
                   <w:rFonts w:hint="eastAsia"/>
                 </w:rPr>
                 <w:t>CanUse</w:t>
               </w:r>
+              <w:proofErr w:type="spellEnd"/>
             </w:ins>
           </w:p>
         </w:tc>
@@ -5112,10 +5274,11 @@
               <w:pStyle w:val="ListParagraph"/>
               <w:ind w:firstLineChars="0" w:firstLine="0"/>
               <w:rPr>
-                <w:ins w:id="89" w:author="tanzhaobo" w:date="2015-01-21T10:27:00Z"/>
-              </w:rPr>
-            </w:pPr>
-            <w:ins w:id="90" w:author="tanzhaobo" w:date="2015-01-21T10:28:00Z">
+                <w:ins w:id="97" w:author="tanzhaobo" w:date="2015-01-21T10:27:00Z"/>
+              </w:rPr>
+            </w:pPr>
+            <w:proofErr w:type="spellStart"/>
+            <w:ins w:id="98" w:author="tanzhaobo" w:date="2015-01-21T10:28:00Z">
               <w:r>
                 <w:rPr>
                   <w:rFonts w:hint="eastAsia"/>
@@ -5123,35 +5286,37 @@
                 <w:t>bool</w:t>
               </w:r>
             </w:ins>
-          </w:p>
-        </w:tc>
-        <w:tc>
-          <w:tcPr>
-            <w:tcW w:w="1921" w:type="dxa"/>
-          </w:tcPr>
-          <w:p>
-            <w:pPr>
-              <w:pStyle w:val="ListParagraph"/>
-              <w:ind w:firstLineChars="0" w:firstLine="0"/>
-              <w:rPr>
-                <w:ins w:id="91" w:author="tanzhaobo" w:date="2015-01-21T10:27:00Z"/>
-              </w:rPr>
-            </w:pPr>
-          </w:p>
-        </w:tc>
-        <w:tc>
-          <w:tcPr>
-            <w:tcW w:w="1921" w:type="dxa"/>
-          </w:tcPr>
-          <w:p>
-            <w:pPr>
-              <w:pStyle w:val="ListParagraph"/>
-              <w:ind w:firstLineChars="0" w:firstLine="0"/>
-              <w:rPr>
-                <w:ins w:id="92" w:author="tanzhaobo" w:date="2015-01-21T10:27:00Z"/>
-              </w:rPr>
-            </w:pPr>
-            <w:ins w:id="93" w:author="tanzhaobo" w:date="2015-01-21T10:28:00Z">
+            <w:proofErr w:type="spellEnd"/>
+          </w:p>
+        </w:tc>
+        <w:tc>
+          <w:tcPr>
+            <w:tcW w:w="1921" w:type="dxa"/>
+          </w:tcPr>
+          <w:p>
+            <w:pPr>
+              <w:pStyle w:val="ListParagraph"/>
+              <w:ind w:firstLineChars="0" w:firstLine="0"/>
+              <w:rPr>
+                <w:ins w:id="99" w:author="tanzhaobo" w:date="2015-01-21T10:27:00Z"/>
+              </w:rPr>
+            </w:pPr>
+          </w:p>
+        </w:tc>
+        <w:tc>
+          <w:tcPr>
+            <w:tcW w:w="1921" w:type="dxa"/>
+          </w:tcPr>
+          <w:p>
+            <w:pPr>
+              <w:pStyle w:val="ListParagraph"/>
+              <w:ind w:firstLineChars="0" w:firstLine="0"/>
+              <w:rPr>
+                <w:ins w:id="100" w:author="tanzhaobo" w:date="2015-01-21T10:27:00Z"/>
+              </w:rPr>
+            </w:pPr>
+            <w:proofErr w:type="spellStart"/>
+            <w:ins w:id="101" w:author="tanzhaobo" w:date="2015-01-21T10:28:00Z">
               <w:r>
                 <w:rPr>
                   <w:rFonts w:hint="eastAsia"/>
@@ -5159,6 +5324,7 @@
                 <w:t>CanUse:false</w:t>
               </w:r>
             </w:ins>
+            <w:proofErr w:type="spellEnd"/>
           </w:p>
         </w:tc>
       </w:tr>
@@ -5349,7 +5515,7 @@
               <w:pStyle w:val="ListParagraph"/>
               <w:ind w:firstLineChars="0" w:firstLine="0"/>
             </w:pPr>
-            <w:del w:id="94" w:author="tanzhaobo" w:date="2015-01-21T10:28:00Z">
+            <w:del w:id="102" w:author="tanzhaobo" w:date="2015-01-21T10:28:00Z">
               <w:r>
                 <w:rPr>
                   <w:rFonts w:hint="eastAsia"/>
@@ -5368,7 +5534,7 @@
               <w:pStyle w:val="ListParagraph"/>
               <w:ind w:firstLineChars="0" w:firstLine="0"/>
             </w:pPr>
-            <w:del w:id="95" w:author="tanzhaobo" w:date="2015-01-21T10:28:00Z">
+            <w:del w:id="103" w:author="tanzhaobo" w:date="2015-01-21T10:28:00Z">
               <w:r>
                 <w:rPr>
                   <w:rFonts w:hint="eastAsia"/>
@@ -5403,7 +5569,7 @@
       </w:tr>
       <w:tr>
         <w:trPr>
-          <w:ins w:id="96" w:author="tanzhaobo" w:date="2015-01-21T10:28:00Z"/>
+          <w:ins w:id="104" w:author="tanzhaobo" w:date="2015-01-21T10:28:00Z"/>
         </w:trPr>
         <w:tc>
           <w:tcPr>
@@ -5414,16 +5580,18 @@
               <w:pStyle w:val="ListParagraph"/>
               <w:ind w:firstLineChars="0" w:firstLine="0"/>
               <w:rPr>
-                <w:ins w:id="97" w:author="tanzhaobo" w:date="2015-01-21T10:28:00Z"/>
-              </w:rPr>
-            </w:pPr>
-            <w:ins w:id="98" w:author="tanzhaobo" w:date="2015-01-21T10:28:00Z">
+                <w:ins w:id="105" w:author="tanzhaobo" w:date="2015-01-21T10:28:00Z"/>
+              </w:rPr>
+            </w:pPr>
+            <w:proofErr w:type="spellStart"/>
+            <w:ins w:id="106" w:author="tanzhaobo" w:date="2015-01-21T10:28:00Z">
               <w:r>
                 <w:rPr>
                   <w:rFonts w:hint="eastAsia"/>
                 </w:rPr>
                 <w:t>IsRunning</w:t>
               </w:r>
+              <w:proofErr w:type="spellEnd"/>
             </w:ins>
           </w:p>
         </w:tc>
@@ -5436,16 +5604,18 @@
               <w:pStyle w:val="ListParagraph"/>
               <w:ind w:firstLineChars="0" w:firstLine="0"/>
               <w:rPr>
-                <w:ins w:id="99" w:author="tanzhaobo" w:date="2015-01-21T10:28:00Z"/>
-              </w:rPr>
-            </w:pPr>
-            <w:ins w:id="100" w:author="tanzhaobo" w:date="2015-01-21T10:28:00Z">
+                <w:ins w:id="107" w:author="tanzhaobo" w:date="2015-01-21T10:28:00Z"/>
+              </w:rPr>
+            </w:pPr>
+            <w:proofErr w:type="spellStart"/>
+            <w:ins w:id="108" w:author="tanzhaobo" w:date="2015-01-21T10:28:00Z">
               <w:r>
                 <w:rPr>
                   <w:rFonts w:hint="eastAsia"/>
                 </w:rPr>
                 <w:t>bool</w:t>
               </w:r>
+              <w:proofErr w:type="spellEnd"/>
             </w:ins>
           </w:p>
         </w:tc>
@@ -5458,24 +5628,25 @@
               <w:pStyle w:val="ListParagraph"/>
               <w:ind w:firstLineChars="0" w:firstLine="0"/>
               <w:rPr>
-                <w:ins w:id="101" w:author="tanzhaobo" w:date="2015-01-21T10:28:00Z"/>
-              </w:rPr>
-            </w:pPr>
-          </w:p>
-        </w:tc>
-        <w:tc>
-          <w:tcPr>
-            <w:tcW w:w="1921" w:type="dxa"/>
-          </w:tcPr>
-          <w:p>
-            <w:pPr>
-              <w:pStyle w:val="ListParagraph"/>
-              <w:ind w:firstLineChars="0" w:firstLine="0"/>
-              <w:rPr>
-                <w:ins w:id="102" w:author="tanzhaobo" w:date="2015-01-21T10:28:00Z"/>
-              </w:rPr>
-            </w:pPr>
-            <w:ins w:id="103" w:author="tanzhaobo" w:date="2015-01-21T10:29:00Z">
+                <w:ins w:id="109" w:author="tanzhaobo" w:date="2015-01-21T10:28:00Z"/>
+              </w:rPr>
+            </w:pPr>
+          </w:p>
+        </w:tc>
+        <w:tc>
+          <w:tcPr>
+            <w:tcW w:w="1921" w:type="dxa"/>
+          </w:tcPr>
+          <w:p>
+            <w:pPr>
+              <w:pStyle w:val="ListParagraph"/>
+              <w:ind w:firstLineChars="0" w:firstLine="0"/>
+              <w:rPr>
+                <w:ins w:id="110" w:author="tanzhaobo" w:date="2015-01-21T10:28:00Z"/>
+              </w:rPr>
+            </w:pPr>
+            <w:proofErr w:type="spellStart"/>
+            <w:ins w:id="111" w:author="tanzhaobo" w:date="2015-01-21T10:29:00Z">
               <w:r>
                 <w:rPr>
                   <w:rFonts w:hint="eastAsia"/>
@@ -5483,6 +5654,7 @@
                 <w:t>IsRunning:false</w:t>
               </w:r>
             </w:ins>
+            <w:proofErr w:type="spellEnd"/>
           </w:p>
         </w:tc>
       </w:tr>
@@ -5671,6 +5843,7 @@
               <w:rPr>
                 <w:rFonts w:hint="eastAsia"/>
               </w:rPr>
+              <w:lastRenderedPageBreak/>
               <w:t>Name</w:t>
             </w:r>
           </w:p>
@@ -5727,11 +5900,19 @@
             <w:r>
               <w:t>”</w:t>
             </w:r>
-            <w:r>
-              <w:rPr>
-                <w:rFonts w:hint="eastAsia"/>
-              </w:rPr>
-              <w:t>ip-tables</w:t>
+            <w:proofErr w:type="spellStart"/>
+            <w:r>
+              <w:rPr>
+                <w:rFonts w:hint="eastAsia"/>
+              </w:rPr>
+              <w:t>ip</w:t>
+            </w:r>
+            <w:proofErr w:type="spellEnd"/>
+            <w:r>
+              <w:rPr>
+                <w:rFonts w:hint="eastAsia"/>
+              </w:rPr>
+              <w:t>-tables</w:t>
             </w:r>
             <w:r>
               <w:t>”</w:t>
@@ -5749,7 +5930,7 @@
               <w:pStyle w:val="ListParagraph"/>
               <w:ind w:firstLineChars="0" w:firstLine="0"/>
             </w:pPr>
-            <w:del w:id="104" w:author="tanzhaobo" w:date="2015-01-21T10:29:00Z">
+            <w:del w:id="112" w:author="tanzhaobo" w:date="2015-01-21T10:29:00Z">
               <w:r>
                 <w:rPr>
                   <w:rFonts w:hint="eastAsia"/>
@@ -5768,7 +5949,7 @@
               <w:pStyle w:val="ListParagraph"/>
               <w:ind w:firstLineChars="0" w:firstLine="0"/>
             </w:pPr>
-            <w:del w:id="105" w:author="tanzhaobo" w:date="2015-01-21T10:29:00Z">
+            <w:del w:id="113" w:author="tanzhaobo" w:date="2015-01-21T10:29:00Z">
               <w:r>
                 <w:rPr>
                   <w:rFonts w:hint="eastAsia"/>
@@ -5803,7 +5984,7 @@
       </w:tr>
       <w:tr>
         <w:trPr>
-          <w:ins w:id="106" w:author="tanzhaobo" w:date="2015-01-21T10:29:00Z"/>
+          <w:ins w:id="114" w:author="tanzhaobo" w:date="2015-01-21T10:29:00Z"/>
         </w:trPr>
         <w:tc>
           <w:tcPr>
@@ -5814,16 +5995,18 @@
               <w:pStyle w:val="ListParagraph"/>
               <w:ind w:firstLineChars="0" w:firstLine="0"/>
               <w:rPr>
-                <w:ins w:id="107" w:author="tanzhaobo" w:date="2015-01-21T10:29:00Z"/>
-              </w:rPr>
-            </w:pPr>
-            <w:ins w:id="108" w:author="tanzhaobo" w:date="2015-01-21T10:29:00Z">
+                <w:ins w:id="115" w:author="tanzhaobo" w:date="2015-01-21T10:29:00Z"/>
+              </w:rPr>
+            </w:pPr>
+            <w:proofErr w:type="spellStart"/>
+            <w:ins w:id="116" w:author="tanzhaobo" w:date="2015-01-21T10:29:00Z">
               <w:r>
                 <w:rPr>
                   <w:rFonts w:hint="eastAsia"/>
                 </w:rPr>
                 <w:t>IsRunning</w:t>
               </w:r>
+              <w:proofErr w:type="spellEnd"/>
             </w:ins>
           </w:p>
         </w:tc>
@@ -5836,16 +6019,18 @@
               <w:pStyle w:val="ListParagraph"/>
               <w:ind w:firstLineChars="0" w:firstLine="0"/>
               <w:rPr>
-                <w:ins w:id="109" w:author="tanzhaobo" w:date="2015-01-21T10:29:00Z"/>
-              </w:rPr>
-            </w:pPr>
-            <w:ins w:id="110" w:author="tanzhaobo" w:date="2015-01-21T10:29:00Z">
+                <w:ins w:id="117" w:author="tanzhaobo" w:date="2015-01-21T10:29:00Z"/>
+              </w:rPr>
+            </w:pPr>
+            <w:proofErr w:type="spellStart"/>
+            <w:ins w:id="118" w:author="tanzhaobo" w:date="2015-01-21T10:29:00Z">
               <w:r>
                 <w:rPr>
                   <w:rFonts w:hint="eastAsia"/>
                 </w:rPr>
                 <w:t>bool</w:t>
               </w:r>
+              <w:proofErr w:type="spellEnd"/>
             </w:ins>
           </w:p>
         </w:tc>
@@ -5858,30 +6043,32 @@
               <w:pStyle w:val="ListParagraph"/>
               <w:ind w:firstLineChars="0" w:firstLine="0"/>
               <w:rPr>
-                <w:ins w:id="111" w:author="tanzhaobo" w:date="2015-01-21T10:29:00Z"/>
-              </w:rPr>
-            </w:pPr>
-          </w:p>
-        </w:tc>
-        <w:tc>
-          <w:tcPr>
-            <w:tcW w:w="1921" w:type="dxa"/>
-          </w:tcPr>
-          <w:p>
-            <w:pPr>
-              <w:pStyle w:val="ListParagraph"/>
-              <w:ind w:firstLineChars="0" w:firstLine="0"/>
-              <w:rPr>
-                <w:ins w:id="112" w:author="tanzhaobo" w:date="2015-01-21T10:29:00Z"/>
-              </w:rPr>
-            </w:pPr>
-            <w:ins w:id="113" w:author="tanzhaobo" w:date="2015-01-21T10:29:00Z">
+                <w:ins w:id="119" w:author="tanzhaobo" w:date="2015-01-21T10:29:00Z"/>
+              </w:rPr>
+            </w:pPr>
+          </w:p>
+        </w:tc>
+        <w:tc>
+          <w:tcPr>
+            <w:tcW w:w="1921" w:type="dxa"/>
+          </w:tcPr>
+          <w:p>
+            <w:pPr>
+              <w:pStyle w:val="ListParagraph"/>
+              <w:ind w:firstLineChars="0" w:firstLine="0"/>
+              <w:rPr>
+                <w:ins w:id="120" w:author="tanzhaobo" w:date="2015-01-21T10:29:00Z"/>
+              </w:rPr>
+            </w:pPr>
+            <w:proofErr w:type="spellStart"/>
+            <w:ins w:id="121" w:author="tanzhaobo" w:date="2015-01-21T10:29:00Z">
               <w:r>
                 <w:rPr>
                   <w:rFonts w:hint="eastAsia"/>
                 </w:rPr>
                 <w:t>IsRunning:false</w:t>
               </w:r>
+              <w:proofErr w:type="spellEnd"/>
             </w:ins>
           </w:p>
         </w:tc>
@@ -5900,7 +6087,6 @@
               <w:rPr>
                 <w:rFonts w:hint="eastAsia"/>
               </w:rPr>
-              <w:lastRenderedPageBreak/>
               <w:t>Context</w:t>
             </w:r>
           </w:p>
@@ -6208,12 +6394,14 @@
             <w:r>
               <w:t>”</w:t>
             </w:r>
+            <w:proofErr w:type="spellStart"/>
             <w:r>
               <w:rPr>
                 <w:rFonts w:hint="eastAsia"/>
               </w:rPr>
               <w:t>sequoiadb</w:t>
             </w:r>
+            <w:proofErr w:type="spellEnd"/>
             <w:r>
               <w:t>”</w:t>
             </w:r>
@@ -6230,12 +6418,14 @@
               <w:pStyle w:val="ListParagraph"/>
               <w:ind w:firstLineChars="0" w:firstLine="0"/>
             </w:pPr>
+            <w:proofErr w:type="spellStart"/>
             <w:r>
               <w:rPr>
                 <w:rFonts w:hint="eastAsia"/>
               </w:rPr>
               <w:t>DeployMod</w:t>
             </w:r>
+            <w:proofErr w:type="spellEnd"/>
           </w:p>
         </w:tc>
         <w:tc>
@@ -6297,12 +6487,14 @@
               <w:pStyle w:val="ListParagraph"/>
               <w:ind w:firstLineChars="0" w:firstLine="0"/>
             </w:pPr>
+            <w:proofErr w:type="spellStart"/>
             <w:r>
               <w:rPr>
                 <w:rFonts w:hint="eastAsia"/>
               </w:rPr>
               <w:t>ClusterName</w:t>
             </w:r>
+            <w:proofErr w:type="spellEnd"/>
           </w:p>
         </w:tc>
         <w:tc>
@@ -6342,11 +6534,19 @@
               <w:pStyle w:val="ListParagraph"/>
               <w:ind w:firstLineChars="0" w:firstLine="0"/>
             </w:pPr>
-            <w:r>
-              <w:rPr>
-                <w:rFonts w:hint="eastAsia"/>
-              </w:rPr>
-              <w:t>ClusterName:</w:t>
+            <w:proofErr w:type="spellStart"/>
+            <w:r>
+              <w:rPr>
+                <w:rFonts w:hint="eastAsia"/>
+              </w:rPr>
+              <w:t>ClusterName</w:t>
+            </w:r>
+            <w:proofErr w:type="spellEnd"/>
+            <w:r>
+              <w:rPr>
+                <w:rFonts w:hint="eastAsia"/>
+              </w:rPr>
+              <w:t>:</w:t>
             </w:r>
             <w:r>
               <w:t>”</w:t>
@@ -6431,7 +6631,7 @@
               <w:pStyle w:val="ListParagraph"/>
               <w:ind w:firstLineChars="0" w:firstLine="0"/>
             </w:pPr>
-            <w:commentRangeStart w:id="114"/>
+            <w:commentRangeStart w:id="122"/>
             <w:r>
               <w:rPr>
                 <w:rFonts w:hint="eastAsia"/>
@@ -6649,12 +6849,14 @@
               <w:pStyle w:val="ListParagraph"/>
               <w:ind w:firstLineChars="0" w:firstLine="0"/>
             </w:pPr>
+            <w:proofErr w:type="spellStart"/>
             <w:r>
               <w:rPr>
                 <w:rFonts w:hint="eastAsia"/>
               </w:rPr>
               <w:t>HostName</w:t>
             </w:r>
+            <w:proofErr w:type="spellEnd"/>
           </w:p>
         </w:tc>
         <w:tc>
@@ -6756,7 +6958,7 @@
         </w:tc>
       </w:tr>
     </w:tbl>
-    <w:commentRangeEnd w:id="114"/>
+    <w:commentRangeEnd w:id="122"/>
     <w:p>
       <w:pPr>
         <w:pStyle w:val="ListParagraph"/>
@@ -6766,7 +6968,7 @@
         <w:rPr>
           <w:rStyle w:val="CommentReference"/>
         </w:rPr>
-        <w:commentReference w:id="114"/>
+        <w:commentReference w:id="122"/>
       </w:r>
     </w:p>
     <w:p>
@@ -6895,12 +7097,14 @@
               <w:pStyle w:val="ListParagraph"/>
               <w:ind w:firstLineChars="0" w:firstLine="0"/>
             </w:pPr>
+            <w:proofErr w:type="spellStart"/>
             <w:r>
               <w:rPr>
                 <w:rFonts w:hint="eastAsia"/>
               </w:rPr>
               <w:t>HostName</w:t>
             </w:r>
+            <w:proofErr w:type="spellEnd"/>
           </w:p>
         </w:tc>
         <w:tc>
@@ -6953,12 +7157,14 @@
               <w:pStyle w:val="ListParagraph"/>
               <w:ind w:firstLineChars="0" w:firstLine="0"/>
             </w:pPr>
+            <w:proofErr w:type="spellStart"/>
             <w:r>
               <w:rPr>
                 <w:rFonts w:hint="eastAsia"/>
               </w:rPr>
               <w:t>BusinessName</w:t>
             </w:r>
+            <w:proofErr w:type="spellEnd"/>
           </w:p>
         </w:tc>
         <w:tc>
@@ -7011,12 +7217,14 @@
               <w:pStyle w:val="ListParagraph"/>
               <w:ind w:firstLineChars="0" w:firstLine="0"/>
             </w:pPr>
+            <w:proofErr w:type="spellStart"/>
             <w:r>
               <w:rPr>
                 <w:rFonts w:hint="eastAsia"/>
               </w:rPr>
               <w:t>Config</w:t>
             </w:r>
+            <w:proofErr w:type="spellEnd"/>
           </w:p>
         </w:tc>
         <w:tc>
@@ -7065,12 +7273,15 @@
             <w:r>
               <w:t>“</w:t>
             </w:r>
+            <w:proofErr w:type="spellStart"/>
             <w:r>
               <w:rPr>
                 <w:rFonts w:hint="eastAsia"/>
               </w:rPr>
               <w:t>Config</w:t>
             </w:r>
+            <w:proofErr w:type="spellEnd"/>
+            <w:proofErr w:type="gramStart"/>
             <w:r>
               <w:t>”</w:t>
             </w:r>
@@ -7080,6 +7291,7 @@
               </w:rPr>
               <w:t>:</w:t>
             </w:r>
+            <w:proofErr w:type="gramEnd"/>
             <w:r>
               <w:rPr>
                 <w:rFonts w:hint="eastAsia"/>
@@ -7095,12 +7307,14 @@
             <w:r>
               <w:t>“</w:t>
             </w:r>
+            <w:proofErr w:type="spellStart"/>
             <w:r>
               <w:rPr>
                 <w:rFonts w:hint="eastAsia"/>
               </w:rPr>
               <w:t>dbpath</w:t>
             </w:r>
+            <w:proofErr w:type="spellEnd"/>
             <w:r>
               <w:t>”</w:t>
             </w:r>
@@ -7122,12 +7336,14 @@
             <w:r>
               <w:t>“</w:t>
             </w:r>
+            <w:proofErr w:type="spellStart"/>
             <w:r>
               <w:rPr>
                 <w:rFonts w:hint="eastAsia"/>
               </w:rPr>
               <w:t>svcname</w:t>
             </w:r>
+            <w:proofErr w:type="spellEnd"/>
             <w:r>
               <w:t>”</w:t>
             </w:r>
@@ -7200,12 +7416,14 @@
         <w:pStyle w:val="ListParagraph"/>
         <w:ind w:left="840" w:firstLineChars="0" w:firstLine="0"/>
       </w:pPr>
+      <w:proofErr w:type="spellStart"/>
       <w:r>
         <w:rPr>
           <w:rFonts w:hint="eastAsia"/>
         </w:rPr>
         <w:t>Config</w:t>
       </w:r>
+      <w:proofErr w:type="spellEnd"/>
       <w:r>
         <w:rPr>
           <w:rFonts w:hint="eastAsia"/>
@@ -7311,12 +7529,14 @@
               <w:pStyle w:val="ListParagraph"/>
               <w:ind w:firstLineChars="0" w:firstLine="0"/>
             </w:pPr>
+            <w:proofErr w:type="spellStart"/>
             <w:r>
               <w:rPr>
                 <w:rFonts w:hint="eastAsia"/>
               </w:rPr>
               <w:t>Config</w:t>
             </w:r>
+            <w:proofErr w:type="spellEnd"/>
           </w:p>
         </w:tc>
         <w:tc>
@@ -7365,12 +7585,14 @@
             <w:r>
               <w:t>“</w:t>
             </w:r>
+            <w:proofErr w:type="spellStart"/>
             <w:r>
               <w:rPr>
                 <w:rFonts w:hint="eastAsia"/>
               </w:rPr>
               <w:t>dbpath</w:t>
             </w:r>
+            <w:proofErr w:type="spellEnd"/>
             <w:r>
               <w:t>”</w:t>
             </w:r>
@@ -7383,6 +7605,7 @@
             <w:r>
               <w:t>””</w:t>
             </w:r>
+            <w:proofErr w:type="gramStart"/>
             <w:r>
               <w:rPr>
                 <w:rFonts w:hint="eastAsia"/>
@@ -7392,12 +7615,15 @@
             <w:r>
               <w:t>“</w:t>
             </w:r>
+            <w:proofErr w:type="spellStart"/>
+            <w:proofErr w:type="gramEnd"/>
             <w:r>
               <w:rPr>
                 <w:rFonts w:hint="eastAsia"/>
               </w:rPr>
               <w:t>svcname</w:t>
             </w:r>
+            <w:proofErr w:type="spellEnd"/>
             <w:r>
               <w:t>”</w:t>
             </w:r>
@@ -7557,12 +7783,14 @@
               <w:pStyle w:val="ListParagraph"/>
               <w:ind w:firstLineChars="0" w:firstLine="0"/>
             </w:pPr>
+            <w:proofErr w:type="spellStart"/>
             <w:r>
               <w:rPr>
                 <w:rFonts w:hint="eastAsia"/>
               </w:rPr>
               <w:t>TaskID</w:t>
             </w:r>
+            <w:proofErr w:type="spellEnd"/>
           </w:p>
         </w:tc>
         <w:tc>
@@ -7679,12 +7907,14 @@
               <w:pStyle w:val="ListParagraph"/>
               <w:ind w:firstLineChars="0" w:firstLine="0"/>
             </w:pPr>
+            <w:proofErr w:type="spellStart"/>
             <w:r>
               <w:rPr>
                 <w:rFonts w:hint="eastAsia"/>
               </w:rPr>
               <w:t>TypeDesc</w:t>
             </w:r>
+            <w:proofErr w:type="spellEnd"/>
           </w:p>
         </w:tc>
         <w:tc>
@@ -7752,12 +7982,14 @@
               <w:pStyle w:val="ListParagraph"/>
               <w:ind w:firstLineChars="0" w:firstLine="0"/>
             </w:pPr>
+            <w:proofErr w:type="spellStart"/>
             <w:r>
               <w:rPr>
                 <w:rFonts w:hint="eastAsia"/>
               </w:rPr>
               <w:t>TaskName</w:t>
             </w:r>
+            <w:proofErr w:type="spellEnd"/>
           </w:p>
         </w:tc>
         <w:tc>
@@ -7816,12 +8048,14 @@
               <w:pStyle w:val="ListParagraph"/>
               <w:ind w:firstLineChars="0" w:firstLine="0"/>
             </w:pPr>
+            <w:proofErr w:type="spellStart"/>
             <w:r>
               <w:rPr>
                 <w:rFonts w:hint="eastAsia"/>
               </w:rPr>
               <w:t>CreateTime</w:t>
             </w:r>
+            <w:proofErr w:type="spellEnd"/>
           </w:p>
         </w:tc>
         <w:tc>
@@ -7880,12 +8114,15 @@
               <w:pStyle w:val="ListParagraph"/>
               <w:ind w:firstLineChars="0" w:firstLine="0"/>
             </w:pPr>
-            <w:r>
-              <w:rPr>
-                <w:rFonts w:hint="eastAsia"/>
-              </w:rPr>
+            <w:proofErr w:type="spellStart"/>
+            <w:r>
+              <w:rPr>
+                <w:rFonts w:hint="eastAsia"/>
+              </w:rPr>
+              <w:lastRenderedPageBreak/>
               <w:t>EndTime</w:t>
             </w:r>
+            <w:proofErr w:type="spellEnd"/>
           </w:p>
         </w:tc>
         <w:tc>
@@ -8008,12 +8245,14 @@
               <w:pStyle w:val="ListParagraph"/>
               <w:ind w:firstLineChars="0" w:firstLine="0"/>
             </w:pPr>
+            <w:proofErr w:type="spellStart"/>
             <w:r>
               <w:rPr>
                 <w:rFonts w:hint="eastAsia"/>
               </w:rPr>
               <w:t>StatusDesc</w:t>
             </w:r>
+            <w:proofErr w:type="spellEnd"/>
           </w:p>
         </w:tc>
         <w:tc>
@@ -8075,14 +8314,7 @@
               <w:rPr>
                 <w:rFonts w:hint="eastAsia"/>
               </w:rPr>
-              <w:t>CANCE</w:t>
-            </w:r>
-            <w:r>
-              <w:rPr>
-                <w:rFonts w:hint="eastAsia"/>
-              </w:rPr>
-              <w:lastRenderedPageBreak/>
-              <w:t>L, FINISH</w:t>
+              <w:t>CANCEL, FINISH</w:t>
             </w:r>
           </w:p>
         </w:tc>
@@ -8143,12 +8375,14 @@
               <w:pStyle w:val="ListParagraph"/>
               <w:ind w:firstLineChars="0" w:firstLine="0"/>
             </w:pPr>
+            <w:proofErr w:type="spellStart"/>
             <w:r>
               <w:rPr>
                 <w:rFonts w:hint="eastAsia"/>
               </w:rPr>
               <w:t>AgentHost</w:t>
             </w:r>
+            <w:proofErr w:type="spellEnd"/>
           </w:p>
         </w:tc>
         <w:tc>
@@ -8201,12 +8435,14 @@
               <w:pStyle w:val="ListParagraph"/>
               <w:ind w:firstLineChars="0" w:firstLine="0"/>
             </w:pPr>
+            <w:proofErr w:type="spellStart"/>
             <w:r>
               <w:rPr>
                 <w:rFonts w:hint="eastAsia"/>
               </w:rPr>
               <w:t>AgentService</w:t>
             </w:r>
+            <w:proofErr w:type="spellEnd"/>
           </w:p>
         </w:tc>
         <w:tc>
@@ -8399,10 +8635,42 @@
               <w:ind w:firstLineChars="0" w:firstLine="0"/>
             </w:pPr>
             <w:r>
-              <w:t>"BusinessType":"sequoiadb", "Busi</w:t>
-            </w:r>
-            <w:r>
-              <w:t>nessName":"b1", "deployMod":"</w:t>
+              <w:t>"</w:t>
+            </w:r>
+            <w:proofErr w:type="spellStart"/>
+            <w:r>
+              <w:t>BusinessType</w:t>
+            </w:r>
+            <w:proofErr w:type="spellEnd"/>
+            <w:r>
+              <w:t>":"</w:t>
+            </w:r>
+            <w:proofErr w:type="spellStart"/>
+            <w:r>
+              <w:t>sequoiadb</w:t>
+            </w:r>
+            <w:proofErr w:type="spellEnd"/>
+            <w:r>
+              <w:t>", "</w:t>
+            </w:r>
+            <w:proofErr w:type="spellStart"/>
+            <w:r>
+              <w:t>Busi</w:t>
+            </w:r>
+            <w:r>
+              <w:t>nessName</w:t>
+            </w:r>
+            <w:proofErr w:type="spellEnd"/>
+            <w:r>
+              <w:t>":"b1", "</w:t>
+            </w:r>
+            <w:proofErr w:type="spellStart"/>
+            <w:r>
+              <w:t>deployMod</w:t>
+            </w:r>
+            <w:proofErr w:type="spellEnd"/>
+            <w:r>
+              <w:t>":"</w:t>
             </w:r>
             <w:r>
               <w:rPr>
@@ -8416,12 +8684,28 @@
           </w:p>
           <w:p>
             <w:r>
-              <w:t xml:space="preserve">"ClusterName":"c1", </w:t>
-            </w:r>
-          </w:p>
-          <w:p>
-            <w:r>
-              <w:t>"Config":</w:t>
+              <w:t>"</w:t>
+            </w:r>
+            <w:proofErr w:type="spellStart"/>
+            <w:r>
+              <w:t>ClusterName</w:t>
+            </w:r>
+            <w:proofErr w:type="spellEnd"/>
+            <w:r>
+              <w:t xml:space="preserve">":"c1", </w:t>
+            </w:r>
+          </w:p>
+          <w:p>
+            <w:r>
+              <w:t>"</w:t>
+            </w:r>
+            <w:proofErr w:type="spellStart"/>
+            <w:r>
+              <w:t>Config</w:t>
+            </w:r>
+            <w:proofErr w:type="spellEnd"/>
+            <w:r>
+              <w:t>":</w:t>
             </w:r>
           </w:p>
           <w:p>
@@ -8437,10 +8721,26 @@
               <w:ind w:leftChars="100" w:left="315" w:hangingChars="50" w:hanging="105"/>
             </w:pPr>
             <w:r>
-              <w:t>{"HostName":</w:t>
-            </w:r>
-            <w:r>
-              <w:t xml:space="preserve">"host1", "datagroupname": "", </w:t>
+              <w:t>{"</w:t>
+            </w:r>
+            <w:proofErr w:type="spellStart"/>
+            <w:r>
+              <w:t>HostName</w:t>
+            </w:r>
+            <w:proofErr w:type="spellEnd"/>
+            <w:r>
+              <w:t>":</w:t>
+            </w:r>
+            <w:r>
+              <w:t>"host1", "</w:t>
+            </w:r>
+            <w:proofErr w:type="spellStart"/>
+            <w:r>
+              <w:t>datagroupname</w:t>
+            </w:r>
+            <w:proofErr w:type="spellEnd"/>
+            <w:r>
+              <w:t xml:space="preserve">": "", </w:t>
             </w:r>
           </w:p>
           <w:p>
@@ -8449,7 +8749,25 @@
               <w:ind w:firstLineChars="150" w:firstLine="315"/>
             </w:pPr>
             <w:r>
-              <w:t>"dbpath": "/home/db2/standalone/11830", "svcname": "11830", ...</w:t>
+              <w:t>"</w:t>
+            </w:r>
+            <w:proofErr w:type="spellStart"/>
+            <w:proofErr w:type="gramStart"/>
+            <w:r>
+              <w:t>dbpath</w:t>
+            </w:r>
+            <w:proofErr w:type="spellEnd"/>
+            <w:proofErr w:type="gramEnd"/>
+            <w:r>
+              <w:t>": "/home/db2/standalone/11830", "</w:t>
+            </w:r>
+            <w:proofErr w:type="spellStart"/>
+            <w:r>
+              <w:t>svcname</w:t>
+            </w:r>
+            <w:proofErr w:type="spellEnd"/>
+            <w:r>
+              <w:t>": "11830", ...</w:t>
             </w:r>
           </w:p>
           <w:p>
@@ -8545,12 +8863,14 @@
               <w:pStyle w:val="ListParagraph"/>
               <w:ind w:firstLineChars="0" w:firstLine="0"/>
             </w:pPr>
+            <w:proofErr w:type="spellStart"/>
             <w:r>
               <w:rPr>
                 <w:rFonts w:hint="eastAsia"/>
               </w:rPr>
               <w:t>errno</w:t>
             </w:r>
+            <w:proofErr w:type="spellEnd"/>
           </w:p>
         </w:tc>
         <w:tc>
@@ -8661,12 +8981,14 @@
               <w:pStyle w:val="ListParagraph"/>
               <w:ind w:firstLineChars="0" w:firstLine="0"/>
             </w:pPr>
+            <w:proofErr w:type="spellStart"/>
             <w:r>
               <w:rPr>
                 <w:rFonts w:hint="eastAsia"/>
               </w:rPr>
               <w:t>ResultInfo</w:t>
             </w:r>
+            <w:proofErr w:type="spellEnd"/>
           </w:p>
         </w:tc>
         <w:tc>
@@ -8803,7 +9125,21 @@
               <w:rPr>
                 <w:rFonts w:hint="eastAsia"/>
               </w:rPr>
-              <w:t xml:space="preserve">   HostName:</w:t>
+              <w:t xml:space="preserve">   </w:t>
+            </w:r>
+            <w:proofErr w:type="spellStart"/>
+            <w:r>
+              <w:rPr>
+                <w:rFonts w:hint="eastAsia"/>
+              </w:rPr>
+              <w:t>HostName</w:t>
+            </w:r>
+            <w:proofErr w:type="spellEnd"/>
+            <w:r>
+              <w:rPr>
+                <w:rFonts w:hint="eastAsia"/>
+              </w:rPr>
+              <w:t>:</w:t>
             </w:r>
           </w:p>
           <w:p>
@@ -8827,19 +9163,47 @@
               <w:rPr>
                 <w:rFonts w:hint="eastAsia"/>
               </w:rPr>
-              <w:t xml:space="preserve">   StatusDesc:</w:t>
-            </w:r>
-          </w:p>
-          <w:p>
-            <w:pPr>
-              <w:pStyle w:val="ListParagraph"/>
-              <w:ind w:firstLineChars="0" w:firstLine="0"/>
-            </w:pPr>
-            <w:r>
-              <w:rPr>
-                <w:rFonts w:hint="eastAsia"/>
-              </w:rPr>
-              <w:t xml:space="preserve">   errno:</w:t>
+              <w:t xml:space="preserve">   </w:t>
+            </w:r>
+            <w:proofErr w:type="spellStart"/>
+            <w:r>
+              <w:rPr>
+                <w:rFonts w:hint="eastAsia"/>
+              </w:rPr>
+              <w:t>StatusDesc</w:t>
+            </w:r>
+            <w:proofErr w:type="spellEnd"/>
+            <w:r>
+              <w:rPr>
+                <w:rFonts w:hint="eastAsia"/>
+              </w:rPr>
+              <w:t>:</w:t>
+            </w:r>
+          </w:p>
+          <w:p>
+            <w:pPr>
+              <w:pStyle w:val="ListParagraph"/>
+              <w:ind w:firstLineChars="0" w:firstLine="0"/>
+            </w:pPr>
+            <w:r>
+              <w:rPr>
+                <w:rFonts w:hint="eastAsia"/>
+              </w:rPr>
+              <w:t xml:space="preserve">   </w:t>
+            </w:r>
+            <w:proofErr w:type="spellStart"/>
+            <w:r>
+              <w:rPr>
+                <w:rFonts w:hint="eastAsia"/>
+              </w:rPr>
+              <w:t>errno</w:t>
+            </w:r>
+            <w:proofErr w:type="spellEnd"/>
+            <w:r>
+              <w:rPr>
+                <w:rFonts w:hint="eastAsia"/>
+              </w:rPr>
+              <w:t>:</w:t>
             </w:r>
           </w:p>
           <w:p>
@@ -8936,6 +9300,7 @@
         <w:rPr>
           <w:rFonts w:hint="eastAsia"/>
         </w:rPr>
+        <w:lastRenderedPageBreak/>
         <w:t>模块设计</w:t>
       </w:r>
     </w:p>
@@ -8952,7 +9317,7 @@
 
 <file path=word/comments.xml><?xml version="1.0" encoding="utf-8"?>
 <w:comments xmlns:ve="http://schemas.openxmlformats.org/markup-compatibility/2006" xmlns:o="urn:schemas-microsoft-com:office:office" xmlns:r="http://schemas.openxmlformats.org/officeDocument/2006/relationships" xmlns:m="http://schemas.openxmlformats.org/officeDocument/2006/math" xmlns:v="urn:schemas-microsoft-com:vml" xmlns:wp="http://schemas.openxmlformats.org/drawingml/2006/wordprocessingDrawing" xmlns:w10="urn:schemas-microsoft-com:office:word" xmlns:w="http://schemas.openxmlformats.org/wordprocessingml/2006/main" xmlns:wne="http://schemas.microsoft.com/office/word/2006/wordml">
-  <w:comment w:id="114" w:author="linyoubin" w:date="2014-08-11T16:04:00Z" w:initials="l">
+  <w:comment w:id="122" w:author="linyoubin" w:date="2014-08-11T16:04:00Z" w:initials="l">
     <w:p>
       <w:pPr>
         <w:pStyle w:val="CommentText"/>

--- a/internal_doc/03.开发设计/OM/OM架构设计.docx
+++ b/internal_doc/03.开发设计/OM/OM架构设计.docx
@@ -2516,7 +2516,6 @@
               <w:ind w:firstLineChars="0" w:firstLine="0"/>
               <w:rPr>
                 <w:ins w:id="36" w:author="tanzhaobo" w:date="2015-03-18T14:07:00Z"/>
-                <w:rFonts w:hint="eastAsia"/>
               </w:rPr>
             </w:pPr>
             <w:ins w:id="37" w:author="tanzhaobo" w:date="2015-03-18T14:07:00Z">
@@ -2536,7 +2535,6 @@
               <w:ind w:firstLineChars="0" w:firstLine="0"/>
               <w:rPr>
                 <w:ins w:id="38" w:author="tanzhaobo" w:date="2015-03-18T14:07:00Z"/>
-                <w:rFonts w:hint="eastAsia"/>
               </w:rPr>
             </w:pPr>
             <w:ins w:id="39" w:author="tanzhaobo" w:date="2015-03-18T14:08:00Z">
@@ -3046,21 +3044,7 @@
                 <w:rPr>
                   <w:rFonts w:hint="eastAsia"/>
                 </w:rPr>
-                <w:t>/opt/</w:t>
-              </w:r>
-              <w:proofErr w:type="spellStart"/>
-              <w:r>
-                <w:rPr>
-                  <w:rFonts w:hint="eastAsia"/>
-                </w:rPr>
-                <w:t>sequoiadb</w:t>
-              </w:r>
-              <w:proofErr w:type="spellEnd"/>
-              <w:r>
-                <w:rPr>
-                  <w:rFonts w:hint="eastAsia"/>
-                </w:rPr>
-                <w:t>/bin</w:t>
+                <w:t>/opt/sequoiadb/bin</w:t>
               </w:r>
               <w:r>
                 <w:t>”</w:t>
@@ -6394,37 +6378,264 @@
             <w:r>
               <w:t>”</w:t>
             </w:r>
+            <w:r>
+              <w:rPr>
+                <w:rFonts w:hint="eastAsia"/>
+              </w:rPr>
+              <w:t>sequoiadb</w:t>
+            </w:r>
+            <w:r>
+              <w:t>”</w:t>
+            </w:r>
+          </w:p>
+        </w:tc>
+      </w:tr>
+      <w:tr>
+        <w:tc>
+          <w:tcPr>
+            <w:tcW w:w="1920" w:type="dxa"/>
+          </w:tcPr>
+          <w:p>
+            <w:pPr>
+              <w:pStyle w:val="ListParagraph"/>
+              <w:ind w:firstLineChars="0" w:firstLine="0"/>
+            </w:pPr>
             <w:proofErr w:type="spellStart"/>
             <w:r>
               <w:rPr>
                 <w:rFonts w:hint="eastAsia"/>
               </w:rPr>
-              <w:t>sequoiadb</w:t>
+              <w:t>DeployMod</w:t>
             </w:r>
             <w:proofErr w:type="spellEnd"/>
+          </w:p>
+        </w:tc>
+        <w:tc>
+          <w:tcPr>
+            <w:tcW w:w="1920" w:type="dxa"/>
+          </w:tcPr>
+          <w:p>
+            <w:pPr>
+              <w:pStyle w:val="ListParagraph"/>
+              <w:ind w:firstLineChars="0" w:firstLine="0"/>
+            </w:pPr>
+            <w:r>
+              <w:rPr>
+                <w:rFonts w:hint="eastAsia"/>
+              </w:rPr>
+              <w:t>String</w:t>
+            </w:r>
+          </w:p>
+        </w:tc>
+        <w:tc>
+          <w:tcPr>
+            <w:tcW w:w="1921" w:type="dxa"/>
+          </w:tcPr>
+          <w:p>
+            <w:pPr>
+              <w:pStyle w:val="ListParagraph"/>
+              <w:ind w:firstLineChars="0" w:firstLine="0"/>
+            </w:pPr>
+          </w:p>
+        </w:tc>
+        <w:tc>
+          <w:tcPr>
+            <w:tcW w:w="1921" w:type="dxa"/>
+          </w:tcPr>
+          <w:p>
+            <w:pPr>
+              <w:pStyle w:val="ListParagraph"/>
+              <w:ind w:firstLineChars="0" w:firstLine="0"/>
+            </w:pPr>
+            <w:r>
+              <w:t>standalone</w:t>
+            </w:r>
+            <w:r>
+              <w:rPr>
+                <w:rFonts w:hint="eastAsia"/>
+              </w:rPr>
+              <w:t>/distribution</w:t>
+            </w:r>
+          </w:p>
+        </w:tc>
+      </w:tr>
+      <w:tr>
+        <w:tc>
+          <w:tcPr>
+            <w:tcW w:w="1920" w:type="dxa"/>
+          </w:tcPr>
+          <w:p>
+            <w:pPr>
+              <w:pStyle w:val="ListParagraph"/>
+              <w:ind w:firstLineChars="0" w:firstLine="0"/>
+            </w:pPr>
+            <w:proofErr w:type="spellStart"/>
+            <w:r>
+              <w:rPr>
+                <w:rFonts w:hint="eastAsia"/>
+              </w:rPr>
+              <w:t>ClusterName</w:t>
+            </w:r>
+            <w:proofErr w:type="spellEnd"/>
+          </w:p>
+        </w:tc>
+        <w:tc>
+          <w:tcPr>
+            <w:tcW w:w="1920" w:type="dxa"/>
+          </w:tcPr>
+          <w:p>
+            <w:pPr>
+              <w:pStyle w:val="ListParagraph"/>
+              <w:ind w:firstLineChars="0" w:firstLine="0"/>
+            </w:pPr>
+            <w:r>
+              <w:rPr>
+                <w:rFonts w:hint="eastAsia"/>
+              </w:rPr>
+              <w:t>String</w:t>
+            </w:r>
+          </w:p>
+        </w:tc>
+        <w:tc>
+          <w:tcPr>
+            <w:tcW w:w="1921" w:type="dxa"/>
+          </w:tcPr>
+          <w:p>
+            <w:pPr>
+              <w:pStyle w:val="ListParagraph"/>
+              <w:ind w:firstLineChars="0" w:firstLine="0"/>
+            </w:pPr>
+          </w:p>
+        </w:tc>
+        <w:tc>
+          <w:tcPr>
+            <w:tcW w:w="1921" w:type="dxa"/>
+          </w:tcPr>
+          <w:p>
+            <w:pPr>
+              <w:pStyle w:val="ListParagraph"/>
+              <w:ind w:firstLineChars="0" w:firstLine="0"/>
+            </w:pPr>
+            <w:proofErr w:type="spellStart"/>
+            <w:r>
+              <w:rPr>
+                <w:rFonts w:hint="eastAsia"/>
+              </w:rPr>
+              <w:t>ClusterName</w:t>
+            </w:r>
+            <w:proofErr w:type="spellEnd"/>
+            <w:r>
+              <w:rPr>
+                <w:rFonts w:hint="eastAsia"/>
+              </w:rPr>
+              <w:t>:</w:t>
+            </w:r>
             <w:r>
               <w:t>”</w:t>
             </w:r>
-          </w:p>
-        </w:tc>
-      </w:tr>
-      <w:tr>
-        <w:tc>
-          <w:tcPr>
-            <w:tcW w:w="1920" w:type="dxa"/>
-          </w:tcPr>
-          <w:p>
-            <w:pPr>
-              <w:pStyle w:val="ListParagraph"/>
-              <w:ind w:firstLineChars="0" w:firstLine="0"/>
+            <w:r>
+              <w:rPr>
+                <w:rFonts w:hint="eastAsia"/>
+              </w:rPr>
+              <w:t>C1</w:t>
+            </w:r>
+            <w:r>
+              <w:t>”</w:t>
+            </w:r>
+          </w:p>
+        </w:tc>
+      </w:tr>
+      <w:tr>
+        <w:tc>
+          <w:tcPr>
+            <w:tcW w:w="1920" w:type="dxa"/>
+          </w:tcPr>
+          <w:p>
+            <w:pPr>
+              <w:pStyle w:val="ListParagraph"/>
+              <w:ind w:firstLineChars="0" w:firstLine="0"/>
+            </w:pPr>
+            <w:r>
+              <w:rPr>
+                <w:rFonts w:hint="eastAsia"/>
+              </w:rPr>
+              <w:t>Time</w:t>
+            </w:r>
+          </w:p>
+        </w:tc>
+        <w:tc>
+          <w:tcPr>
+            <w:tcW w:w="1920" w:type="dxa"/>
+          </w:tcPr>
+          <w:p>
+            <w:pPr>
+              <w:pStyle w:val="ListParagraph"/>
+              <w:ind w:firstLineChars="0" w:firstLine="0"/>
+            </w:pPr>
+            <w:r>
+              <w:rPr>
+                <w:rFonts w:hint="eastAsia"/>
+              </w:rPr>
+              <w:t>Timestamp</w:t>
+            </w:r>
+          </w:p>
+        </w:tc>
+        <w:tc>
+          <w:tcPr>
+            <w:tcW w:w="1921" w:type="dxa"/>
+          </w:tcPr>
+          <w:p>
+            <w:pPr>
+              <w:pStyle w:val="ListParagraph"/>
+              <w:ind w:firstLineChars="0" w:firstLine="0"/>
+            </w:pPr>
+          </w:p>
+        </w:tc>
+        <w:tc>
+          <w:tcPr>
+            <w:tcW w:w="1921" w:type="dxa"/>
+          </w:tcPr>
+          <w:p>
+            <w:pPr>
+              <w:pStyle w:val="ListParagraph"/>
+              <w:ind w:firstLineChars="0" w:firstLine="0"/>
+            </w:pPr>
+          </w:p>
+        </w:tc>
+      </w:tr>
+      <w:tr>
+        <w:trPr>
+          <w:ins w:id="122" w:author="linyoubin" w:date="2015-05-08T13:27:00Z"/>
+        </w:trPr>
+        <w:tc>
+          <w:tcPr>
+            <w:tcW w:w="1920" w:type="dxa"/>
+          </w:tcPr>
+          <w:p>
+            <w:pPr>
+              <w:pStyle w:val="ListParagraph"/>
+              <w:ind w:firstLineChars="0" w:firstLine="0"/>
+              <w:rPr>
+                <w:ins w:id="123" w:author="linyoubin" w:date="2015-05-08T13:27:00Z"/>
+              </w:rPr>
             </w:pPr>
             <w:proofErr w:type="spellStart"/>
-            <w:r>
-              <w:rPr>
-                <w:rFonts w:hint="eastAsia"/>
-              </w:rPr>
-              <w:t>DeployMod</w:t>
-            </w:r>
+            <w:ins w:id="124" w:author="linyoubin" w:date="2015-05-11T16:55:00Z">
+              <w:r>
+                <w:rPr>
+                  <w:rFonts w:hint="eastAsia"/>
+                </w:rPr>
+                <w:t>A</w:t>
+              </w:r>
+            </w:ins>
+            <w:ins w:id="125" w:author="linyoubin" w:date="2015-05-08T13:49:00Z">
+              <w:r>
+                <w:rPr>
+                  <w:rFonts w:hint="eastAsia"/>
+                </w:rPr>
+                <w:t>dditionType</w:t>
+              </w:r>
+            </w:ins>
             <w:proofErr w:type="spellEnd"/>
           </w:p>
         </w:tc>
@@ -6436,202 +6647,126 @@
             <w:pPr>
               <w:pStyle w:val="ListParagraph"/>
               <w:ind w:firstLineChars="0" w:firstLine="0"/>
-            </w:pPr>
-            <w:r>
-              <w:rPr>
-                <w:rFonts w:hint="eastAsia"/>
-              </w:rPr>
-              <w:t>String</w:t>
-            </w:r>
-          </w:p>
-        </w:tc>
-        <w:tc>
-          <w:tcPr>
-            <w:tcW w:w="1921" w:type="dxa"/>
-          </w:tcPr>
-          <w:p>
-            <w:pPr>
-              <w:pStyle w:val="ListParagraph"/>
-              <w:ind w:firstLineChars="0" w:firstLine="0"/>
-            </w:pPr>
-          </w:p>
-        </w:tc>
-        <w:tc>
-          <w:tcPr>
-            <w:tcW w:w="1921" w:type="dxa"/>
-          </w:tcPr>
-          <w:p>
-            <w:pPr>
-              <w:pStyle w:val="ListParagraph"/>
-              <w:ind w:firstLineChars="0" w:firstLine="0"/>
-            </w:pPr>
-            <w:r>
-              <w:t>standalone</w:t>
-            </w:r>
-            <w:r>
-              <w:rPr>
-                <w:rFonts w:hint="eastAsia"/>
-              </w:rPr>
-              <w:t>/distribution</w:t>
-            </w:r>
-          </w:p>
-        </w:tc>
-      </w:tr>
-      <w:tr>
-        <w:tc>
-          <w:tcPr>
-            <w:tcW w:w="1920" w:type="dxa"/>
-          </w:tcPr>
-          <w:p>
-            <w:pPr>
-              <w:pStyle w:val="ListParagraph"/>
-              <w:ind w:firstLineChars="0" w:firstLine="0"/>
-            </w:pPr>
-            <w:proofErr w:type="spellStart"/>
-            <w:r>
-              <w:rPr>
-                <w:rFonts w:hint="eastAsia"/>
-              </w:rPr>
-              <w:t>ClusterName</w:t>
-            </w:r>
-            <w:proofErr w:type="spellEnd"/>
-          </w:p>
-        </w:tc>
-        <w:tc>
-          <w:tcPr>
-            <w:tcW w:w="1920" w:type="dxa"/>
-          </w:tcPr>
-          <w:p>
-            <w:pPr>
-              <w:pStyle w:val="ListParagraph"/>
-              <w:ind w:firstLineChars="0" w:firstLine="0"/>
-            </w:pPr>
-            <w:r>
-              <w:rPr>
-                <w:rFonts w:hint="eastAsia"/>
-              </w:rPr>
-              <w:t>String</w:t>
-            </w:r>
-          </w:p>
-        </w:tc>
-        <w:tc>
-          <w:tcPr>
-            <w:tcW w:w="1921" w:type="dxa"/>
-          </w:tcPr>
-          <w:p>
-            <w:pPr>
-              <w:pStyle w:val="ListParagraph"/>
-              <w:ind w:firstLineChars="0" w:firstLine="0"/>
-            </w:pPr>
-          </w:p>
-        </w:tc>
-        <w:tc>
-          <w:tcPr>
-            <w:tcW w:w="1921" w:type="dxa"/>
-          </w:tcPr>
-          <w:p>
-            <w:pPr>
-              <w:pStyle w:val="ListParagraph"/>
-              <w:ind w:firstLineChars="0" w:firstLine="0"/>
-            </w:pPr>
-            <w:proofErr w:type="spellStart"/>
-            <w:r>
-              <w:rPr>
-                <w:rFonts w:hint="eastAsia"/>
-              </w:rPr>
-              <w:t>ClusterName</w:t>
-            </w:r>
-            <w:proofErr w:type="spellEnd"/>
-            <w:r>
-              <w:rPr>
-                <w:rFonts w:hint="eastAsia"/>
-              </w:rPr>
-              <w:t>:</w:t>
-            </w:r>
-            <w:r>
-              <w:t>”</w:t>
-            </w:r>
-            <w:r>
-              <w:rPr>
-                <w:rFonts w:hint="eastAsia"/>
-              </w:rPr>
-              <w:t>C1</w:t>
-            </w:r>
-            <w:r>
-              <w:t>”</w:t>
-            </w:r>
-          </w:p>
-        </w:tc>
-      </w:tr>
-      <w:tr>
-        <w:tc>
-          <w:tcPr>
-            <w:tcW w:w="1920" w:type="dxa"/>
-          </w:tcPr>
-          <w:p>
-            <w:pPr>
-              <w:pStyle w:val="ListParagraph"/>
-              <w:ind w:firstLineChars="0" w:firstLine="0"/>
-            </w:pPr>
-            <w:r>
-              <w:rPr>
-                <w:rFonts w:hint="eastAsia"/>
-              </w:rPr>
-              <w:t>Time</w:t>
-            </w:r>
-          </w:p>
-        </w:tc>
-        <w:tc>
-          <w:tcPr>
-            <w:tcW w:w="1920" w:type="dxa"/>
-          </w:tcPr>
-          <w:p>
-            <w:pPr>
-              <w:pStyle w:val="ListParagraph"/>
-              <w:ind w:firstLineChars="0" w:firstLine="0"/>
-            </w:pPr>
-            <w:r>
-              <w:rPr>
-                <w:rFonts w:hint="eastAsia"/>
-              </w:rPr>
-              <w:t>Timestamp</w:t>
-            </w:r>
-          </w:p>
-        </w:tc>
-        <w:tc>
-          <w:tcPr>
-            <w:tcW w:w="1921" w:type="dxa"/>
-          </w:tcPr>
-          <w:p>
-            <w:pPr>
-              <w:pStyle w:val="ListParagraph"/>
-              <w:ind w:firstLineChars="0" w:firstLine="0"/>
-            </w:pPr>
-          </w:p>
-        </w:tc>
-        <w:tc>
-          <w:tcPr>
-            <w:tcW w:w="1921" w:type="dxa"/>
-          </w:tcPr>
-          <w:p>
-            <w:pPr>
-              <w:pStyle w:val="ListParagraph"/>
-              <w:ind w:firstLineChars="0" w:firstLine="0"/>
-            </w:pPr>
-          </w:p>
-        </w:tc>
-      </w:tr>
-      <w:tr>
-        <w:tc>
-          <w:tcPr>
-            <w:tcW w:w="1920" w:type="dxa"/>
-          </w:tcPr>
-          <w:p>
-            <w:pPr>
-              <w:pStyle w:val="ListParagraph"/>
-              <w:ind w:firstLineChars="0" w:firstLine="0"/>
-            </w:pPr>
-            <w:commentRangeStart w:id="122"/>
+              <w:rPr>
+                <w:ins w:id="126" w:author="linyoubin" w:date="2015-05-08T13:27:00Z"/>
+              </w:rPr>
+            </w:pPr>
+            <w:ins w:id="127" w:author="linyoubin" w:date="2015-05-08T13:49:00Z">
+              <w:r>
+                <w:rPr>
+                  <w:rFonts w:hint="eastAsia"/>
+                </w:rPr>
+                <w:t>INT32</w:t>
+              </w:r>
+            </w:ins>
+          </w:p>
+        </w:tc>
+        <w:tc>
+          <w:tcPr>
+            <w:tcW w:w="1921" w:type="dxa"/>
+          </w:tcPr>
+          <w:p>
+            <w:pPr>
+              <w:pStyle w:val="ListParagraph"/>
+              <w:ind w:firstLineChars="0" w:firstLine="0"/>
+              <w:rPr>
+                <w:ins w:id="128" w:author="linyoubin" w:date="2015-05-08T13:27:00Z"/>
+              </w:rPr>
+            </w:pPr>
+            <w:ins w:id="129" w:author="linyoubin" w:date="2015-05-08T13:28:00Z">
+              <w:r>
+                <w:rPr>
+                  <w:rFonts w:hint="eastAsia"/>
+                </w:rPr>
+                <w:t>添加类型，</w:t>
+              </w:r>
+            </w:ins>
+            <w:ins w:id="130" w:author="linyoubin" w:date="2015-05-08T13:49:00Z">
+              <w:r>
+                <w:rPr>
+                  <w:rFonts w:hint="eastAsia"/>
+                </w:rPr>
+                <w:t>1:</w:t>
+              </w:r>
+            </w:ins>
+            <w:ins w:id="131" w:author="linyoubin" w:date="2015-05-08T13:37:00Z">
+              <w:r>
+                <w:rPr>
+                  <w:rFonts w:hint="eastAsia"/>
+                </w:rPr>
+                <w:t>表示该业务是</w:t>
+              </w:r>
+            </w:ins>
+            <w:ins w:id="132" w:author="linyoubin" w:date="2015-05-08T13:28:00Z">
+              <w:r>
+                <w:rPr>
+                  <w:rFonts w:hint="eastAsia"/>
+                </w:rPr>
+                <w:t>对接已有的业务，</w:t>
+              </w:r>
+            </w:ins>
+            <w:ins w:id="133" w:author="linyoubin" w:date="2015-05-08T13:50:00Z">
+              <w:r>
+                <w:rPr>
+                  <w:rFonts w:hint="eastAsia"/>
+                </w:rPr>
+                <w:t>0:</w:t>
+              </w:r>
+              <w:r>
+                <w:rPr>
+                  <w:rFonts w:hint="eastAsia"/>
+                </w:rPr>
+                <w:t>表示</w:t>
+              </w:r>
+            </w:ins>
+            <w:ins w:id="134" w:author="linyoubin" w:date="2015-05-08T13:28:00Z">
+              <w:r>
+                <w:rPr>
+                  <w:rFonts w:hint="eastAsia"/>
+                </w:rPr>
+                <w:t>通过</w:t>
+              </w:r>
+              <w:r>
+                <w:rPr>
+                  <w:rFonts w:hint="eastAsia"/>
+                </w:rPr>
+                <w:t>OM</w:t>
+              </w:r>
+              <w:r>
+                <w:rPr>
+                  <w:rFonts w:hint="eastAsia"/>
+                </w:rPr>
+                <w:t>安装的业务</w:t>
+              </w:r>
+            </w:ins>
+          </w:p>
+        </w:tc>
+        <w:tc>
+          <w:tcPr>
+            <w:tcW w:w="1921" w:type="dxa"/>
+          </w:tcPr>
+          <w:p>
+            <w:pPr>
+              <w:pStyle w:val="ListParagraph"/>
+              <w:ind w:firstLineChars="0" w:firstLine="0"/>
+              <w:rPr>
+                <w:ins w:id="135" w:author="linyoubin" w:date="2015-05-08T13:27:00Z"/>
+              </w:rPr>
+            </w:pPr>
+          </w:p>
+        </w:tc>
+      </w:tr>
+      <w:tr>
+        <w:tc>
+          <w:tcPr>
+            <w:tcW w:w="1920" w:type="dxa"/>
+          </w:tcPr>
+          <w:p>
+            <w:pPr>
+              <w:pStyle w:val="ListParagraph"/>
+              <w:ind w:firstLineChars="0" w:firstLine="0"/>
+            </w:pPr>
+            <w:commentRangeStart w:id="136"/>
             <w:r>
               <w:rPr>
                 <w:rFonts w:hint="eastAsia"/>
@@ -6958,7 +7093,7 @@
         </w:tc>
       </w:tr>
     </w:tbl>
-    <w:commentRangeEnd w:id="122"/>
+    <w:commentRangeEnd w:id="136"/>
     <w:p>
       <w:pPr>
         <w:pStyle w:val="ListParagraph"/>
@@ -6968,7 +7103,7 @@
         <w:rPr>
           <w:rStyle w:val="CommentReference"/>
         </w:rPr>
-        <w:commentReference w:id="122"/>
+        <w:commentReference w:id="136"/>
       </w:r>
     </w:p>
     <w:p>
@@ -7956,6 +8091,7 @@
               <w:rPr>
                 <w:rFonts w:hint="eastAsia"/>
               </w:rPr>
+              <w:lastRenderedPageBreak/>
               <w:t>Add Business</w:t>
             </w:r>
           </w:p>
@@ -7987,6 +8123,7 @@
               <w:rPr>
                 <w:rFonts w:hint="eastAsia"/>
               </w:rPr>
+              <w:lastRenderedPageBreak/>
               <w:t>TaskName</w:t>
             </w:r>
             <w:proofErr w:type="spellEnd"/>
@@ -8119,7 +8256,6 @@
               <w:rPr>
                 <w:rFonts w:hint="eastAsia"/>
               </w:rPr>
-              <w:lastRenderedPageBreak/>
               <w:t>EndTime</w:t>
             </w:r>
             <w:proofErr w:type="spellEnd"/>
@@ -8643,15 +8779,7 @@
             </w:r>
             <w:proofErr w:type="spellEnd"/>
             <w:r>
-              <w:t>":"</w:t>
-            </w:r>
-            <w:proofErr w:type="spellStart"/>
-            <w:r>
-              <w:t>sequoiadb</w:t>
-            </w:r>
-            <w:proofErr w:type="spellEnd"/>
-            <w:r>
-              <w:t>", "</w:t>
+              <w:t>":"sequoiadb", "</w:t>
             </w:r>
             <w:proofErr w:type="spellStart"/>
             <w:r>
@@ -9317,7 +9445,7 @@
 
 <file path=word/comments.xml><?xml version="1.0" encoding="utf-8"?>
 <w:comments xmlns:ve="http://schemas.openxmlformats.org/markup-compatibility/2006" xmlns:o="urn:schemas-microsoft-com:office:office" xmlns:r="http://schemas.openxmlformats.org/officeDocument/2006/relationships" xmlns:m="http://schemas.openxmlformats.org/officeDocument/2006/math" xmlns:v="urn:schemas-microsoft-com:vml" xmlns:wp="http://schemas.openxmlformats.org/drawingml/2006/wordprocessingDrawing" xmlns:w10="urn:schemas-microsoft-com:office:word" xmlns:w="http://schemas.openxmlformats.org/wordprocessingml/2006/main" xmlns:wne="http://schemas.microsoft.com/office/word/2006/wordml">
-  <w:comment w:id="122" w:author="linyoubin" w:date="2014-08-11T16:04:00Z" w:initials="l">
+  <w:comment w:id="136" w:author="linyoubin" w:date="2014-08-11T16:04:00Z" w:initials="l">
     <w:p>
       <w:pPr>
         <w:pStyle w:val="CommentText"/>
@@ -10160,7 +10288,7 @@
         <a:sysClr val="windowText" lastClr="000000"/>
       </a:dk1>
       <a:lt1>
-        <a:sysClr val="window" lastClr="FFFFFF"/>
+        <a:sysClr val="window" lastClr="C7EDCC"/>
       </a:lt1>
       <a:dk2>
         <a:srgbClr val="1F497D"/>

--- a/internal_doc/03.开发设计/OM/OM架构设计.docx
+++ b/internal_doc/03.开发设计/OM/OM架构设计.docx
@@ -8779,7 +8779,15 @@
             </w:r>
             <w:proofErr w:type="spellEnd"/>
             <w:r>
-              <w:t>":"sequoiadb", "</w:t>
+              <w:t>":"</w:t>
+            </w:r>
+            <w:proofErr w:type="spellStart"/>
+            <w:r>
+              <w:t>sequoiadb</w:t>
+            </w:r>
+            <w:proofErr w:type="spellEnd"/>
+            <w:r>
+              <w:t>", "</w:t>
             </w:r>
             <w:proofErr w:type="spellStart"/>
             <w:r>
@@ -8945,6 +8953,14 @@
               <w:pStyle w:val="ListParagraph"/>
               <w:ind w:firstLineChars="0" w:firstLine="0"/>
             </w:pPr>
+            <w:ins w:id="137" w:author="tanzhaobo" w:date="2015-06-03T16:06:00Z">
+              <w:r>
+                <w:rPr>
+                  <w:rFonts w:hint="eastAsia"/>
+                </w:rPr>
+                <w:t>detail</w:t>
+              </w:r>
+            </w:ins>
           </w:p>
         </w:tc>
         <w:tc>
@@ -8955,7 +8971,23 @@
             <w:pPr>
               <w:pStyle w:val="ListParagraph"/>
               <w:ind w:firstLineChars="0" w:firstLine="0"/>
-            </w:pPr>
+              <w:rPr>
+                <w:rPrChange w:id="138" w:author="tanzhaobo" w:date="2015-06-03T16:08:00Z">
+                  <w:rPr/>
+                </w:rPrChange>
+              </w:rPr>
+            </w:pPr>
+            <w:ins w:id="139" w:author="tanzhaobo" w:date="2015-06-03T16:06:00Z">
+              <w:r>
+                <w:t>S</w:t>
+              </w:r>
+              <w:r>
+                <w:rPr>
+                  <w:rFonts w:hint="eastAsia"/>
+                </w:rPr>
+                <w:t>tring</w:t>
+              </w:r>
+            </w:ins>
           </w:p>
         </w:tc>
         <w:tc>
@@ -10288,7 +10320,7 @@
         <a:sysClr val="windowText" lastClr="000000"/>
       </a:dk1>
       <a:lt1>
-        <a:sysClr val="window" lastClr="C7EDCC"/>
+        <a:sysClr val="window" lastClr="FFFFFF"/>
       </a:lt1>
       <a:dk2>
         <a:srgbClr val="1F497D"/>

--- a/internal_doc/03.开发设计/OM/OM架构设计.docx
+++ b/internal_doc/03.开发设计/OM/OM架构设计.docx
@@ -2924,7 +2924,6 @@
                 <w:ins w:id="60" w:author="tanzhaobo" w:date="2015-03-13T16:41:00Z"/>
               </w:rPr>
             </w:pPr>
-            <w:proofErr w:type="spellStart"/>
             <w:ins w:id="61" w:author="tanzhaobo" w:date="2015-03-13T16:45:00Z">
               <w:r>
                 <w:rPr>
@@ -2940,7 +2939,6 @@
                 </w:rPr>
                 <w:t>B</w:t>
               </w:r>
-              <w:proofErr w:type="spellEnd"/>
               <w:r>
                 <w:rPr>
                   <w:rFonts w:hint="eastAsia"/>
@@ -6554,10 +6552,14 @@
             <w:pPr>
               <w:pStyle w:val="ListParagraph"/>
               <w:ind w:firstLineChars="0" w:firstLine="0"/>
-            </w:pPr>
-            <w:r>
-              <w:rPr>
-                <w:rFonts w:hint="eastAsia"/>
+              <w:rPr>
+                <w:highlight w:val="yellow"/>
+              </w:rPr>
+            </w:pPr>
+            <w:r>
+              <w:rPr>
+                <w:rFonts w:hint="eastAsia"/>
+                <w:highlight w:val="yellow"/>
               </w:rPr>
               <w:t>Time</w:t>
             </w:r>
@@ -6571,71 +6573,93 @@
             <w:pPr>
               <w:pStyle w:val="ListParagraph"/>
               <w:ind w:firstLineChars="0" w:firstLine="0"/>
-            </w:pPr>
-            <w:r>
-              <w:rPr>
-                <w:rFonts w:hint="eastAsia"/>
-              </w:rPr>
-              <w:t>Timestamp</w:t>
-            </w:r>
-          </w:p>
-        </w:tc>
-        <w:tc>
-          <w:tcPr>
-            <w:tcW w:w="1921" w:type="dxa"/>
-          </w:tcPr>
-          <w:p>
-            <w:pPr>
-              <w:pStyle w:val="ListParagraph"/>
-              <w:ind w:firstLineChars="0" w:firstLine="0"/>
-            </w:pPr>
-          </w:p>
-        </w:tc>
-        <w:tc>
-          <w:tcPr>
-            <w:tcW w:w="1921" w:type="dxa"/>
-          </w:tcPr>
-          <w:p>
-            <w:pPr>
-              <w:pStyle w:val="ListParagraph"/>
-              <w:ind w:firstLineChars="0" w:firstLine="0"/>
-            </w:pPr>
-          </w:p>
-        </w:tc>
-      </w:tr>
-      <w:tr>
-        <w:trPr>
-          <w:ins w:id="122" w:author="linyoubin" w:date="2015-05-08T13:27:00Z"/>
-        </w:trPr>
-        <w:tc>
-          <w:tcPr>
-            <w:tcW w:w="1920" w:type="dxa"/>
-          </w:tcPr>
-          <w:p>
-            <w:pPr>
-              <w:pStyle w:val="ListParagraph"/>
-              <w:ind w:firstLineChars="0" w:firstLine="0"/>
-              <w:rPr>
-                <w:ins w:id="123" w:author="linyoubin" w:date="2015-05-08T13:27:00Z"/>
-              </w:rPr>
+              <w:rPr>
+                <w:highlight w:val="yellow"/>
+              </w:rPr>
+            </w:pPr>
+            <w:r>
+              <w:rPr>
+                <w:rFonts w:hint="eastAsia"/>
+                <w:highlight w:val="yellow"/>
+              </w:rPr>
+              <w:t>String</w:t>
+            </w:r>
+          </w:p>
+        </w:tc>
+        <w:tc>
+          <w:tcPr>
+            <w:tcW w:w="1921" w:type="dxa"/>
+          </w:tcPr>
+          <w:p>
+            <w:pPr>
+              <w:pStyle w:val="ListParagraph"/>
+              <w:ind w:firstLineChars="0" w:firstLine="0"/>
+              <w:rPr>
+                <w:highlight w:val="yellow"/>
+              </w:rPr>
+            </w:pPr>
+          </w:p>
+        </w:tc>
+        <w:tc>
+          <w:tcPr>
+            <w:tcW w:w="1921" w:type="dxa"/>
+          </w:tcPr>
+          <w:p>
+            <w:pPr>
+              <w:pStyle w:val="ListParagraph"/>
+              <w:ind w:firstLineChars="0" w:firstLine="0"/>
+              <w:rPr>
+                <w:rFonts w:hint="eastAsia"/>
+                <w:highlight w:val="yellow"/>
+              </w:rPr>
+            </w:pPr>
+            <w:r>
+              <w:rPr>
+                <w:rFonts w:hint="eastAsia"/>
+                <w:highlight w:val="yellow"/>
+              </w:rPr>
+              <w:t>在</w:t>
+            </w:r>
+            <w:r>
+              <w:rPr>
+                <w:rFonts w:hint="eastAsia"/>
+                <w:highlight w:val="yellow"/>
+              </w:rPr>
+              <w:t>2.1</w:t>
+            </w:r>
+            <w:r>
+              <w:rPr>
+                <w:rFonts w:hint="eastAsia"/>
+                <w:highlight w:val="yellow"/>
+              </w:rPr>
+              <w:t>加入</w:t>
+            </w:r>
+          </w:p>
+        </w:tc>
+      </w:tr>
+      <w:tr>
+        <w:tc>
+          <w:tcPr>
+            <w:tcW w:w="1920" w:type="dxa"/>
+          </w:tcPr>
+          <w:p>
+            <w:pPr>
+              <w:pStyle w:val="ListParagraph"/>
+              <w:ind w:firstLineChars="0" w:firstLine="0"/>
             </w:pPr>
             <w:proofErr w:type="spellStart"/>
-            <w:ins w:id="124" w:author="linyoubin" w:date="2015-05-11T16:55:00Z">
-              <w:r>
-                <w:rPr>
-                  <w:rFonts w:hint="eastAsia"/>
-                </w:rPr>
-                <w:t>A</w:t>
-              </w:r>
-            </w:ins>
-            <w:ins w:id="125" w:author="linyoubin" w:date="2015-05-08T13:49:00Z">
-              <w:r>
-                <w:rPr>
-                  <w:rFonts w:hint="eastAsia"/>
-                </w:rPr>
-                <w:t>dditionType</w:t>
-              </w:r>
-            </w:ins>
+            <w:r>
+              <w:rPr>
+                <w:rFonts w:hint="eastAsia"/>
+              </w:rPr>
+              <w:t>A</w:t>
+            </w:r>
+            <w:r>
+              <w:rPr>
+                <w:rFonts w:hint="eastAsia"/>
+              </w:rPr>
+              <w:t>dditionType</w:t>
+            </w:r>
             <w:proofErr w:type="spellEnd"/>
           </w:p>
         </w:tc>
@@ -6647,129 +6671,109 @@
             <w:pPr>
               <w:pStyle w:val="ListParagraph"/>
               <w:ind w:firstLineChars="0" w:firstLine="0"/>
-              <w:rPr>
-                <w:ins w:id="126" w:author="linyoubin" w:date="2015-05-08T13:27:00Z"/>
-              </w:rPr>
-            </w:pPr>
-            <w:ins w:id="127" w:author="linyoubin" w:date="2015-05-08T13:49:00Z">
-              <w:r>
-                <w:rPr>
-                  <w:rFonts w:hint="eastAsia"/>
-                </w:rPr>
-                <w:t>INT32</w:t>
-              </w:r>
-            </w:ins>
-          </w:p>
-        </w:tc>
-        <w:tc>
-          <w:tcPr>
-            <w:tcW w:w="1921" w:type="dxa"/>
-          </w:tcPr>
-          <w:p>
-            <w:pPr>
-              <w:pStyle w:val="ListParagraph"/>
-              <w:ind w:firstLineChars="0" w:firstLine="0"/>
-              <w:rPr>
-                <w:ins w:id="128" w:author="linyoubin" w:date="2015-05-08T13:27:00Z"/>
-              </w:rPr>
-            </w:pPr>
-            <w:ins w:id="129" w:author="linyoubin" w:date="2015-05-08T13:28:00Z">
-              <w:r>
-                <w:rPr>
-                  <w:rFonts w:hint="eastAsia"/>
-                </w:rPr>
-                <w:t>添加类型，</w:t>
-              </w:r>
-            </w:ins>
-            <w:ins w:id="130" w:author="linyoubin" w:date="2015-05-08T13:49:00Z">
-              <w:r>
-                <w:rPr>
-                  <w:rFonts w:hint="eastAsia"/>
-                </w:rPr>
-                <w:t>1:</w:t>
-              </w:r>
-            </w:ins>
-            <w:ins w:id="131" w:author="linyoubin" w:date="2015-05-08T13:37:00Z">
-              <w:r>
-                <w:rPr>
-                  <w:rFonts w:hint="eastAsia"/>
-                </w:rPr>
-                <w:t>表示该业务是</w:t>
-              </w:r>
-            </w:ins>
-            <w:ins w:id="132" w:author="linyoubin" w:date="2015-05-08T13:28:00Z">
-              <w:r>
-                <w:rPr>
-                  <w:rFonts w:hint="eastAsia"/>
-                </w:rPr>
-                <w:t>对接已有的业务，</w:t>
-              </w:r>
-            </w:ins>
-            <w:ins w:id="133" w:author="linyoubin" w:date="2015-05-08T13:50:00Z">
-              <w:r>
-                <w:rPr>
-                  <w:rFonts w:hint="eastAsia"/>
-                </w:rPr>
-                <w:t>0:</w:t>
-              </w:r>
-              <w:r>
-                <w:rPr>
-                  <w:rFonts w:hint="eastAsia"/>
-                </w:rPr>
-                <w:t>表示</w:t>
-              </w:r>
-            </w:ins>
-            <w:ins w:id="134" w:author="linyoubin" w:date="2015-05-08T13:28:00Z">
-              <w:r>
-                <w:rPr>
-                  <w:rFonts w:hint="eastAsia"/>
-                </w:rPr>
-                <w:t>通过</w:t>
-              </w:r>
-              <w:r>
-                <w:rPr>
-                  <w:rFonts w:hint="eastAsia"/>
-                </w:rPr>
-                <w:t>OM</w:t>
-              </w:r>
-              <w:r>
-                <w:rPr>
-                  <w:rFonts w:hint="eastAsia"/>
-                </w:rPr>
-                <w:t>安装的业务</w:t>
-              </w:r>
-            </w:ins>
-          </w:p>
-        </w:tc>
-        <w:tc>
-          <w:tcPr>
-            <w:tcW w:w="1921" w:type="dxa"/>
-          </w:tcPr>
-          <w:p>
-            <w:pPr>
-              <w:pStyle w:val="ListParagraph"/>
-              <w:ind w:firstLineChars="0" w:firstLine="0"/>
-              <w:rPr>
-                <w:ins w:id="135" w:author="linyoubin" w:date="2015-05-08T13:27:00Z"/>
-              </w:rPr>
-            </w:pPr>
-          </w:p>
-        </w:tc>
-      </w:tr>
-      <w:tr>
-        <w:tc>
-          <w:tcPr>
-            <w:tcW w:w="1920" w:type="dxa"/>
-          </w:tcPr>
-          <w:p>
-            <w:pPr>
-              <w:pStyle w:val="ListParagraph"/>
-              <w:ind w:firstLineChars="0" w:firstLine="0"/>
-            </w:pPr>
-            <w:commentRangeStart w:id="136"/>
-            <w:r>
-              <w:rPr>
-                <w:rFonts w:hint="eastAsia"/>
+            </w:pPr>
+            <w:r>
+              <w:rPr>
+                <w:rFonts w:hint="eastAsia"/>
+              </w:rPr>
+              <w:t>INT32</w:t>
+            </w:r>
+          </w:p>
+        </w:tc>
+        <w:tc>
+          <w:tcPr>
+            <w:tcW w:w="1921" w:type="dxa"/>
+          </w:tcPr>
+          <w:p>
+            <w:pPr>
+              <w:pStyle w:val="ListParagraph"/>
+              <w:ind w:firstLineChars="0" w:firstLine="0"/>
+            </w:pPr>
+            <w:r>
+              <w:rPr>
+                <w:rFonts w:hint="eastAsia"/>
+              </w:rPr>
+              <w:t>添加类型，</w:t>
+            </w:r>
+            <w:r>
+              <w:rPr>
+                <w:rFonts w:hint="eastAsia"/>
+              </w:rPr>
+              <w:t>1:</w:t>
+            </w:r>
+            <w:r>
+              <w:rPr>
+                <w:rFonts w:hint="eastAsia"/>
+              </w:rPr>
+              <w:t>表示该业务是</w:t>
+            </w:r>
+            <w:r>
+              <w:rPr>
+                <w:rFonts w:hint="eastAsia"/>
+              </w:rPr>
+              <w:t>对接已有的业务，</w:t>
+            </w:r>
+            <w:r>
+              <w:rPr>
+                <w:rFonts w:hint="eastAsia"/>
+              </w:rPr>
+              <w:t>0:</w:t>
+            </w:r>
+            <w:r>
+              <w:rPr>
+                <w:rFonts w:hint="eastAsia"/>
+              </w:rPr>
+              <w:t>表示</w:t>
+            </w:r>
+            <w:r>
+              <w:rPr>
+                <w:rFonts w:hint="eastAsia"/>
+              </w:rPr>
+              <w:t>通过</w:t>
+            </w:r>
+            <w:r>
+              <w:rPr>
+                <w:rFonts w:hint="eastAsia"/>
+              </w:rPr>
+              <w:t>OM</w:t>
+            </w:r>
+            <w:r>
+              <w:rPr>
+                <w:rFonts w:hint="eastAsia"/>
+              </w:rPr>
+              <w:t>安装的业务</w:t>
+            </w:r>
+          </w:p>
+        </w:tc>
+        <w:tc>
+          <w:tcPr>
+            <w:tcW w:w="1921" w:type="dxa"/>
+          </w:tcPr>
+          <w:p>
+            <w:pPr>
+              <w:pStyle w:val="ListParagraph"/>
+              <w:ind w:firstLineChars="0" w:firstLine="0"/>
+            </w:pPr>
+          </w:p>
+        </w:tc>
+      </w:tr>
+      <w:tr>
+        <w:tc>
+          <w:tcPr>
+            <w:tcW w:w="1920" w:type="dxa"/>
+          </w:tcPr>
+          <w:p>
+            <w:pPr>
+              <w:pStyle w:val="ListParagraph"/>
+              <w:ind w:firstLineChars="0" w:firstLine="0"/>
+              <w:rPr>
+                <w:highlight w:val="yellow"/>
+              </w:rPr>
+            </w:pPr>
+            <w:r>
+              <w:rPr>
+                <w:rFonts w:hint="eastAsia"/>
+                <w:highlight w:val="yellow"/>
               </w:rPr>
               <w:t>Location</w:t>
             </w:r>
@@ -6783,10 +6787,14 @@
             <w:pPr>
               <w:pStyle w:val="ListParagraph"/>
               <w:ind w:firstLineChars="0" w:firstLine="0"/>
-            </w:pPr>
-            <w:r>
-              <w:rPr>
-                <w:rFonts w:hint="eastAsia"/>
+              <w:rPr>
+                <w:highlight w:val="yellow"/>
+              </w:rPr>
+            </w:pPr>
+            <w:r>
+              <w:rPr>
+                <w:rFonts w:hint="eastAsia"/>
+                <w:highlight w:val="yellow"/>
               </w:rPr>
               <w:t>[Object]</w:t>
             </w:r>
@@ -6800,18 +6808,46 @@
             <w:pPr>
               <w:pStyle w:val="ListParagraph"/>
               <w:ind w:firstLineChars="0" w:firstLine="0"/>
-            </w:pPr>
-          </w:p>
-        </w:tc>
-        <w:tc>
-          <w:tcPr>
-            <w:tcW w:w="1921" w:type="dxa"/>
-          </w:tcPr>
-          <w:p>
-            <w:pPr>
-              <w:pStyle w:val="ListParagraph"/>
-              <w:ind w:firstLineChars="0" w:firstLine="0"/>
-            </w:pPr>
+              <w:rPr>
+                <w:highlight w:val="yellow"/>
+              </w:rPr>
+            </w:pPr>
+          </w:p>
+        </w:tc>
+        <w:tc>
+          <w:tcPr>
+            <w:tcW w:w="1921" w:type="dxa"/>
+          </w:tcPr>
+          <w:p>
+            <w:pPr>
+              <w:pStyle w:val="ListParagraph"/>
+              <w:ind w:firstLineChars="0" w:firstLine="0"/>
+              <w:rPr>
+                <w:rFonts w:hint="eastAsia"/>
+                <w:highlight w:val="yellow"/>
+              </w:rPr>
+            </w:pPr>
+            <w:r>
+              <w:rPr>
+                <w:rFonts w:hint="eastAsia"/>
+                <w:highlight w:val="yellow"/>
+              </w:rPr>
+              <w:t>在</w:t>
+            </w:r>
+            <w:r>
+              <w:rPr>
+                <w:rFonts w:hint="eastAsia"/>
+                <w:highlight w:val="yellow"/>
+              </w:rPr>
+              <w:t>2.1</w:t>
+            </w:r>
+            <w:r>
+              <w:rPr>
+                <w:rFonts w:hint="eastAsia"/>
+                <w:highlight w:val="yellow"/>
+              </w:rPr>
+              <w:t>加入</w:t>
+            </w:r>
           </w:p>
         </w:tc>
       </w:tr>
@@ -7093,18 +7129,11 @@
         </w:tc>
       </w:tr>
     </w:tbl>
-    <w:commentRangeEnd w:id="136"/>
     <w:p>
       <w:pPr>
         <w:pStyle w:val="ListParagraph"/>
         <w:ind w:left="840" w:firstLineChars="0" w:firstLine="0"/>
       </w:pPr>
-      <w:r>
-        <w:rPr>
-          <w:rStyle w:val="CommentReference"/>
-        </w:rPr>
-        <w:commentReference w:id="136"/>
-      </w:r>
     </w:p>
     <w:p>
       <w:pPr>
@@ -7351,6 +7380,267 @@
             <w:pPr>
               <w:pStyle w:val="ListParagraph"/>
               <w:ind w:firstLineChars="0" w:firstLine="0"/>
+              <w:rPr>
+                <w:rFonts w:hint="eastAsia"/>
+                <w:highlight w:val="yellow"/>
+              </w:rPr>
+            </w:pPr>
+            <w:proofErr w:type="spellStart"/>
+            <w:r>
+              <w:rPr>
+                <w:rFonts w:hint="eastAsia"/>
+                <w:highlight w:val="yellow"/>
+              </w:rPr>
+              <w:t>ClusterName</w:t>
+            </w:r>
+            <w:proofErr w:type="spellEnd"/>
+          </w:p>
+        </w:tc>
+        <w:tc>
+          <w:tcPr>
+            <w:tcW w:w="1418" w:type="dxa"/>
+          </w:tcPr>
+          <w:p>
+            <w:pPr>
+              <w:pStyle w:val="ListParagraph"/>
+              <w:ind w:firstLineChars="0" w:firstLine="0"/>
+              <w:rPr>
+                <w:rFonts w:hint="eastAsia"/>
+                <w:highlight w:val="yellow"/>
+              </w:rPr>
+            </w:pPr>
+            <w:r>
+              <w:rPr>
+                <w:rFonts w:hint="eastAsia"/>
+                <w:highlight w:val="yellow"/>
+              </w:rPr>
+              <w:t>String</w:t>
+            </w:r>
+          </w:p>
+        </w:tc>
+        <w:tc>
+          <w:tcPr>
+            <w:tcW w:w="1559" w:type="dxa"/>
+          </w:tcPr>
+          <w:p>
+            <w:pPr>
+              <w:pStyle w:val="ListParagraph"/>
+              <w:ind w:firstLineChars="0" w:firstLine="0"/>
+              <w:rPr>
+                <w:highlight w:val="yellow"/>
+              </w:rPr>
+            </w:pPr>
+          </w:p>
+        </w:tc>
+        <w:tc>
+          <w:tcPr>
+            <w:tcW w:w="3027" w:type="dxa"/>
+          </w:tcPr>
+          <w:p>
+            <w:pPr>
+              <w:pStyle w:val="ListParagraph"/>
+              <w:ind w:firstLineChars="0" w:firstLine="0"/>
+              <w:rPr>
+                <w:rFonts w:hint="eastAsia"/>
+                <w:highlight w:val="yellow"/>
+              </w:rPr>
+            </w:pPr>
+            <w:r>
+              <w:rPr>
+                <w:rFonts w:hint="eastAsia"/>
+                <w:highlight w:val="yellow"/>
+              </w:rPr>
+              <w:t>在</w:t>
+            </w:r>
+            <w:r>
+              <w:rPr>
+                <w:rFonts w:hint="eastAsia"/>
+                <w:highlight w:val="yellow"/>
+              </w:rPr>
+              <w:t>2.1</w:t>
+            </w:r>
+            <w:r>
+              <w:rPr>
+                <w:rFonts w:hint="eastAsia"/>
+                <w:highlight w:val="yellow"/>
+              </w:rPr>
+              <w:t>版本引入。保持兼容</w:t>
+            </w:r>
+          </w:p>
+        </w:tc>
+      </w:tr>
+      <w:tr>
+        <w:tc>
+          <w:tcPr>
+            <w:tcW w:w="1678" w:type="dxa"/>
+          </w:tcPr>
+          <w:p>
+            <w:pPr>
+              <w:pStyle w:val="ListParagraph"/>
+              <w:ind w:firstLineChars="0" w:firstLine="0"/>
+              <w:rPr>
+                <w:rFonts w:hint="eastAsia"/>
+                <w:highlight w:val="yellow"/>
+              </w:rPr>
+            </w:pPr>
+            <w:proofErr w:type="spellStart"/>
+            <w:r>
+              <w:rPr>
+                <w:rFonts w:hint="eastAsia"/>
+                <w:highlight w:val="yellow"/>
+              </w:rPr>
+              <w:t>BusinessType</w:t>
+            </w:r>
+            <w:proofErr w:type="spellEnd"/>
+          </w:p>
+        </w:tc>
+        <w:tc>
+          <w:tcPr>
+            <w:tcW w:w="1418" w:type="dxa"/>
+          </w:tcPr>
+          <w:p>
+            <w:pPr>
+              <w:pStyle w:val="ListParagraph"/>
+              <w:ind w:firstLineChars="0" w:firstLine="0"/>
+              <w:rPr>
+                <w:rFonts w:hint="eastAsia"/>
+                <w:highlight w:val="yellow"/>
+              </w:rPr>
+            </w:pPr>
+            <w:r>
+              <w:rPr>
+                <w:rFonts w:hint="eastAsia"/>
+                <w:highlight w:val="yellow"/>
+              </w:rPr>
+              <w:t>String</w:t>
+            </w:r>
+          </w:p>
+        </w:tc>
+        <w:tc>
+          <w:tcPr>
+            <w:tcW w:w="1559" w:type="dxa"/>
+          </w:tcPr>
+          <w:p>
+            <w:pPr>
+              <w:pStyle w:val="ListParagraph"/>
+              <w:ind w:firstLineChars="0" w:firstLine="0"/>
+              <w:rPr>
+                <w:highlight w:val="yellow"/>
+              </w:rPr>
+            </w:pPr>
+          </w:p>
+        </w:tc>
+        <w:tc>
+          <w:tcPr>
+            <w:tcW w:w="3027" w:type="dxa"/>
+          </w:tcPr>
+          <w:p>
+            <w:pPr>
+              <w:pStyle w:val="ListParagraph"/>
+              <w:ind w:firstLineChars="0" w:firstLine="0"/>
+              <w:rPr>
+                <w:rFonts w:hint="eastAsia"/>
+                <w:highlight w:val="yellow"/>
+              </w:rPr>
+            </w:pPr>
+            <w:r>
+              <w:rPr>
+                <w:rFonts w:hint="eastAsia"/>
+                <w:highlight w:val="yellow"/>
+              </w:rPr>
+              <w:t>在</w:t>
+            </w:r>
+            <w:r>
+              <w:rPr>
+                <w:rFonts w:hint="eastAsia"/>
+                <w:highlight w:val="yellow"/>
+              </w:rPr>
+              <w:t>2.1</w:t>
+            </w:r>
+            <w:r>
+              <w:rPr>
+                <w:rFonts w:hint="eastAsia"/>
+                <w:highlight w:val="yellow"/>
+              </w:rPr>
+              <w:t>版本引入。兼容性做法：</w:t>
+            </w:r>
+          </w:p>
+          <w:p>
+            <w:pPr>
+              <w:pStyle w:val="ListParagraph"/>
+              <w:ind w:firstLineChars="0" w:firstLine="0"/>
+              <w:rPr>
+                <w:rFonts w:hint="eastAsia"/>
+                <w:highlight w:val="yellow"/>
+              </w:rPr>
+            </w:pPr>
+            <w:r>
+              <w:rPr>
+                <w:rFonts w:hint="eastAsia"/>
+                <w:highlight w:val="yellow"/>
+              </w:rPr>
+              <w:t>如果</w:t>
+            </w:r>
+            <w:proofErr w:type="spellStart"/>
+            <w:r>
+              <w:rPr>
+                <w:rFonts w:hint="eastAsia"/>
+                <w:highlight w:val="yellow"/>
+              </w:rPr>
+              <w:t>BusinessType</w:t>
+            </w:r>
+            <w:proofErr w:type="spellEnd"/>
+            <w:r>
+              <w:rPr>
+                <w:rFonts w:hint="eastAsia"/>
+                <w:highlight w:val="yellow"/>
+              </w:rPr>
+              <w:t>不存在，则通过</w:t>
+            </w:r>
+            <w:proofErr w:type="spellStart"/>
+            <w:r>
+              <w:rPr>
+                <w:rFonts w:hint="eastAsia"/>
+                <w:highlight w:val="yellow"/>
+              </w:rPr>
+              <w:t>BusinessName</w:t>
+            </w:r>
+            <w:proofErr w:type="spellEnd"/>
+            <w:r>
+              <w:rPr>
+                <w:rFonts w:hint="eastAsia"/>
+                <w:highlight w:val="yellow"/>
+              </w:rPr>
+              <w:t>获取一次</w:t>
+            </w:r>
+            <w:proofErr w:type="spellStart"/>
+            <w:r>
+              <w:rPr>
+                <w:rFonts w:hint="eastAsia"/>
+                <w:highlight w:val="yellow"/>
+              </w:rPr>
+              <w:t>BusinessType</w:t>
+            </w:r>
+            <w:proofErr w:type="spellEnd"/>
+            <w:r>
+              <w:rPr>
+                <w:rFonts w:hint="eastAsia"/>
+                <w:highlight w:val="yellow"/>
+              </w:rPr>
+              <w:t>，并加入结果集</w:t>
+            </w:r>
+          </w:p>
+        </w:tc>
+      </w:tr>
+      <w:tr>
+        <w:tc>
+          <w:tcPr>
+            <w:tcW w:w="1678" w:type="dxa"/>
+          </w:tcPr>
+          <w:p>
+            <w:pPr>
+              <w:pStyle w:val="ListParagraph"/>
+              <w:ind w:firstLineChars="0" w:firstLine="0"/>
             </w:pPr>
             <w:proofErr w:type="spellStart"/>
             <w:r>
@@ -7817,6 +8107,7 @@
         <w:rPr>
           <w:rFonts w:hint="eastAsia"/>
         </w:rPr>
+        <w:lastRenderedPageBreak/>
         <w:t>Task Info</w:t>
       </w:r>
     </w:p>
@@ -8091,7 +8382,6 @@
               <w:rPr>
                 <w:rFonts w:hint="eastAsia"/>
               </w:rPr>
-              <w:lastRenderedPageBreak/>
               <w:t>Add Business</w:t>
             </w:r>
           </w:p>
@@ -8123,7 +8413,6 @@
               <w:rPr>
                 <w:rFonts w:hint="eastAsia"/>
               </w:rPr>
-              <w:lastRenderedPageBreak/>
               <w:t>TaskName</w:t>
             </w:r>
             <w:proofErr w:type="spellEnd"/>
@@ -8953,7 +9242,7 @@
               <w:pStyle w:val="ListParagraph"/>
               <w:ind w:firstLineChars="0" w:firstLine="0"/>
             </w:pPr>
-            <w:ins w:id="137" w:author="tanzhaobo" w:date="2015-06-03T16:06:00Z">
+            <w:ins w:id="122" w:author="tanzhaobo" w:date="2015-06-03T16:06:00Z">
               <w:r>
                 <w:rPr>
                   <w:rFonts w:hint="eastAsia"/>
@@ -8971,13 +9260,8 @@
             <w:pPr>
               <w:pStyle w:val="ListParagraph"/>
               <w:ind w:firstLineChars="0" w:firstLine="0"/>
-              <w:rPr>
-                <w:rPrChange w:id="138" w:author="tanzhaobo" w:date="2015-06-03T16:08:00Z">
-                  <w:rPr/>
-                </w:rPrChange>
-              </w:rPr>
-            </w:pPr>
-            <w:ins w:id="139" w:author="tanzhaobo" w:date="2015-06-03T16:06:00Z">
+            </w:pPr>
+            <w:ins w:id="123" w:author="tanzhaobo" w:date="2015-06-03T16:06:00Z">
               <w:r>
                 <w:t>S</w:t>
               </w:r>
@@ -9349,6 +9633,7 @@
               <w:rPr>
                 <w:rFonts w:hint="eastAsia"/>
               </w:rPr>
+              <w:lastRenderedPageBreak/>
               <w:t xml:space="preserve">   </w:t>
             </w:r>
             <w:proofErr w:type="spellStart"/>
@@ -9460,7 +9745,6 @@
         <w:rPr>
           <w:rFonts w:hint="eastAsia"/>
         </w:rPr>
-        <w:lastRenderedPageBreak/>
         <w:t>模块设计</w:t>
       </w:r>
     </w:p>
@@ -9473,30 +9757,6 @@
     </w:sectPr>
   </w:body>
 </w:document>
-</file>
-
-<file path=word/comments.xml><?xml version="1.0" encoding="utf-8"?>
-<w:comments xmlns:ve="http://schemas.openxmlformats.org/markup-compatibility/2006" xmlns:o="urn:schemas-microsoft-com:office:office" xmlns:r="http://schemas.openxmlformats.org/officeDocument/2006/relationships" xmlns:m="http://schemas.openxmlformats.org/officeDocument/2006/math" xmlns:v="urn:schemas-microsoft-com:vml" xmlns:wp="http://schemas.openxmlformats.org/drawingml/2006/wordprocessingDrawing" xmlns:w10="urn:schemas-microsoft-com:office:word" xmlns:w="http://schemas.openxmlformats.org/wordprocessingml/2006/main" xmlns:wne="http://schemas.microsoft.com/office/word/2006/wordml">
-  <w:comment w:id="136" w:author="linyoubin" w:date="2014-08-11T16:04:00Z" w:initials="l">
-    <w:p>
-      <w:pPr>
-        <w:pStyle w:val="CommentText"/>
-      </w:pPr>
-      <w:r>
-        <w:rPr>
-          <w:rStyle w:val="CommentReference"/>
-        </w:rPr>
-        <w:annotationRef/>
-      </w:r>
-      <w:r>
-        <w:rPr>
-          <w:rFonts w:hint="eastAsia"/>
-        </w:rPr>
-        <w:t>待确定</w:t>
-      </w:r>
-    </w:p>
-  </w:comment>
-</w:comments>
 </file>
 
 <file path=word/numbering.xml><?xml version="1.0" encoding="utf-8"?>

--- a/internal_doc/03.开发设计/OM/OM架构设计.docx
+++ b/internal_doc/03.开发设计/OM/OM架构设计.docx
@@ -6609,7 +6609,6 @@
               <w:pStyle w:val="ListParagraph"/>
               <w:ind w:firstLineChars="0" w:firstLine="0"/>
               <w:rPr>
-                <w:rFonts w:hint="eastAsia"/>
                 <w:highlight w:val="yellow"/>
               </w:rPr>
             </w:pPr>
@@ -6823,7 +6822,6 @@
               <w:pStyle w:val="ListParagraph"/>
               <w:ind w:firstLineChars="0" w:firstLine="0"/>
               <w:rPr>
-                <w:rFonts w:hint="eastAsia"/>
                 <w:highlight w:val="yellow"/>
               </w:rPr>
             </w:pPr>
@@ -7071,59 +7069,78 @@
         </w:tc>
       </w:tr>
       <w:tr>
-        <w:tc>
-          <w:tcPr>
-            <w:tcW w:w="1920" w:type="dxa"/>
-          </w:tcPr>
-          <w:p>
-            <w:pPr>
-              <w:pStyle w:val="ListParagraph"/>
-              <w:ind w:firstLineChars="0" w:firstLine="0"/>
-            </w:pPr>
-            <w:r>
-              <w:rPr>
-                <w:rFonts w:hint="eastAsia"/>
-              </w:rPr>
-              <w:t>Disk</w:t>
-            </w:r>
-          </w:p>
-        </w:tc>
-        <w:tc>
-          <w:tcPr>
-            <w:tcW w:w="1920" w:type="dxa"/>
-          </w:tcPr>
-          <w:p>
-            <w:pPr>
-              <w:pStyle w:val="ListParagraph"/>
-              <w:ind w:firstLineChars="0" w:firstLine="0"/>
-            </w:pPr>
-            <w:r>
-              <w:rPr>
-                <w:rFonts w:hint="eastAsia"/>
-              </w:rPr>
-              <w:t>[String]</w:t>
-            </w:r>
-          </w:p>
-        </w:tc>
-        <w:tc>
-          <w:tcPr>
-            <w:tcW w:w="1921" w:type="dxa"/>
-          </w:tcPr>
-          <w:p>
-            <w:pPr>
-              <w:pStyle w:val="ListParagraph"/>
-              <w:ind w:firstLineChars="0" w:firstLine="0"/>
-            </w:pPr>
-          </w:p>
-        </w:tc>
-        <w:tc>
-          <w:tcPr>
-            <w:tcW w:w="1921" w:type="dxa"/>
-          </w:tcPr>
-          <w:p>
-            <w:pPr>
-              <w:pStyle w:val="ListParagraph"/>
-              <w:ind w:firstLineChars="0" w:firstLine="0"/>
+        <w:trPr>
+          <w:del w:id="122" w:author="linyoubin" w:date="2016-05-25T14:03:00Z"/>
+        </w:trPr>
+        <w:tc>
+          <w:tcPr>
+            <w:tcW w:w="1920" w:type="dxa"/>
+          </w:tcPr>
+          <w:p>
+            <w:pPr>
+              <w:pStyle w:val="ListParagraph"/>
+              <w:ind w:firstLineChars="0" w:firstLine="0"/>
+              <w:rPr>
+                <w:del w:id="123" w:author="linyoubin" w:date="2016-05-25T14:03:00Z"/>
+              </w:rPr>
+            </w:pPr>
+            <w:del w:id="124" w:author="linyoubin" w:date="2016-05-25T14:03:00Z">
+              <w:r>
+                <w:rPr>
+                  <w:rFonts w:hint="eastAsia"/>
+                </w:rPr>
+                <w:delText>Disk</w:delText>
+              </w:r>
+            </w:del>
+          </w:p>
+        </w:tc>
+        <w:tc>
+          <w:tcPr>
+            <w:tcW w:w="1920" w:type="dxa"/>
+          </w:tcPr>
+          <w:p>
+            <w:pPr>
+              <w:pStyle w:val="ListParagraph"/>
+              <w:ind w:firstLineChars="0" w:firstLine="0"/>
+              <w:rPr>
+                <w:del w:id="125" w:author="linyoubin" w:date="2016-05-25T14:03:00Z"/>
+              </w:rPr>
+            </w:pPr>
+            <w:del w:id="126" w:author="linyoubin" w:date="2016-05-25T14:03:00Z">
+              <w:r>
+                <w:rPr>
+                  <w:rFonts w:hint="eastAsia"/>
+                </w:rPr>
+                <w:delText>[String]</w:delText>
+              </w:r>
+            </w:del>
+          </w:p>
+        </w:tc>
+        <w:tc>
+          <w:tcPr>
+            <w:tcW w:w="1921" w:type="dxa"/>
+          </w:tcPr>
+          <w:p>
+            <w:pPr>
+              <w:pStyle w:val="ListParagraph"/>
+              <w:ind w:firstLineChars="0" w:firstLine="0"/>
+              <w:rPr>
+                <w:del w:id="127" w:author="linyoubin" w:date="2016-05-25T14:03:00Z"/>
+              </w:rPr>
+            </w:pPr>
+          </w:p>
+        </w:tc>
+        <w:tc>
+          <w:tcPr>
+            <w:tcW w:w="1921" w:type="dxa"/>
+          </w:tcPr>
+          <w:p>
+            <w:pPr>
+              <w:pStyle w:val="ListParagraph"/>
+              <w:ind w:firstLineChars="0" w:firstLine="0"/>
+              <w:rPr>
+                <w:del w:id="128" w:author="linyoubin" w:date="2016-05-25T14:03:00Z"/>
+              </w:rPr>
             </w:pPr>
           </w:p>
         </w:tc>
@@ -7381,7 +7398,6 @@
               <w:pStyle w:val="ListParagraph"/>
               <w:ind w:firstLineChars="0" w:firstLine="0"/>
               <w:rPr>
-                <w:rFonts w:hint="eastAsia"/>
                 <w:highlight w:val="yellow"/>
               </w:rPr>
             </w:pPr>
@@ -7405,7 +7421,6 @@
               <w:pStyle w:val="ListParagraph"/>
               <w:ind w:firstLineChars="0" w:firstLine="0"/>
               <w:rPr>
-                <w:rFonts w:hint="eastAsia"/>
                 <w:highlight w:val="yellow"/>
               </w:rPr>
             </w:pPr>
@@ -7441,7 +7456,6 @@
               <w:pStyle w:val="ListParagraph"/>
               <w:ind w:firstLineChars="0" w:firstLine="0"/>
               <w:rPr>
-                <w:rFonts w:hint="eastAsia"/>
                 <w:highlight w:val="yellow"/>
               </w:rPr>
             </w:pPr>
@@ -7479,7 +7493,6 @@
               <w:pStyle w:val="ListParagraph"/>
               <w:ind w:firstLineChars="0" w:firstLine="0"/>
               <w:rPr>
-                <w:rFonts w:hint="eastAsia"/>
                 <w:highlight w:val="yellow"/>
               </w:rPr>
             </w:pPr>
@@ -7503,7 +7516,6 @@
               <w:pStyle w:val="ListParagraph"/>
               <w:ind w:firstLineChars="0" w:firstLine="0"/>
               <w:rPr>
-                <w:rFonts w:hint="eastAsia"/>
                 <w:highlight w:val="yellow"/>
               </w:rPr>
             </w:pPr>
@@ -7539,7 +7551,6 @@
               <w:pStyle w:val="ListParagraph"/>
               <w:ind w:firstLineChars="0" w:firstLine="0"/>
               <w:rPr>
-                <w:rFonts w:hint="eastAsia"/>
                 <w:highlight w:val="yellow"/>
               </w:rPr>
             </w:pPr>
@@ -7570,7 +7581,6 @@
               <w:pStyle w:val="ListParagraph"/>
               <w:ind w:firstLineChars="0" w:firstLine="0"/>
               <w:rPr>
-                <w:rFonts w:hint="eastAsia"/>
                 <w:highlight w:val="yellow"/>
               </w:rPr>
             </w:pPr>
@@ -9068,15 +9078,7 @@
             </w:r>
             <w:proofErr w:type="spellEnd"/>
             <w:r>
-              <w:t>":"</w:t>
-            </w:r>
-            <w:proofErr w:type="spellStart"/>
-            <w:r>
-              <w:t>sequoiadb</w:t>
-            </w:r>
-            <w:proofErr w:type="spellEnd"/>
-            <w:r>
-              <w:t>", "</w:t>
+              <w:t>":"sequoiadb", "</w:t>
             </w:r>
             <w:proofErr w:type="spellStart"/>
             <w:r>
@@ -9242,7 +9244,7 @@
               <w:pStyle w:val="ListParagraph"/>
               <w:ind w:firstLineChars="0" w:firstLine="0"/>
             </w:pPr>
-            <w:ins w:id="122" w:author="tanzhaobo" w:date="2015-06-03T16:06:00Z">
+            <w:ins w:id="129" w:author="tanzhaobo" w:date="2015-06-03T16:06:00Z">
               <w:r>
                 <w:rPr>
                   <w:rFonts w:hint="eastAsia"/>
@@ -9261,7 +9263,7 @@
               <w:pStyle w:val="ListParagraph"/>
               <w:ind w:firstLineChars="0" w:firstLine="0"/>
             </w:pPr>
-            <w:ins w:id="123" w:author="tanzhaobo" w:date="2015-06-03T16:06:00Z">
+            <w:ins w:id="130" w:author="tanzhaobo" w:date="2015-06-03T16:06:00Z">
               <w:r>
                 <w:t>S</w:t>
               </w:r>
@@ -10580,7 +10582,7 @@
         <a:sysClr val="windowText" lastClr="000000"/>
       </a:dk1>
       <a:lt1>
-        <a:sysClr val="window" lastClr="FFFFFF"/>
+        <a:sysClr val="window" lastClr="C7EDCC"/>
       </a:lt1>
       <a:dk2>
         <a:srgbClr val="1F497D"/>
